--- a/temp_Proposal/11_Handoff/ICEBREAKER_개발자_WBS_작업전달서.docx
+++ b/temp_Proposal/11_Handoff/ICEBREAKER_개발자_WBS_작업전달서.docx
@@ -8,7 +8,7 @@
       </w:pPr>
       <w:r>
         <w:rPr>
-          <w:rFonts w:ascii="Noto Sans KR" w:hAnsi="Noto Sans KR" w:eastAsia="Noto Sans KR" w:cs="Noto Sans KR" w:hint="eastAsia"/>
+          <w:rFonts w:ascii="Apple SD Gothic Neo" w:hAnsi="Apple SD Gothic Neo" w:eastAsia="Apple SD Gothic Neo" w:cs="Apple SD Gothic Neo" w:hint="eastAsia"/>
           <w:b/>
           <w:color w:val="F39A3D"/>
           <w:sz w:val="22"/>
@@ -71,7 +71,7 @@
             </w:pPr>
             <w:r>
               <w:rPr>
-                <w:rFonts w:ascii="Noto Sans KR" w:hAnsi="Noto Sans KR" w:eastAsia="Noto Sans KR" w:cs="Noto Sans KR" w:hint="eastAsia"/>
+                <w:rFonts w:ascii="Apple SD Gothic Neo" w:hAnsi="Apple SD Gothic Neo" w:eastAsia="Apple SD Gothic Neo" w:cs="Apple SD Gothic Neo" w:hint="eastAsia"/>
                 <w:b/>
                 <w:color w:val="0B2545"/>
                 <w:sz w:val="19"/>
@@ -99,7 +99,7 @@
             </w:pPr>
             <w:r>
               <w:rPr>
-                <w:rFonts w:ascii="Noto Sans KR" w:hAnsi="Noto Sans KR" w:eastAsia="Noto Sans KR" w:cs="Noto Sans KR" w:hint="eastAsia"/>
+                <w:rFonts w:ascii="Apple SD Gothic Neo" w:hAnsi="Apple SD Gothic Neo" w:eastAsia="Apple SD Gothic Neo" w:cs="Apple SD Gothic Neo" w:hint="eastAsia"/>
                 <w:b w:val="0"/>
                 <w:color w:val="000000"/>
                 <w:sz w:val="19"/>
@@ -128,7 +128,7 @@
             </w:pPr>
             <w:r>
               <w:rPr>
-                <w:rFonts w:ascii="Noto Sans KR" w:hAnsi="Noto Sans KR" w:eastAsia="Noto Sans KR" w:cs="Noto Sans KR" w:hint="eastAsia"/>
+                <w:rFonts w:ascii="Apple SD Gothic Neo" w:hAnsi="Apple SD Gothic Neo" w:eastAsia="Apple SD Gothic Neo" w:cs="Apple SD Gothic Neo" w:hint="eastAsia"/>
                 <w:b/>
                 <w:color w:val="0B2545"/>
                 <w:sz w:val="19"/>
@@ -156,7 +156,7 @@
             </w:pPr>
             <w:r>
               <w:rPr>
-                <w:rFonts w:ascii="Noto Sans KR" w:hAnsi="Noto Sans KR" w:eastAsia="Noto Sans KR" w:cs="Noto Sans KR" w:hint="eastAsia"/>
+                <w:rFonts w:ascii="Apple SD Gothic Neo" w:hAnsi="Apple SD Gothic Neo" w:eastAsia="Apple SD Gothic Neo" w:cs="Apple SD Gothic Neo" w:hint="eastAsia"/>
                 <w:b w:val="0"/>
                 <w:color w:val="000000"/>
                 <w:sz w:val="19"/>
@@ -190,7 +190,7 @@
             </w:pPr>
             <w:r>
               <w:rPr>
-                <w:rFonts w:ascii="Noto Sans KR" w:hAnsi="Noto Sans KR" w:eastAsia="Noto Sans KR" w:cs="Noto Sans KR" w:hint="eastAsia"/>
+                <w:rFonts w:ascii="Apple SD Gothic Neo" w:hAnsi="Apple SD Gothic Neo" w:eastAsia="Apple SD Gothic Neo" w:cs="Apple SD Gothic Neo" w:hint="eastAsia"/>
                 <w:b/>
                 <w:color w:val="0B2545"/>
                 <w:sz w:val="19"/>
@@ -218,7 +218,7 @@
             </w:pPr>
             <w:r>
               <w:rPr>
-                <w:rFonts w:ascii="Noto Sans KR" w:hAnsi="Noto Sans KR" w:eastAsia="Noto Sans KR" w:cs="Noto Sans KR" w:hint="eastAsia"/>
+                <w:rFonts w:ascii="Apple SD Gothic Neo" w:hAnsi="Apple SD Gothic Neo" w:eastAsia="Apple SD Gothic Neo" w:cs="Apple SD Gothic Neo" w:hint="eastAsia"/>
                 <w:b w:val="0"/>
                 <w:color w:val="000000"/>
                 <w:sz w:val="19"/>
@@ -247,7 +247,7 @@
             </w:pPr>
             <w:r>
               <w:rPr>
-                <w:rFonts w:ascii="Noto Sans KR" w:hAnsi="Noto Sans KR" w:eastAsia="Noto Sans KR" w:cs="Noto Sans KR" w:hint="eastAsia"/>
+                <w:rFonts w:ascii="Apple SD Gothic Neo" w:hAnsi="Apple SD Gothic Neo" w:eastAsia="Apple SD Gothic Neo" w:cs="Apple SD Gothic Neo" w:hint="eastAsia"/>
                 <w:b/>
                 <w:color w:val="0B2545"/>
                 <w:sz w:val="19"/>
@@ -275,7 +275,7 @@
             </w:pPr>
             <w:r>
               <w:rPr>
-                <w:rFonts w:ascii="Noto Sans KR" w:hAnsi="Noto Sans KR" w:eastAsia="Noto Sans KR" w:cs="Noto Sans KR" w:hint="eastAsia"/>
+                <w:rFonts w:ascii="Apple SD Gothic Neo" w:hAnsi="Apple SD Gothic Neo" w:eastAsia="Apple SD Gothic Neo" w:cs="Apple SD Gothic Neo" w:hint="eastAsia"/>
                 <w:b w:val="0"/>
                 <w:color w:val="000000"/>
                 <w:sz w:val="19"/>
@@ -309,7 +309,7 @@
             </w:pPr>
             <w:r>
               <w:rPr>
-                <w:rFonts w:ascii="Noto Sans KR" w:hAnsi="Noto Sans KR" w:eastAsia="Noto Sans KR" w:cs="Noto Sans KR" w:hint="eastAsia"/>
+                <w:rFonts w:ascii="Apple SD Gothic Neo" w:hAnsi="Apple SD Gothic Neo" w:eastAsia="Apple SD Gothic Neo" w:cs="Apple SD Gothic Neo" w:hint="eastAsia"/>
                 <w:b/>
                 <w:color w:val="0B2545"/>
                 <w:sz w:val="19"/>
@@ -337,7 +337,7 @@
             </w:pPr>
             <w:r>
               <w:rPr>
-                <w:rFonts w:ascii="Noto Sans KR" w:hAnsi="Noto Sans KR" w:eastAsia="Noto Sans KR" w:cs="Noto Sans KR" w:hint="eastAsia"/>
+                <w:rFonts w:ascii="Apple SD Gothic Neo" w:hAnsi="Apple SD Gothic Neo" w:eastAsia="Apple SD Gothic Neo" w:cs="Apple SD Gothic Neo" w:hint="eastAsia"/>
                 <w:b w:val="0"/>
                 <w:color w:val="000000"/>
                 <w:sz w:val="19"/>
@@ -366,7 +366,7 @@
             </w:pPr>
             <w:r>
               <w:rPr>
-                <w:rFonts w:ascii="Noto Sans KR" w:hAnsi="Noto Sans KR" w:eastAsia="Noto Sans KR" w:cs="Noto Sans KR" w:hint="eastAsia"/>
+                <w:rFonts w:ascii="Apple SD Gothic Neo" w:hAnsi="Apple SD Gothic Neo" w:eastAsia="Apple SD Gothic Neo" w:cs="Apple SD Gothic Neo" w:hint="eastAsia"/>
                 <w:b/>
                 <w:color w:val="0B2545"/>
                 <w:sz w:val="19"/>
@@ -394,7 +394,7 @@
             </w:pPr>
             <w:r>
               <w:rPr>
-                <w:rFonts w:ascii="Noto Sans KR" w:hAnsi="Noto Sans KR" w:eastAsia="Noto Sans KR" w:cs="Noto Sans KR" w:hint="eastAsia"/>
+                <w:rFonts w:ascii="Apple SD Gothic Neo" w:hAnsi="Apple SD Gothic Neo" w:eastAsia="Apple SD Gothic Neo" w:cs="Apple SD Gothic Neo" w:hint="eastAsia"/>
                 <w:b w:val="0"/>
                 <w:color w:val="000000"/>
                 <w:sz w:val="19"/>
@@ -445,7 +445,7 @@
             </w:pPr>
             <w:r>
               <w:rPr>
-                <w:rFonts w:ascii="Noto Sans KR" w:hAnsi="Noto Sans KR" w:eastAsia="Noto Sans KR" w:cs="Noto Sans KR" w:hint="eastAsia"/>
+                <w:rFonts w:ascii="Apple SD Gothic Neo" w:hAnsi="Apple SD Gothic Neo" w:eastAsia="Apple SD Gothic Neo" w:cs="Apple SD Gothic Neo" w:hint="eastAsia"/>
                 <w:b/>
                 <w:color w:val="F39A3D"/>
                 <w:sz w:val="21"/>
@@ -456,7 +456,7 @@
             </w:r>
             <w:r>
               <w:rPr>
-                <w:rFonts w:ascii="Noto Sans KR" w:hAnsi="Noto Sans KR" w:eastAsia="Noto Sans KR" w:cs="Noto Sans KR" w:hint="eastAsia"/>
+                <w:rFonts w:ascii="Apple SD Gothic Neo" w:hAnsi="Apple SD Gothic Neo" w:eastAsia="Apple SD Gothic Neo" w:cs="Apple SD Gothic Neo" w:hint="eastAsia"/>
                 <w:b/>
                 <w:color w:val="0B1F33"/>
                 <w:sz w:val="23"/>
@@ -521,10 +521,10 @@
             </w:pPr>
             <w:r>
               <w:rPr>
-                <w:rFonts w:ascii="Noto Sans KR" w:hAnsi="Noto Sans KR" w:eastAsia="Noto Sans KR" w:cs="Noto Sans KR" w:hint="eastAsia"/>
+                <w:rFonts w:ascii="Apple SD Gothic Neo" w:hAnsi="Apple SD Gothic Neo" w:eastAsia="Apple SD Gothic Neo" w:cs="Apple SD Gothic Neo" w:hint="eastAsia"/>
                 <w:b/>
                 <w:color w:val="0B2545"/>
-                <w:sz w:val="18"/>
+                <w:sz w:val="16"/>
                 <w:lang w:val="en-US" w:eastAsia="ko-KR"/>
               </w:rPr>
               <w:t>역할</w:t>
@@ -550,10 +550,10 @@
             </w:pPr>
             <w:r>
               <w:rPr>
-                <w:rFonts w:ascii="Noto Sans KR" w:hAnsi="Noto Sans KR" w:eastAsia="Noto Sans KR" w:cs="Noto Sans KR" w:hint="eastAsia"/>
+                <w:rFonts w:ascii="Apple SD Gothic Neo" w:hAnsi="Apple SD Gothic Neo" w:eastAsia="Apple SD Gothic Neo" w:cs="Apple SD Gothic Neo" w:hint="eastAsia"/>
                 <w:b/>
                 <w:color w:val="0B2545"/>
-                <w:sz w:val="18"/>
+                <w:sz w:val="16"/>
                 <w:lang w:val="en-US" w:eastAsia="ko-KR"/>
               </w:rPr>
               <w:t>담당</w:t>
@@ -579,10 +579,10 @@
             </w:pPr>
             <w:r>
               <w:rPr>
-                <w:rFonts w:ascii="Noto Sans KR" w:hAnsi="Noto Sans KR" w:eastAsia="Noto Sans KR" w:cs="Noto Sans KR" w:hint="eastAsia"/>
+                <w:rFonts w:ascii="Apple SD Gothic Neo" w:hAnsi="Apple SD Gothic Neo" w:eastAsia="Apple SD Gothic Neo" w:cs="Apple SD Gothic Neo" w:hint="eastAsia"/>
                 <w:b/>
                 <w:color w:val="0B2545"/>
-                <w:sz w:val="18"/>
+                <w:sz w:val="16"/>
                 <w:lang w:val="en-US" w:eastAsia="ko-KR"/>
               </w:rPr>
               <w:t>소유 영역</w:t>
@@ -608,10 +608,10 @@
             </w:pPr>
             <w:r>
               <w:rPr>
-                <w:rFonts w:ascii="Noto Sans KR" w:hAnsi="Noto Sans KR" w:eastAsia="Noto Sans KR" w:cs="Noto Sans KR" w:hint="eastAsia"/>
+                <w:rFonts w:ascii="Apple SD Gothic Neo" w:hAnsi="Apple SD Gothic Neo" w:eastAsia="Apple SD Gothic Neo" w:cs="Apple SD Gothic Neo" w:hint="eastAsia"/>
                 <w:b/>
                 <w:color w:val="0B2545"/>
-                <w:sz w:val="18"/>
+                <w:sz w:val="16"/>
                 <w:lang w:val="en-US" w:eastAsia="ko-KR"/>
               </w:rPr>
               <w:t>4일 예상</w:t>
@@ -641,7 +641,7 @@
             </w:pPr>
             <w:r>
               <w:rPr>
-                <w:rFonts w:ascii="Noto Sans KR" w:hAnsi="Noto Sans KR" w:eastAsia="Noto Sans KR" w:cs="Noto Sans KR" w:hint="eastAsia"/>
+                <w:rFonts w:ascii="Apple SD Gothic Neo" w:hAnsi="Apple SD Gothic Neo" w:eastAsia="Apple SD Gothic Neo" w:cs="Apple SD Gothic Neo" w:hint="eastAsia"/>
                 <w:b/>
                 <w:color w:val="F39A3D"/>
                 <w:sz w:val="17"/>
@@ -669,7 +669,7 @@
             </w:pPr>
             <w:r>
               <w:rPr>
-                <w:rFonts w:ascii="Noto Sans KR" w:hAnsi="Noto Sans KR" w:eastAsia="Noto Sans KR" w:cs="Noto Sans KR" w:hint="eastAsia"/>
+                <w:rFonts w:ascii="Apple SD Gothic Neo" w:hAnsi="Apple SD Gothic Neo" w:eastAsia="Apple SD Gothic Neo" w:cs="Apple SD Gothic Neo" w:hint="eastAsia"/>
                 <w:b w:val="0"/>
                 <w:color w:val="000000"/>
                 <w:sz w:val="17"/>
@@ -697,7 +697,7 @@
             </w:pPr>
             <w:r>
               <w:rPr>
-                <w:rFonts w:ascii="Noto Sans KR" w:hAnsi="Noto Sans KR" w:eastAsia="Noto Sans KR" w:cs="Noto Sans KR" w:hint="eastAsia"/>
+                <w:rFonts w:ascii="Apple SD Gothic Neo" w:hAnsi="Apple SD Gothic Neo" w:eastAsia="Apple SD Gothic Neo" w:cs="Apple SD Gothic Neo" w:hint="eastAsia"/>
                 <w:b w:val="0"/>
                 <w:color w:val="000000"/>
                 <w:sz w:val="17"/>
@@ -725,7 +725,7 @@
             </w:pPr>
             <w:r>
               <w:rPr>
-                <w:rFonts w:ascii="Noto Sans KR" w:hAnsi="Noto Sans KR" w:eastAsia="Noto Sans KR" w:cs="Noto Sans KR" w:hint="eastAsia"/>
+                <w:rFonts w:ascii="Apple SD Gothic Neo" w:hAnsi="Apple SD Gothic Neo" w:eastAsia="Apple SD Gothic Neo" w:cs="Apple SD Gothic Neo" w:hint="eastAsia"/>
                 <w:b/>
                 <w:color w:val="000000"/>
                 <w:sz w:val="17"/>
@@ -758,7 +758,7 @@
             </w:pPr>
             <w:r>
               <w:rPr>
-                <w:rFonts w:ascii="Noto Sans KR" w:hAnsi="Noto Sans KR" w:eastAsia="Noto Sans KR" w:cs="Noto Sans KR" w:hint="eastAsia"/>
+                <w:rFonts w:ascii="Apple SD Gothic Neo" w:hAnsi="Apple SD Gothic Neo" w:eastAsia="Apple SD Gothic Neo" w:cs="Apple SD Gothic Neo" w:hint="eastAsia"/>
                 <w:b/>
                 <w:color w:val="58C9F2"/>
                 <w:sz w:val="17"/>
@@ -786,7 +786,7 @@
             </w:pPr>
             <w:r>
               <w:rPr>
-                <w:rFonts w:ascii="Noto Sans KR" w:hAnsi="Noto Sans KR" w:eastAsia="Noto Sans KR" w:cs="Noto Sans KR" w:hint="eastAsia"/>
+                <w:rFonts w:ascii="Apple SD Gothic Neo" w:hAnsi="Apple SD Gothic Neo" w:eastAsia="Apple SD Gothic Neo" w:cs="Apple SD Gothic Neo" w:hint="eastAsia"/>
                 <w:b w:val="0"/>
                 <w:color w:val="000000"/>
                 <w:sz w:val="17"/>
@@ -814,7 +814,7 @@
             </w:pPr>
             <w:r>
               <w:rPr>
-                <w:rFonts w:ascii="Noto Sans KR" w:hAnsi="Noto Sans KR" w:eastAsia="Noto Sans KR" w:cs="Noto Sans KR" w:hint="eastAsia"/>
+                <w:rFonts w:ascii="Apple SD Gothic Neo" w:hAnsi="Apple SD Gothic Neo" w:eastAsia="Apple SD Gothic Neo" w:cs="Apple SD Gothic Neo" w:hint="eastAsia"/>
                 <w:b w:val="0"/>
                 <w:color w:val="000000"/>
                 <w:sz w:val="17"/>
@@ -842,7 +842,7 @@
             </w:pPr>
             <w:r>
               <w:rPr>
-                <w:rFonts w:ascii="Noto Sans KR" w:hAnsi="Noto Sans KR" w:eastAsia="Noto Sans KR" w:cs="Noto Sans KR" w:hint="eastAsia"/>
+                <w:rFonts w:ascii="Apple SD Gothic Neo" w:hAnsi="Apple SD Gothic Neo" w:eastAsia="Apple SD Gothic Neo" w:cs="Apple SD Gothic Neo" w:hint="eastAsia"/>
                 <w:b/>
                 <w:color w:val="000000"/>
                 <w:sz w:val="17"/>
@@ -875,7 +875,7 @@
             </w:pPr>
             <w:r>
               <w:rPr>
-                <w:rFonts w:ascii="Noto Sans KR" w:hAnsi="Noto Sans KR" w:eastAsia="Noto Sans KR" w:cs="Noto Sans KR" w:hint="eastAsia"/>
+                <w:rFonts w:ascii="Apple SD Gothic Neo" w:hAnsi="Apple SD Gothic Neo" w:eastAsia="Apple SD Gothic Neo" w:cs="Apple SD Gothic Neo" w:hint="eastAsia"/>
                 <w:b/>
                 <w:color w:val="66D3BA"/>
                 <w:sz w:val="17"/>
@@ -903,7 +903,7 @@
             </w:pPr>
             <w:r>
               <w:rPr>
-                <w:rFonts w:ascii="Noto Sans KR" w:hAnsi="Noto Sans KR" w:eastAsia="Noto Sans KR" w:cs="Noto Sans KR" w:hint="eastAsia"/>
+                <w:rFonts w:ascii="Apple SD Gothic Neo" w:hAnsi="Apple SD Gothic Neo" w:eastAsia="Apple SD Gothic Neo" w:cs="Apple SD Gothic Neo" w:hint="eastAsia"/>
                 <w:b w:val="0"/>
                 <w:color w:val="000000"/>
                 <w:sz w:val="17"/>
@@ -931,7 +931,7 @@
             </w:pPr>
             <w:r>
               <w:rPr>
-                <w:rFonts w:ascii="Noto Sans KR" w:hAnsi="Noto Sans KR" w:eastAsia="Noto Sans KR" w:cs="Noto Sans KR" w:hint="eastAsia"/>
+                <w:rFonts w:ascii="Apple SD Gothic Neo" w:hAnsi="Apple SD Gothic Neo" w:eastAsia="Apple SD Gothic Neo" w:cs="Apple SD Gothic Neo" w:hint="eastAsia"/>
                 <w:b w:val="0"/>
                 <w:color w:val="000000"/>
                 <w:sz w:val="17"/>
@@ -959,7 +959,7 @@
             </w:pPr>
             <w:r>
               <w:rPr>
-                <w:rFonts w:ascii="Noto Sans KR" w:hAnsi="Noto Sans KR" w:eastAsia="Noto Sans KR" w:cs="Noto Sans KR" w:hint="eastAsia"/>
+                <w:rFonts w:ascii="Apple SD Gothic Neo" w:hAnsi="Apple SD Gothic Neo" w:eastAsia="Apple SD Gothic Neo" w:cs="Apple SD Gothic Neo" w:hint="eastAsia"/>
                 <w:b/>
                 <w:color w:val="000000"/>
                 <w:sz w:val="17"/>
@@ -974,7 +974,7 @@
     <w:p>
       <w:r>
         <w:rPr>
-          <w:rFonts w:ascii="Noto Sans KR" w:hAnsi="Noto Sans KR" w:eastAsia="Noto Sans KR" w:cs="Noto Sans KR" w:hint="eastAsia"/>
+          <w:rFonts w:ascii="Apple SD Gothic Neo" w:hAnsi="Apple SD Gothic Neo" w:eastAsia="Apple SD Gothic Neo" w:cs="Apple SD Gothic Neo" w:hint="eastAsia"/>
           <w:b/>
           <w:color w:val="F39A3D"/>
           <w:sz w:val="20"/>
@@ -984,7 +984,7 @@
       </w:r>
       <w:r>
         <w:rPr>
-          <w:rFonts w:ascii="Noto Sans KR" w:hAnsi="Noto Sans KR" w:eastAsia="Noto Sans KR" w:cs="Noto Sans KR" w:hint="eastAsia"/>
+          <w:rFonts w:ascii="Apple SD Gothic Neo" w:hAnsi="Apple SD Gothic Neo" w:eastAsia="Apple SD Gothic Neo" w:cs="Apple SD Gothic Neo" w:hint="eastAsia"/>
           <w:color w:val="5C6F7B"/>
           <w:sz w:val="20"/>
           <w:lang w:val="en-US" w:eastAsia="ko-KR"/>
@@ -1010,7 +1010,7 @@
       </w:pPr>
       <w:r>
         <w:rPr>
-          <w:rFonts w:ascii="Noto Sans KR" w:hAnsi="Noto Sans KR" w:eastAsia="Noto Sans KR" w:cs="Noto Sans KR" w:hint="eastAsia"/>
+          <w:rFonts w:ascii="Apple SD Gothic Neo" w:hAnsi="Apple SD Gothic Neo" w:eastAsia="Apple SD Gothic Neo" w:cs="Apple SD Gothic Neo" w:hint="eastAsia"/>
           <w:sz w:val="22"/>
           <w:lang w:val="en-US" w:eastAsia="ko-KR"/>
         </w:rPr>
@@ -1025,7 +1025,7 @@
       </w:pPr>
       <w:r>
         <w:rPr>
-          <w:rFonts w:ascii="Noto Sans KR" w:hAnsi="Noto Sans KR" w:eastAsia="Noto Sans KR" w:cs="Noto Sans KR" w:hint="eastAsia"/>
+          <w:rFonts w:ascii="Apple SD Gothic Neo" w:hAnsi="Apple SD Gothic Neo" w:eastAsia="Apple SD Gothic Neo" w:cs="Apple SD Gothic Neo" w:hint="eastAsia"/>
           <w:sz w:val="22"/>
           <w:lang w:val="en-US" w:eastAsia="ko-KR"/>
         </w:rPr>
@@ -1040,7 +1040,7 @@
       </w:pPr>
       <w:r>
         <w:rPr>
-          <w:rFonts w:ascii="Noto Sans KR" w:hAnsi="Noto Sans KR" w:eastAsia="Noto Sans KR" w:cs="Noto Sans KR" w:hint="eastAsia"/>
+          <w:rFonts w:ascii="Apple SD Gothic Neo" w:hAnsi="Apple SD Gothic Neo" w:eastAsia="Apple SD Gothic Neo" w:cs="Apple SD Gothic Neo" w:hint="eastAsia"/>
           <w:sz w:val="22"/>
           <w:lang w:val="en-US" w:eastAsia="ko-KR"/>
         </w:rPr>
@@ -1081,7 +1081,7 @@
             </w:pPr>
             <w:r>
               <w:rPr>
-                <w:rFonts w:ascii="Noto Sans KR" w:hAnsi="Noto Sans KR" w:eastAsia="Noto Sans KR" w:cs="Noto Sans KR" w:hint="eastAsia"/>
+                <w:rFonts w:ascii="Apple SD Gothic Neo" w:hAnsi="Apple SD Gothic Neo" w:eastAsia="Apple SD Gothic Neo" w:cs="Apple SD Gothic Neo" w:hint="eastAsia"/>
                 <w:b/>
                 <w:color w:val="58C9F2"/>
                 <w:sz w:val="21"/>
@@ -1092,7 +1092,7 @@
             </w:r>
             <w:r>
               <w:rPr>
-                <w:rFonts w:ascii="Noto Sans KR" w:hAnsi="Noto Sans KR" w:eastAsia="Noto Sans KR" w:cs="Noto Sans KR" w:hint="eastAsia"/>
+                <w:rFonts w:ascii="Apple SD Gothic Neo" w:hAnsi="Apple SD Gothic Neo" w:eastAsia="Apple SD Gothic Neo" w:cs="Apple SD Gothic Neo" w:hint="eastAsia"/>
                 <w:b/>
                 <w:color w:val="0B1F33"/>
                 <w:sz w:val="23"/>
@@ -1125,7 +1125,7 @@
       </w:pPr>
       <w:r>
         <w:rPr>
-          <w:rFonts w:ascii="Noto Sans KR" w:hAnsi="Noto Sans KR" w:eastAsia="Noto Sans KR" w:cs="Noto Sans KR" w:hint="eastAsia"/>
+          <w:rFonts w:ascii="Apple SD Gothic Neo" w:hAnsi="Apple SD Gothic Neo" w:eastAsia="Apple SD Gothic Neo" w:cs="Apple SD Gothic Neo" w:hint="eastAsia"/>
           <w:sz w:val="22"/>
           <w:lang w:val="en-US" w:eastAsia="ko-KR"/>
         </w:rPr>
@@ -1140,7 +1140,7 @@
       </w:pPr>
       <w:r>
         <w:rPr>
-          <w:rFonts w:ascii="Noto Sans KR" w:hAnsi="Noto Sans KR" w:eastAsia="Noto Sans KR" w:cs="Noto Sans KR" w:hint="eastAsia"/>
+          <w:rFonts w:ascii="Apple SD Gothic Neo" w:hAnsi="Apple SD Gothic Neo" w:eastAsia="Apple SD Gothic Neo" w:cs="Apple SD Gothic Neo" w:hint="eastAsia"/>
           <w:sz w:val="22"/>
           <w:lang w:val="en-US" w:eastAsia="ko-KR"/>
         </w:rPr>
@@ -1155,7 +1155,7 @@
       </w:pPr>
       <w:r>
         <w:rPr>
-          <w:rFonts w:ascii="Noto Sans KR" w:hAnsi="Noto Sans KR" w:eastAsia="Noto Sans KR" w:cs="Noto Sans KR" w:hint="eastAsia"/>
+          <w:rFonts w:ascii="Apple SD Gothic Neo" w:hAnsi="Apple SD Gothic Neo" w:eastAsia="Apple SD Gothic Neo" w:cs="Apple SD Gothic Neo" w:hint="eastAsia"/>
           <w:sz w:val="22"/>
           <w:lang w:val="en-US" w:eastAsia="ko-KR"/>
         </w:rPr>
@@ -1170,7 +1170,7 @@
       </w:pPr>
       <w:r>
         <w:rPr>
-          <w:rFonts w:ascii="Noto Sans KR" w:hAnsi="Noto Sans KR" w:eastAsia="Noto Sans KR" w:cs="Noto Sans KR" w:hint="eastAsia"/>
+          <w:rFonts w:ascii="Apple SD Gothic Neo" w:hAnsi="Apple SD Gothic Neo" w:eastAsia="Apple SD Gothic Neo" w:cs="Apple SD Gothic Neo" w:hint="eastAsia"/>
           <w:sz w:val="22"/>
           <w:lang w:val="en-US" w:eastAsia="ko-KR"/>
         </w:rPr>
@@ -1210,10 +1210,10 @@
             <w:tcW w:type="dxa" w:w="1800"/>
             <w:vAlign w:val="center"/>
             <w:tcMar>
-              <w:top w:w="80" w:type="dxa"/>
-              <w:start w:w="120" w:type="dxa"/>
-              <w:bottom w:w="80" w:type="dxa"/>
-              <w:end w:w="120" w:type="dxa"/>
+              <w:top w:w="18" w:type="dxa"/>
+              <w:start w:w="60" w:type="dxa"/>
+              <w:bottom w:w="18" w:type="dxa"/>
+              <w:end w:w="60" w:type="dxa"/>
             </w:tcMar>
             <w:shd w:fill="E8EEF5" w:val="clear"/>
           </w:tcPr>
@@ -1224,7 +1224,7 @@
             </w:pPr>
             <w:r>
               <w:rPr>
-                <w:rFonts w:ascii="Noto Sans KR" w:hAnsi="Noto Sans KR" w:eastAsia="Noto Sans KR" w:cs="Noto Sans KR" w:hint="eastAsia"/>
+                <w:rFonts w:ascii="Apple SD Gothic Neo" w:hAnsi="Apple SD Gothic Neo" w:eastAsia="Apple SD Gothic Neo" w:cs="Apple SD Gothic Neo" w:hint="eastAsia"/>
                 <w:b/>
                 <w:color w:val="0B2545"/>
                 <w:sz w:val="18"/>
@@ -1239,10 +1239,10 @@
             <w:tcW w:type="dxa" w:w="4560"/>
             <w:vAlign w:val="center"/>
             <w:tcMar>
-              <w:top w:w="80" w:type="dxa"/>
-              <w:start w:w="120" w:type="dxa"/>
-              <w:bottom w:w="80" w:type="dxa"/>
-              <w:end w:w="120" w:type="dxa"/>
+              <w:top w:w="18" w:type="dxa"/>
+              <w:start w:w="60" w:type="dxa"/>
+              <w:bottom w:w="18" w:type="dxa"/>
+              <w:end w:w="60" w:type="dxa"/>
             </w:tcMar>
             <w:shd w:fill="E8EEF5" w:val="clear"/>
           </w:tcPr>
@@ -1253,7 +1253,7 @@
             </w:pPr>
             <w:r>
               <w:rPr>
-                <w:rFonts w:ascii="Noto Sans KR" w:hAnsi="Noto Sans KR" w:eastAsia="Noto Sans KR" w:cs="Noto Sans KR" w:hint="eastAsia"/>
+                <w:rFonts w:ascii="Apple SD Gothic Neo" w:hAnsi="Apple SD Gothic Neo" w:eastAsia="Apple SD Gothic Neo" w:cs="Apple SD Gothic Neo" w:hint="eastAsia"/>
                 <w:b/>
                 <w:color w:val="0B2545"/>
                 <w:sz w:val="18"/>
@@ -1268,10 +1268,10 @@
             <w:tcW w:type="dxa" w:w="3000"/>
             <w:vAlign w:val="center"/>
             <w:tcMar>
-              <w:top w:w="80" w:type="dxa"/>
-              <w:start w:w="120" w:type="dxa"/>
-              <w:bottom w:w="80" w:type="dxa"/>
-              <w:end w:w="120" w:type="dxa"/>
+              <w:top w:w="18" w:type="dxa"/>
+              <w:start w:w="60" w:type="dxa"/>
+              <w:bottom w:w="18" w:type="dxa"/>
+              <w:end w:w="60" w:type="dxa"/>
             </w:tcMar>
             <w:shd w:fill="E8EEF5" w:val="clear"/>
           </w:tcPr>
@@ -1282,7 +1282,7 @@
             </w:pPr>
             <w:r>
               <w:rPr>
-                <w:rFonts w:ascii="Noto Sans KR" w:hAnsi="Noto Sans KR" w:eastAsia="Noto Sans KR" w:cs="Noto Sans KR" w:hint="eastAsia"/>
+                <w:rFonts w:ascii="Apple SD Gothic Neo" w:hAnsi="Apple SD Gothic Neo" w:eastAsia="Apple SD Gothic Neo" w:cs="Apple SD Gothic Neo" w:hint="eastAsia"/>
                 <w:b/>
                 <w:color w:val="0B2545"/>
                 <w:sz w:val="18"/>
@@ -1302,10 +1302,10 @@
             <w:tcW w:type="dxa" w:w="1800"/>
             <w:vAlign w:val="center"/>
             <w:tcMar>
-              <w:top w:w="80" w:type="dxa"/>
-              <w:start w:w="120" w:type="dxa"/>
-              <w:bottom w:w="80" w:type="dxa"/>
-              <w:end w:w="120" w:type="dxa"/>
+              <w:top w:w="18" w:type="dxa"/>
+              <w:start w:w="60" w:type="dxa"/>
+              <w:bottom w:w="18" w:type="dxa"/>
+              <w:end w:w="60" w:type="dxa"/>
             </w:tcMar>
           </w:tcPr>
           <w:p>
@@ -1315,10 +1315,10 @@
             </w:pPr>
             <w:r>
               <w:rPr>
-                <w:rFonts w:ascii="Noto Sans KR" w:hAnsi="Noto Sans KR" w:eastAsia="Noto Sans KR" w:cs="Noto Sans KR" w:hint="eastAsia"/>
+                <w:rFonts w:ascii="Apple SD Gothic Neo" w:hAnsi="Apple SD Gothic Neo" w:eastAsia="Apple SD Gothic Neo" w:cs="Apple SD Gothic Neo" w:hint="eastAsia"/>
                 <w:b/>
                 <w:color w:val="F39A3D"/>
-                <w:sz w:val="17"/>
+                <w:sz w:val="16"/>
                 <w:lang w:val="en-US" w:eastAsia="ko-KR"/>
               </w:rPr>
               <w:t>7/19 종료</w:t>
@@ -1330,10 +1330,10 @@
             <w:tcW w:type="dxa" w:w="4560"/>
             <w:vAlign w:val="center"/>
             <w:tcMar>
-              <w:top w:w="80" w:type="dxa"/>
-              <w:start w:w="120" w:type="dxa"/>
-              <w:bottom w:w="80" w:type="dxa"/>
-              <w:end w:w="120" w:type="dxa"/>
+              <w:top w:w="18" w:type="dxa"/>
+              <w:start w:w="60" w:type="dxa"/>
+              <w:bottom w:w="18" w:type="dxa"/>
+              <w:end w:w="60" w:type="dxa"/>
             </w:tcMar>
           </w:tcPr>
           <w:p>
@@ -1343,10 +1343,10 @@
             </w:pPr>
             <w:r>
               <w:rPr>
-                <w:rFonts w:ascii="Noto Sans KR" w:hAnsi="Noto Sans KR" w:eastAsia="Noto Sans KR" w:cs="Noto Sans KR" w:hint="eastAsia"/>
+                <w:rFonts w:ascii="Apple SD Gothic Neo" w:hAnsi="Apple SD Gothic Neo" w:eastAsia="Apple SD Gothic Neo" w:cs="Apple SD Gothic Neo" w:hint="eastAsia"/>
                 <w:b w:val="0"/>
                 <w:color w:val="000000"/>
-                <w:sz w:val="17"/>
+                <w:sz w:val="16"/>
                 <w:lang w:val="en-US" w:eastAsia="ko-KR"/>
               </w:rPr>
               <w:t>T1 파괴 → 이벤트 → 자금 +10 → HUD</w:t>
@@ -1358,10 +1358,10 @@
             <w:tcW w:type="dxa" w:w="3000"/>
             <w:vAlign w:val="center"/>
             <w:tcMar>
-              <w:top w:w="80" w:type="dxa"/>
-              <w:start w:w="120" w:type="dxa"/>
-              <w:bottom w:w="80" w:type="dxa"/>
-              <w:end w:w="120" w:type="dxa"/>
+              <w:top w:w="18" w:type="dxa"/>
+              <w:start w:w="60" w:type="dxa"/>
+              <w:bottom w:w="18" w:type="dxa"/>
+              <w:end w:w="60" w:type="dxa"/>
             </w:tcMar>
           </w:tcPr>
           <w:p>
@@ -1371,10 +1371,10 @@
             </w:pPr>
             <w:r>
               <w:rPr>
-                <w:rFonts w:ascii="Noto Sans KR" w:hAnsi="Noto Sans KR" w:eastAsia="Noto Sans KR" w:cs="Noto Sans KR" w:hint="eastAsia"/>
+                <w:rFonts w:ascii="Apple SD Gothic Neo" w:hAnsi="Apple SD Gothic Neo" w:eastAsia="Apple SD Gothic Neo" w:cs="Apple SD Gothic Neo" w:hint="eastAsia"/>
                 <w:b w:val="0"/>
                 <w:color w:val="000000"/>
-                <w:sz w:val="17"/>
+                <w:sz w:val="16"/>
                 <w:lang w:val="en-US" w:eastAsia="ko-KR"/>
               </w:rPr>
               <w:t>다른 기능 중단, 기반·계약 복구</w:t>
@@ -1391,10 +1391,10 @@
             <w:tcW w:type="dxa" w:w="1800"/>
             <w:vAlign w:val="center"/>
             <w:tcMar>
-              <w:top w:w="80" w:type="dxa"/>
-              <w:start w:w="120" w:type="dxa"/>
-              <w:bottom w:w="80" w:type="dxa"/>
-              <w:end w:w="120" w:type="dxa"/>
+              <w:top w:w="18" w:type="dxa"/>
+              <w:start w:w="60" w:type="dxa"/>
+              <w:bottom w:w="18" w:type="dxa"/>
+              <w:end w:w="60" w:type="dxa"/>
             </w:tcMar>
           </w:tcPr>
           <w:p>
@@ -1404,10 +1404,10 @@
             </w:pPr>
             <w:r>
               <w:rPr>
-                <w:rFonts w:ascii="Noto Sans KR" w:hAnsi="Noto Sans KR" w:eastAsia="Noto Sans KR" w:cs="Noto Sans KR" w:hint="eastAsia"/>
+                <w:rFonts w:ascii="Apple SD Gothic Neo" w:hAnsi="Apple SD Gothic Neo" w:eastAsia="Apple SD Gothic Neo" w:cs="Apple SD Gothic Neo" w:hint="eastAsia"/>
                 <w:b/>
                 <w:color w:val="F39A3D"/>
-                <w:sz w:val="17"/>
+                <w:sz w:val="16"/>
                 <w:lang w:val="en-US" w:eastAsia="ko-KR"/>
               </w:rPr>
               <w:t>7/20 종료</w:t>
@@ -1419,10 +1419,10 @@
             <w:tcW w:type="dxa" w:w="4560"/>
             <w:vAlign w:val="center"/>
             <w:tcMar>
-              <w:top w:w="80" w:type="dxa"/>
-              <w:start w:w="120" w:type="dxa"/>
-              <w:bottom w:w="80" w:type="dxa"/>
-              <w:end w:w="120" w:type="dxa"/>
+              <w:top w:w="18" w:type="dxa"/>
+              <w:start w:w="60" w:type="dxa"/>
+              <w:bottom w:w="18" w:type="dxa"/>
+              <w:end w:w="60" w:type="dxa"/>
             </w:tcMar>
           </w:tcPr>
           <w:p>
@@ -1432,10 +1432,10 @@
             </w:pPr>
             <w:r>
               <w:rPr>
-                <w:rFonts w:ascii="Noto Sans KR" w:hAnsi="Noto Sans KR" w:eastAsia="Noto Sans KR" w:cs="Noto Sans KR" w:hint="eastAsia"/>
+                <w:rFonts w:ascii="Apple SD Gothic Neo" w:hAnsi="Apple SD Gothic Neo" w:eastAsia="Apple SD Gothic Neo" w:cs="Apple SD Gothic Neo" w:hint="eastAsia"/>
                 <w:b w:val="0"/>
                 <w:color w:val="000000"/>
-                <w:sz w:val="17"/>
+                <w:sz w:val="16"/>
                 <w:lang w:val="en-US" w:eastAsia="ko-KR"/>
               </w:rPr>
               <w:t>항해→쇄빙→정산 반복과 저장 재실행</w:t>
@@ -1447,10 +1447,10 @@
             <w:tcW w:type="dxa" w:w="3000"/>
             <w:vAlign w:val="center"/>
             <w:tcMar>
-              <w:top w:w="80" w:type="dxa"/>
-              <w:start w:w="120" w:type="dxa"/>
-              <w:bottom w:w="80" w:type="dxa"/>
-              <w:end w:w="120" w:type="dxa"/>
+              <w:top w:w="18" w:type="dxa"/>
+              <w:start w:w="60" w:type="dxa"/>
+              <w:bottom w:w="18" w:type="dxa"/>
+              <w:end w:w="60" w:type="dxa"/>
             </w:tcMar>
           </w:tcPr>
           <w:p>
@@ -1460,10 +1460,10 @@
             </w:pPr>
             <w:r>
               <w:rPr>
-                <w:rFonts w:ascii="Noto Sans KR" w:hAnsi="Noto Sans KR" w:eastAsia="Noto Sans KR" w:cs="Noto Sans KR" w:hint="eastAsia"/>
+                <w:rFonts w:ascii="Apple SD Gothic Neo" w:hAnsi="Apple SD Gothic Neo" w:eastAsia="Apple SD Gothic Neo" w:cs="Apple SD Gothic Neo" w:hint="eastAsia"/>
                 <w:b w:val="0"/>
                 <w:color w:val="000000"/>
-                <w:sz w:val="17"/>
+                <w:sz w:val="16"/>
                 <w:lang w:val="en-US" w:eastAsia="ko-KR"/>
               </w:rPr>
               <w:t>특수빙·피드백보다 반복 복구</w:t>
@@ -1480,10 +1480,10 @@
             <w:tcW w:type="dxa" w:w="1800"/>
             <w:vAlign w:val="center"/>
             <w:tcMar>
-              <w:top w:w="80" w:type="dxa"/>
-              <w:start w:w="120" w:type="dxa"/>
-              <w:bottom w:w="80" w:type="dxa"/>
-              <w:end w:w="120" w:type="dxa"/>
+              <w:top w:w="18" w:type="dxa"/>
+              <w:start w:w="60" w:type="dxa"/>
+              <w:bottom w:w="18" w:type="dxa"/>
+              <w:end w:w="60" w:type="dxa"/>
             </w:tcMar>
           </w:tcPr>
           <w:p>
@@ -1493,10 +1493,10 @@
             </w:pPr>
             <w:r>
               <w:rPr>
-                <w:rFonts w:ascii="Noto Sans KR" w:hAnsi="Noto Sans KR" w:eastAsia="Noto Sans KR" w:cs="Noto Sans KR" w:hint="eastAsia"/>
+                <w:rFonts w:ascii="Apple SD Gothic Neo" w:hAnsi="Apple SD Gothic Neo" w:eastAsia="Apple SD Gothic Neo" w:cs="Apple SD Gothic Neo" w:hint="eastAsia"/>
                 <w:b/>
                 <w:color w:val="F39A3D"/>
-                <w:sz w:val="17"/>
+                <w:sz w:val="16"/>
                 <w:lang w:val="en-US" w:eastAsia="ko-KR"/>
               </w:rPr>
               <w:t>7/21 18:00</w:t>
@@ -1508,10 +1508,10 @@
             <w:tcW w:type="dxa" w:w="4560"/>
             <w:vAlign w:val="center"/>
             <w:tcMar>
-              <w:top w:w="80" w:type="dxa"/>
-              <w:start w:w="120" w:type="dxa"/>
-              <w:bottom w:w="80" w:type="dxa"/>
-              <w:end w:w="120" w:type="dxa"/>
+              <w:top w:w="18" w:type="dxa"/>
+              <w:start w:w="60" w:type="dxa"/>
+              <w:bottom w:w="18" w:type="dxa"/>
+              <w:end w:w="60" w:type="dxa"/>
             </w:tcMar>
           </w:tcPr>
           <w:p>
@@ -1521,10 +1521,10 @@
             </w:pPr>
             <w:r>
               <w:rPr>
-                <w:rFonts w:ascii="Noto Sans KR" w:hAnsi="Noto Sans KR" w:eastAsia="Noto Sans KR" w:cs="Noto Sans KR" w:hint="eastAsia"/>
+                <w:rFonts w:ascii="Apple SD Gothic Neo" w:hAnsi="Apple SD Gothic Neo" w:eastAsia="Apple SD Gothic Neo" w:cs="Apple SD Gothic Neo" w:hint="eastAsia"/>
                 <w:b w:val="0"/>
                 <w:color w:val="000000"/>
-                <w:sz w:val="17"/>
+                <w:sz w:val="16"/>
                 <w:lang w:val="en-US" w:eastAsia="ko-KR"/>
               </w:rPr>
               <w:t>정비·특수빙·보조·연쇄·목적지·창 연결</w:t>
@@ -1536,10 +1536,10 @@
             <w:tcW w:type="dxa" w:w="3000"/>
             <w:vAlign w:val="center"/>
             <w:tcMar>
-              <w:top w:w="80" w:type="dxa"/>
-              <w:start w:w="120" w:type="dxa"/>
-              <w:bottom w:w="80" w:type="dxa"/>
-              <w:end w:w="120" w:type="dxa"/>
+              <w:top w:w="18" w:type="dxa"/>
+              <w:start w:w="60" w:type="dxa"/>
+              <w:bottom w:w="18" w:type="dxa"/>
+              <w:end w:w="60" w:type="dxa"/>
             </w:tcMar>
           </w:tcPr>
           <w:p>
@@ -1549,10 +1549,10 @@
             </w:pPr>
             <w:r>
               <w:rPr>
-                <w:rFonts w:ascii="Noto Sans KR" w:hAnsi="Noto Sans KR" w:eastAsia="Noto Sans KR" w:cs="Noto Sans KR" w:hint="eastAsia"/>
+                <w:rFonts w:ascii="Apple SD Gothic Neo" w:hAnsi="Apple SD Gothic Neo" w:eastAsia="Apple SD Gothic Neo" w:cs="Apple SD Gothic Neo" w:hint="eastAsia"/>
                 <w:b w:val="0"/>
                 <w:color w:val="000000"/>
-                <w:sz w:val="17"/>
+                <w:sz w:val="16"/>
                 <w:lang w:val="en-US" w:eastAsia="ko-KR"/>
               </w:rPr>
               <w:t>기능 동결, LEAD 인수·최소 구현</w:t>
@@ -1569,10 +1569,10 @@
             <w:tcW w:type="dxa" w:w="1800"/>
             <w:vAlign w:val="center"/>
             <w:tcMar>
-              <w:top w:w="80" w:type="dxa"/>
-              <w:start w:w="120" w:type="dxa"/>
-              <w:bottom w:w="80" w:type="dxa"/>
-              <w:end w:w="120" w:type="dxa"/>
+              <w:top w:w="18" w:type="dxa"/>
+              <w:start w:w="60" w:type="dxa"/>
+              <w:bottom w:w="18" w:type="dxa"/>
+              <w:end w:w="60" w:type="dxa"/>
             </w:tcMar>
           </w:tcPr>
           <w:p>
@@ -1582,10 +1582,10 @@
             </w:pPr>
             <w:r>
               <w:rPr>
-                <w:rFonts w:ascii="Noto Sans KR" w:hAnsi="Noto Sans KR" w:eastAsia="Noto Sans KR" w:cs="Noto Sans KR" w:hint="eastAsia"/>
+                <w:rFonts w:ascii="Apple SD Gothic Neo" w:hAnsi="Apple SD Gothic Neo" w:eastAsia="Apple SD Gothic Neo" w:cs="Apple SD Gothic Neo" w:hint="eastAsia"/>
                 <w:b/>
                 <w:color w:val="F39A3D"/>
-                <w:sz w:val="17"/>
+                <w:sz w:val="16"/>
                 <w:lang w:val="en-US" w:eastAsia="ko-KR"/>
               </w:rPr>
               <w:t>7/21 종료</w:t>
@@ -1597,10 +1597,10 @@
             <w:tcW w:type="dxa" w:w="4560"/>
             <w:vAlign w:val="center"/>
             <w:tcMar>
-              <w:top w:w="80" w:type="dxa"/>
-              <w:start w:w="120" w:type="dxa"/>
-              <w:bottom w:w="80" w:type="dxa"/>
-              <w:end w:w="120" w:type="dxa"/>
+              <w:top w:w="18" w:type="dxa"/>
+              <w:start w:w="60" w:type="dxa"/>
+              <w:bottom w:w="18" w:type="dxa"/>
+              <w:end w:w="60" w:type="dxa"/>
             </w:tcMar>
           </w:tcPr>
           <w:p>
@@ -1610,10 +1610,10 @@
             </w:pPr>
             <w:r>
               <w:rPr>
-                <w:rFonts w:ascii="Noto Sans KR" w:hAnsi="Noto Sans KR" w:eastAsia="Noto Sans KR" w:cs="Noto Sans KR" w:hint="eastAsia"/>
+                <w:rFonts w:ascii="Apple SD Gothic Neo" w:hAnsi="Apple SD Gothic Neo" w:eastAsia="Apple SD Gothic Neo" w:cs="Apple SD Gothic Neo" w:hint="eastAsia"/>
                 <w:b w:val="0"/>
                 <w:color w:val="000000"/>
-                <w:sz w:val="17"/>
+                <w:sz w:val="16"/>
                 <w:lang w:val="en-US" w:eastAsia="ko-KR"/>
               </w:rPr>
               <w:t>시연 데이터 북쪽 기지 완주</w:t>
@@ -1625,10 +1625,10 @@
             <w:tcW w:type="dxa" w:w="3000"/>
             <w:vAlign w:val="center"/>
             <w:tcMar>
-              <w:top w:w="80" w:type="dxa"/>
-              <w:start w:w="120" w:type="dxa"/>
-              <w:bottom w:w="80" w:type="dxa"/>
-              <w:end w:w="120" w:type="dxa"/>
+              <w:top w:w="18" w:type="dxa"/>
+              <w:start w:w="60" w:type="dxa"/>
+              <w:bottom w:w="18" w:type="dxa"/>
+              <w:end w:w="60" w:type="dxa"/>
             </w:tcMar>
           </w:tcPr>
           <w:p>
@@ -1638,10 +1638,10 @@
             </w:pPr>
             <w:r>
               <w:rPr>
-                <w:rFonts w:ascii="Noto Sans KR" w:hAnsi="Noto Sans KR" w:eastAsia="Noto Sans KR" w:cs="Noto Sans KR" w:hint="eastAsia"/>
+                <w:rFonts w:ascii="Apple SD Gothic Neo" w:hAnsi="Apple SD Gothic Neo" w:eastAsia="Apple SD Gothic Neo" w:cs="Apple SD Gothic Neo" w:hint="eastAsia"/>
                 <w:b w:val="0"/>
                 <w:color w:val="000000"/>
-                <w:sz w:val="17"/>
+                <w:sz w:val="16"/>
                 <w:lang w:val="en-US" w:eastAsia="ko-KR"/>
               </w:rPr>
               <w:t>수요일은 blocker 수정만</w:t>
@@ -1658,10 +1658,10 @@
             <w:tcW w:type="dxa" w:w="1800"/>
             <w:vAlign w:val="center"/>
             <w:tcMar>
-              <w:top w:w="80" w:type="dxa"/>
-              <w:start w:w="120" w:type="dxa"/>
-              <w:bottom w:w="80" w:type="dxa"/>
-              <w:end w:w="120" w:type="dxa"/>
+              <w:top w:w="18" w:type="dxa"/>
+              <w:start w:w="60" w:type="dxa"/>
+              <w:bottom w:w="18" w:type="dxa"/>
+              <w:end w:w="60" w:type="dxa"/>
             </w:tcMar>
           </w:tcPr>
           <w:p>
@@ -1671,10 +1671,10 @@
             </w:pPr>
             <w:r>
               <w:rPr>
-                <w:rFonts w:ascii="Noto Sans KR" w:hAnsi="Noto Sans KR" w:eastAsia="Noto Sans KR" w:cs="Noto Sans KR" w:hint="eastAsia"/>
+                <w:rFonts w:ascii="Apple SD Gothic Neo" w:hAnsi="Apple SD Gothic Neo" w:eastAsia="Apple SD Gothic Neo" w:cs="Apple SD Gothic Neo" w:hint="eastAsia"/>
                 <w:b/>
                 <w:color w:val="F39A3D"/>
-                <w:sz w:val="17"/>
+                <w:sz w:val="16"/>
                 <w:lang w:val="en-US" w:eastAsia="ko-KR"/>
               </w:rPr>
               <w:t>7/22</w:t>
@@ -1686,10 +1686,10 @@
             <w:tcW w:type="dxa" w:w="4560"/>
             <w:vAlign w:val="center"/>
             <w:tcMar>
-              <w:top w:w="80" w:type="dxa"/>
-              <w:start w:w="120" w:type="dxa"/>
-              <w:bottom w:w="80" w:type="dxa"/>
-              <w:end w:w="120" w:type="dxa"/>
+              <w:top w:w="18" w:type="dxa"/>
+              <w:start w:w="60" w:type="dxa"/>
+              <w:bottom w:w="18" w:type="dxa"/>
+              <w:end w:w="60" w:type="dxa"/>
             </w:tcMar>
           </w:tcPr>
           <w:p>
@@ -1699,10 +1699,10 @@
             </w:pPr>
             <w:r>
               <w:rPr>
-                <w:rFonts w:ascii="Noto Sans KR" w:hAnsi="Noto Sans KR" w:eastAsia="Noto Sans KR" w:cs="Noto Sans KR" w:hint="eastAsia"/>
+                <w:rFonts w:ascii="Apple SD Gothic Neo" w:hAnsi="Apple SD Gothic Neo" w:eastAsia="Apple SD Gothic Neo" w:cs="Apple SD Gothic Neo" w:hint="eastAsia"/>
                 <w:b w:val="0"/>
                 <w:color w:val="000000"/>
-                <w:sz w:val="17"/>
+                <w:sz w:val="16"/>
                 <w:lang w:val="en-US" w:eastAsia="ko-KR"/>
               </w:rPr>
               <w:t>다른 Windows PC 실행·저장·창·완주</w:t>
@@ -1714,10 +1714,10 @@
             <w:tcW w:type="dxa" w:w="3000"/>
             <w:vAlign w:val="center"/>
             <w:tcMar>
-              <w:top w:w="80" w:type="dxa"/>
-              <w:start w:w="120" w:type="dxa"/>
-              <w:bottom w:w="80" w:type="dxa"/>
-              <w:end w:w="120" w:type="dxa"/>
+              <w:top w:w="18" w:type="dxa"/>
+              <w:start w:w="60" w:type="dxa"/>
+              <w:bottom w:w="18" w:type="dxa"/>
+              <w:end w:w="60" w:type="dxa"/>
             </w:tcMar>
           </w:tcPr>
           <w:p>
@@ -1727,10 +1727,10 @@
             </w:pPr>
             <w:r>
               <w:rPr>
-                <w:rFonts w:ascii="Noto Sans KR" w:hAnsi="Noto Sans KR" w:eastAsia="Noto Sans KR" w:cs="Noto Sans KR" w:hint="eastAsia"/>
+                <w:rFonts w:ascii="Apple SD Gothic Neo" w:hAnsi="Apple SD Gothic Neo" w:eastAsia="Apple SD Gothic Neo" w:cs="Apple SD Gothic Neo" w:hint="eastAsia"/>
                 <w:b w:val="0"/>
                 <w:color w:val="000000"/>
-                <w:sz w:val="17"/>
+                <w:sz w:val="16"/>
                 <w:lang w:val="en-US" w:eastAsia="ko-KR"/>
               </w:rPr>
               <w:t>릴리스 중단 후 수정·재빌드</w:t>
@@ -1783,7 +1783,7 @@
             </w:pPr>
             <w:r>
               <w:rPr>
-                <w:rFonts w:ascii="Noto Sans KR" w:hAnsi="Noto Sans KR" w:eastAsia="Noto Sans KR" w:cs="Noto Sans KR" w:hint="eastAsia"/>
+                <w:rFonts w:ascii="Apple SD Gothic Neo" w:hAnsi="Apple SD Gothic Neo" w:eastAsia="Apple SD Gothic Neo" w:cs="Apple SD Gothic Neo" w:hint="eastAsia"/>
                 <w:b/>
                 <w:color w:val="F39A3D"/>
                 <w:sz w:val="21"/>
@@ -1794,7 +1794,7 @@
             </w:r>
             <w:r>
               <w:rPr>
-                <w:rFonts w:ascii="Noto Sans KR" w:hAnsi="Noto Sans KR" w:eastAsia="Noto Sans KR" w:cs="Noto Sans KR" w:hint="eastAsia"/>
+                <w:rFonts w:ascii="Apple SD Gothic Neo" w:hAnsi="Apple SD Gothic Neo" w:eastAsia="Apple SD Gothic Neo" w:cs="Apple SD Gothic Neo" w:hint="eastAsia"/>
                 <w:b/>
                 <w:color w:val="0B1F33"/>
                 <w:sz w:val="23"/>
@@ -1817,7 +1817,7 @@
       </w:pPr>
       <w:r>
         <w:rPr>
-          <w:rFonts w:ascii="Noto Sans KR" w:hAnsi="Noto Sans KR" w:eastAsia="Noto Sans KR" w:cs="Noto Sans KR" w:hint="eastAsia"/>
+          <w:rFonts w:ascii="Apple SD Gothic Neo" w:hAnsi="Apple SD Gothic Neo" w:eastAsia="Apple SD Gothic Neo" w:cs="Apple SD Gothic Neo" w:hint="eastAsia"/>
           <w:b/>
           <w:color w:val="58C9F2"/>
           <w:sz w:val="19"/>
@@ -1827,7 +1827,7 @@
       </w:r>
       <w:r>
         <w:rPr>
-          <w:rFonts w:ascii="Noto Sans KR" w:hAnsi="Noto Sans KR" w:eastAsia="Noto Sans KR" w:cs="Noto Sans KR" w:hint="eastAsia"/>
+          <w:rFonts w:ascii="Apple SD Gothic Neo" w:hAnsi="Apple SD Gothic Neo" w:eastAsia="Apple SD Gothic Neo" w:cs="Apple SD Gothic Neo" w:hint="eastAsia"/>
           <w:color w:val="5C6F7B"/>
           <w:sz w:val="19"/>
           <w:lang w:val="en-US" w:eastAsia="ko-KR"/>
@@ -1876,7 +1876,7 @@
             </w:pPr>
             <w:r>
               <w:rPr>
-                <w:rFonts w:ascii="Noto Sans KR" w:hAnsi="Noto Sans KR" w:eastAsia="Noto Sans KR" w:cs="Noto Sans KR" w:hint="eastAsia"/>
+                <w:rFonts w:ascii="Apple SD Gothic Neo" w:hAnsi="Apple SD Gothic Neo" w:eastAsia="Apple SD Gothic Neo" w:cs="Apple SD Gothic Neo" w:hint="eastAsia"/>
                 <w:b/>
                 <w:color w:val="0B2545"/>
                 <w:sz w:val="16"/>
@@ -1905,7 +1905,7 @@
             </w:pPr>
             <w:r>
               <w:rPr>
-                <w:rFonts w:ascii="Noto Sans KR" w:hAnsi="Noto Sans KR" w:eastAsia="Noto Sans KR" w:cs="Noto Sans KR" w:hint="eastAsia"/>
+                <w:rFonts w:ascii="Apple SD Gothic Neo" w:hAnsi="Apple SD Gothic Neo" w:eastAsia="Apple SD Gothic Neo" w:cs="Apple SD Gothic Neo" w:hint="eastAsia"/>
                 <w:b/>
                 <w:color w:val="0B2545"/>
                 <w:sz w:val="16"/>
@@ -1934,7 +1934,7 @@
             </w:pPr>
             <w:r>
               <w:rPr>
-                <w:rFonts w:ascii="Noto Sans KR" w:hAnsi="Noto Sans KR" w:eastAsia="Noto Sans KR" w:cs="Noto Sans KR" w:hint="eastAsia"/>
+                <w:rFonts w:ascii="Apple SD Gothic Neo" w:hAnsi="Apple SD Gothic Neo" w:eastAsia="Apple SD Gothic Neo" w:cs="Apple SD Gothic Neo" w:hint="eastAsia"/>
                 <w:b/>
                 <w:color w:val="0B2545"/>
                 <w:sz w:val="16"/>
@@ -1963,7 +1963,7 @@
             </w:pPr>
             <w:r>
               <w:rPr>
-                <w:rFonts w:ascii="Noto Sans KR" w:hAnsi="Noto Sans KR" w:eastAsia="Noto Sans KR" w:cs="Noto Sans KR" w:hint="eastAsia"/>
+                <w:rFonts w:ascii="Apple SD Gothic Neo" w:hAnsi="Apple SD Gothic Neo" w:eastAsia="Apple SD Gothic Neo" w:cs="Apple SD Gothic Neo" w:hint="eastAsia"/>
                 <w:b/>
                 <w:color w:val="0B2545"/>
                 <w:sz w:val="16"/>
@@ -1992,7 +1992,7 @@
             </w:pPr>
             <w:r>
               <w:rPr>
-                <w:rFonts w:ascii="Noto Sans KR" w:hAnsi="Noto Sans KR" w:eastAsia="Noto Sans KR" w:cs="Noto Sans KR" w:hint="eastAsia"/>
+                <w:rFonts w:ascii="Apple SD Gothic Neo" w:hAnsi="Apple SD Gothic Neo" w:eastAsia="Apple SD Gothic Neo" w:cs="Apple SD Gothic Neo" w:hint="eastAsia"/>
                 <w:b/>
                 <w:color w:val="0B2545"/>
                 <w:sz w:val="16"/>
@@ -2026,7 +2026,7 @@
             </w:pPr>
             <w:r>
               <w:rPr>
-                <w:rFonts w:ascii="Noto Sans KR" w:hAnsi="Noto Sans KR" w:eastAsia="Noto Sans KR" w:cs="Noto Sans KR" w:hint="eastAsia"/>
+                <w:rFonts w:ascii="Apple SD Gothic Neo" w:hAnsi="Apple SD Gothic Neo" w:eastAsia="Apple SD Gothic Neo" w:cs="Apple SD Gothic Neo" w:hint="eastAsia"/>
                 <w:b/>
                 <w:color w:val="F39A3D"/>
                 <w:sz w:val="14"/>
@@ -2056,7 +2056,7 @@
             </w:pPr>
             <w:r>
               <w:rPr>
-                <w:rFonts w:ascii="Noto Sans KR" w:hAnsi="Noto Sans KR" w:eastAsia="Noto Sans KR" w:cs="Noto Sans KR" w:hint="eastAsia"/>
+                <w:rFonts w:ascii="Apple SD Gothic Neo" w:hAnsi="Apple SD Gothic Neo" w:eastAsia="Apple SD Gothic Neo" w:cs="Apple SD Gothic Neo" w:hint="eastAsia"/>
                 <w:b/>
                 <w:color w:val="F39A3D"/>
                 <w:sz w:val="13"/>
@@ -2084,7 +2084,7 @@
             </w:pPr>
             <w:r>
               <w:rPr>
-                <w:rFonts w:ascii="Noto Sans KR" w:hAnsi="Noto Sans KR" w:eastAsia="Noto Sans KR" w:cs="Noto Sans KR" w:hint="eastAsia"/>
+                <w:rFonts w:ascii="Apple SD Gothic Neo" w:hAnsi="Apple SD Gothic Neo" w:eastAsia="Apple SD Gothic Neo" w:cs="Apple SD Gothic Neo" w:hint="eastAsia"/>
                 <w:b w:val="0"/>
                 <w:color w:val="000000"/>
                 <w:sz w:val="14"/>
@@ -2114,7 +2114,7 @@
             </w:pPr>
             <w:r>
               <w:rPr>
-                <w:rFonts w:ascii="Noto Sans KR" w:hAnsi="Noto Sans KR" w:eastAsia="Noto Sans KR" w:cs="Noto Sans KR" w:hint="eastAsia"/>
+                <w:rFonts w:ascii="Apple SD Gothic Neo" w:hAnsi="Apple SD Gothic Neo" w:eastAsia="Apple SD Gothic Neo" w:cs="Apple SD Gothic Neo" w:hint="eastAsia"/>
                 <w:b w:val="0"/>
                 <w:color w:val="000000"/>
                 <w:sz w:val="14"/>
@@ -2142,7 +2142,7 @@
             </w:pPr>
             <w:r>
               <w:rPr>
-                <w:rFonts w:ascii="Noto Sans KR" w:hAnsi="Noto Sans KR" w:eastAsia="Noto Sans KR" w:cs="Noto Sans KR" w:hint="eastAsia"/>
+                <w:rFonts w:ascii="Apple SD Gothic Neo" w:hAnsi="Apple SD Gothic Neo" w:eastAsia="Apple SD Gothic Neo" w:cs="Apple SD Gothic Neo" w:hint="eastAsia"/>
                 <w:b w:val="0"/>
                 <w:color w:val="000000"/>
                 <w:sz w:val="14"/>
@@ -2176,7 +2176,7 @@
             </w:pPr>
             <w:r>
               <w:rPr>
-                <w:rFonts w:ascii="Noto Sans KR" w:hAnsi="Noto Sans KR" w:eastAsia="Noto Sans KR" w:cs="Noto Sans KR" w:hint="eastAsia"/>
+                <w:rFonts w:ascii="Apple SD Gothic Neo" w:hAnsi="Apple SD Gothic Neo" w:eastAsia="Apple SD Gothic Neo" w:cs="Apple SD Gothic Neo" w:hint="eastAsia"/>
                 <w:b/>
                 <w:color w:val="F39A3D"/>
                 <w:sz w:val="14"/>
@@ -2206,7 +2206,7 @@
             </w:pPr>
             <w:r>
               <w:rPr>
-                <w:rFonts w:ascii="Noto Sans KR" w:hAnsi="Noto Sans KR" w:eastAsia="Noto Sans KR" w:cs="Noto Sans KR" w:hint="eastAsia"/>
+                <w:rFonts w:ascii="Apple SD Gothic Neo" w:hAnsi="Apple SD Gothic Neo" w:eastAsia="Apple SD Gothic Neo" w:cs="Apple SD Gothic Neo" w:hint="eastAsia"/>
                 <w:b/>
                 <w:color w:val="F39A3D"/>
                 <w:sz w:val="13"/>
@@ -2234,7 +2234,7 @@
             </w:pPr>
             <w:r>
               <w:rPr>
-                <w:rFonts w:ascii="Noto Sans KR" w:hAnsi="Noto Sans KR" w:eastAsia="Noto Sans KR" w:cs="Noto Sans KR" w:hint="eastAsia"/>
+                <w:rFonts w:ascii="Apple SD Gothic Neo" w:hAnsi="Apple SD Gothic Neo" w:eastAsia="Apple SD Gothic Neo" w:cs="Apple SD Gothic Neo" w:hint="eastAsia"/>
                 <w:b w:val="0"/>
                 <w:color w:val="000000"/>
                 <w:sz w:val="14"/>
@@ -2264,7 +2264,7 @@
             </w:pPr>
             <w:r>
               <w:rPr>
-                <w:rFonts w:ascii="Noto Sans KR" w:hAnsi="Noto Sans KR" w:eastAsia="Noto Sans KR" w:cs="Noto Sans KR" w:hint="eastAsia"/>
+                <w:rFonts w:ascii="Apple SD Gothic Neo" w:hAnsi="Apple SD Gothic Neo" w:eastAsia="Apple SD Gothic Neo" w:cs="Apple SD Gothic Neo" w:hint="eastAsia"/>
                 <w:b w:val="0"/>
                 <w:color w:val="000000"/>
                 <w:sz w:val="14"/>
@@ -2292,7 +2292,7 @@
             </w:pPr>
             <w:r>
               <w:rPr>
-                <w:rFonts w:ascii="Noto Sans KR" w:hAnsi="Noto Sans KR" w:eastAsia="Noto Sans KR" w:cs="Noto Sans KR" w:hint="eastAsia"/>
+                <w:rFonts w:ascii="Apple SD Gothic Neo" w:hAnsi="Apple SD Gothic Neo" w:eastAsia="Apple SD Gothic Neo" w:cs="Apple SD Gothic Neo" w:hint="eastAsia"/>
                 <w:b w:val="0"/>
                 <w:color w:val="000000"/>
                 <w:sz w:val="14"/>
@@ -2326,7 +2326,7 @@
             </w:pPr>
             <w:r>
               <w:rPr>
-                <w:rFonts w:ascii="Noto Sans KR" w:hAnsi="Noto Sans KR" w:eastAsia="Noto Sans KR" w:cs="Noto Sans KR" w:hint="eastAsia"/>
+                <w:rFonts w:ascii="Apple SD Gothic Neo" w:hAnsi="Apple SD Gothic Neo" w:eastAsia="Apple SD Gothic Neo" w:cs="Apple SD Gothic Neo" w:hint="eastAsia"/>
                 <w:b/>
                 <w:color w:val="F39A3D"/>
                 <w:sz w:val="14"/>
@@ -2356,7 +2356,7 @@
             </w:pPr>
             <w:r>
               <w:rPr>
-                <w:rFonts w:ascii="Noto Sans KR" w:hAnsi="Noto Sans KR" w:eastAsia="Noto Sans KR" w:cs="Noto Sans KR" w:hint="eastAsia"/>
+                <w:rFonts w:ascii="Apple SD Gothic Neo" w:hAnsi="Apple SD Gothic Neo" w:eastAsia="Apple SD Gothic Neo" w:cs="Apple SD Gothic Neo" w:hint="eastAsia"/>
                 <w:b/>
                 <w:color w:val="F39A3D"/>
                 <w:sz w:val="13"/>
@@ -2384,7 +2384,7 @@
             </w:pPr>
             <w:r>
               <w:rPr>
-                <w:rFonts w:ascii="Noto Sans KR" w:hAnsi="Noto Sans KR" w:eastAsia="Noto Sans KR" w:cs="Noto Sans KR" w:hint="eastAsia"/>
+                <w:rFonts w:ascii="Apple SD Gothic Neo" w:hAnsi="Apple SD Gothic Neo" w:eastAsia="Apple SD Gothic Neo" w:cs="Apple SD Gothic Neo" w:hint="eastAsia"/>
                 <w:b w:val="0"/>
                 <w:color w:val="000000"/>
                 <w:sz w:val="14"/>
@@ -2414,7 +2414,7 @@
             </w:pPr>
             <w:r>
               <w:rPr>
-                <w:rFonts w:ascii="Noto Sans KR" w:hAnsi="Noto Sans KR" w:eastAsia="Noto Sans KR" w:cs="Noto Sans KR" w:hint="eastAsia"/>
+                <w:rFonts w:ascii="Apple SD Gothic Neo" w:hAnsi="Apple SD Gothic Neo" w:eastAsia="Apple SD Gothic Neo" w:cs="Apple SD Gothic Neo" w:hint="eastAsia"/>
                 <w:b w:val="0"/>
                 <w:color w:val="000000"/>
                 <w:sz w:val="14"/>
@@ -2442,13 +2442,13 @@
             </w:pPr>
             <w:r>
               <w:rPr>
-                <w:rFonts w:ascii="Noto Sans KR" w:hAnsi="Noto Sans KR" w:eastAsia="Noto Sans KR" w:cs="Noto Sans KR" w:hint="eastAsia"/>
+                <w:rFonts w:ascii="Apple SD Gothic Neo" w:hAnsi="Apple SD Gothic Neo" w:eastAsia="Apple SD Gothic Neo" w:cs="Apple SD Gothic Neo" w:hint="eastAsia"/>
                 <w:b w:val="0"/>
                 <w:color w:val="000000"/>
                 <w:sz w:val="14"/>
                 <w:lang w:val="en-US" w:eastAsia="ko-KR"/>
               </w:rPr>
-              <w:t>성공·실패 모두 실행, 실패 시 720×480 일반 창</w:t>
+              <w:t>성공·실패 모두 실행, 실패 시 960×540 일반 창</w:t>
             </w:r>
           </w:p>
         </w:tc>
@@ -2476,7 +2476,7 @@
             </w:pPr>
             <w:r>
               <w:rPr>
-                <w:rFonts w:ascii="Noto Sans KR" w:hAnsi="Noto Sans KR" w:eastAsia="Noto Sans KR" w:cs="Noto Sans KR" w:hint="eastAsia"/>
+                <w:rFonts w:ascii="Apple SD Gothic Neo" w:hAnsi="Apple SD Gothic Neo" w:eastAsia="Apple SD Gothic Neo" w:cs="Apple SD Gothic Neo" w:hint="eastAsia"/>
                 <w:b/>
                 <w:color w:val="58C9F2"/>
                 <w:sz w:val="14"/>
@@ -2506,7 +2506,7 @@
             </w:pPr>
             <w:r>
               <w:rPr>
-                <w:rFonts w:ascii="Noto Sans KR" w:hAnsi="Noto Sans KR" w:eastAsia="Noto Sans KR" w:cs="Noto Sans KR" w:hint="eastAsia"/>
+                <w:rFonts w:ascii="Apple SD Gothic Neo" w:hAnsi="Apple SD Gothic Neo" w:eastAsia="Apple SD Gothic Neo" w:cs="Apple SD Gothic Neo" w:hint="eastAsia"/>
                 <w:b/>
                 <w:color w:val="58C9F2"/>
                 <w:sz w:val="13"/>
@@ -2534,7 +2534,7 @@
             </w:pPr>
             <w:r>
               <w:rPr>
-                <w:rFonts w:ascii="Noto Sans KR" w:hAnsi="Noto Sans KR" w:eastAsia="Noto Sans KR" w:cs="Noto Sans KR" w:hint="eastAsia"/>
+                <w:rFonts w:ascii="Apple SD Gothic Neo" w:hAnsi="Apple SD Gothic Neo" w:eastAsia="Apple SD Gothic Neo" w:cs="Apple SD Gothic Neo" w:hint="eastAsia"/>
                 <w:b w:val="0"/>
                 <w:color w:val="000000"/>
                 <w:sz w:val="14"/>
@@ -2564,7 +2564,7 @@
             </w:pPr>
             <w:r>
               <w:rPr>
-                <w:rFonts w:ascii="Noto Sans KR" w:hAnsi="Noto Sans KR" w:eastAsia="Noto Sans KR" w:cs="Noto Sans KR" w:hint="eastAsia"/>
+                <w:rFonts w:ascii="Apple SD Gothic Neo" w:hAnsi="Apple SD Gothic Neo" w:eastAsia="Apple SD Gothic Neo" w:cs="Apple SD Gothic Neo" w:hint="eastAsia"/>
                 <w:b w:val="0"/>
                 <w:color w:val="000000"/>
                 <w:sz w:val="14"/>
@@ -2592,7 +2592,7 @@
             </w:pPr>
             <w:r>
               <w:rPr>
-                <w:rFonts w:ascii="Noto Sans KR" w:hAnsi="Noto Sans KR" w:eastAsia="Noto Sans KR" w:cs="Noto Sans KR" w:hint="eastAsia"/>
+                <w:rFonts w:ascii="Apple SD Gothic Neo" w:hAnsi="Apple SD Gothic Neo" w:eastAsia="Apple SD Gothic Neo" w:cs="Apple SD Gothic Neo" w:hint="eastAsia"/>
                 <w:b w:val="0"/>
                 <w:color w:val="000000"/>
                 <w:sz w:val="14"/>
@@ -2626,7 +2626,7 @@
             </w:pPr>
             <w:r>
               <w:rPr>
-                <w:rFonts w:ascii="Noto Sans KR" w:hAnsi="Noto Sans KR" w:eastAsia="Noto Sans KR" w:cs="Noto Sans KR" w:hint="eastAsia"/>
+                <w:rFonts w:ascii="Apple SD Gothic Neo" w:hAnsi="Apple SD Gothic Neo" w:eastAsia="Apple SD Gothic Neo" w:cs="Apple SD Gothic Neo" w:hint="eastAsia"/>
                 <w:b/>
                 <w:color w:val="58C9F2"/>
                 <w:sz w:val="14"/>
@@ -2656,7 +2656,7 @@
             </w:pPr>
             <w:r>
               <w:rPr>
-                <w:rFonts w:ascii="Noto Sans KR" w:hAnsi="Noto Sans KR" w:eastAsia="Noto Sans KR" w:cs="Noto Sans KR" w:hint="eastAsia"/>
+                <w:rFonts w:ascii="Apple SD Gothic Neo" w:hAnsi="Apple SD Gothic Neo" w:eastAsia="Apple SD Gothic Neo" w:cs="Apple SD Gothic Neo" w:hint="eastAsia"/>
                 <w:b/>
                 <w:color w:val="58C9F2"/>
                 <w:sz w:val="13"/>
@@ -2684,7 +2684,7 @@
             </w:pPr>
             <w:r>
               <w:rPr>
-                <w:rFonts w:ascii="Noto Sans KR" w:hAnsi="Noto Sans KR" w:eastAsia="Noto Sans KR" w:cs="Noto Sans KR" w:hint="eastAsia"/>
+                <w:rFonts w:ascii="Apple SD Gothic Neo" w:hAnsi="Apple SD Gothic Neo" w:eastAsia="Apple SD Gothic Neo" w:cs="Apple SD Gothic Neo" w:hint="eastAsia"/>
                 <w:b w:val="0"/>
                 <w:color w:val="000000"/>
                 <w:sz w:val="14"/>
@@ -2714,7 +2714,7 @@
             </w:pPr>
             <w:r>
               <w:rPr>
-                <w:rFonts w:ascii="Noto Sans KR" w:hAnsi="Noto Sans KR" w:eastAsia="Noto Sans KR" w:cs="Noto Sans KR" w:hint="eastAsia"/>
+                <w:rFonts w:ascii="Apple SD Gothic Neo" w:hAnsi="Apple SD Gothic Neo" w:eastAsia="Apple SD Gothic Neo" w:cs="Apple SD Gothic Neo" w:hint="eastAsia"/>
                 <w:b w:val="0"/>
                 <w:color w:val="000000"/>
                 <w:sz w:val="14"/>
@@ -2742,7 +2742,7 @@
             </w:pPr>
             <w:r>
               <w:rPr>
-                <w:rFonts w:ascii="Noto Sans KR" w:hAnsi="Noto Sans KR" w:eastAsia="Noto Sans KR" w:cs="Noto Sans KR" w:hint="eastAsia"/>
+                <w:rFonts w:ascii="Apple SD Gothic Neo" w:hAnsi="Apple SD Gothic Neo" w:eastAsia="Apple SD Gothic Neo" w:cs="Apple SD Gothic Neo" w:hint="eastAsia"/>
                 <w:b w:val="0"/>
                 <w:color w:val="000000"/>
                 <w:sz w:val="14"/>
@@ -2776,7 +2776,7 @@
             </w:pPr>
             <w:r>
               <w:rPr>
-                <w:rFonts w:ascii="Noto Sans KR" w:hAnsi="Noto Sans KR" w:eastAsia="Noto Sans KR" w:cs="Noto Sans KR" w:hint="eastAsia"/>
+                <w:rFonts w:ascii="Apple SD Gothic Neo" w:hAnsi="Apple SD Gothic Neo" w:eastAsia="Apple SD Gothic Neo" w:cs="Apple SD Gothic Neo" w:hint="eastAsia"/>
                 <w:b/>
                 <w:color w:val="66D3BA"/>
                 <w:sz w:val="14"/>
@@ -2806,7 +2806,7 @@
             </w:pPr>
             <w:r>
               <w:rPr>
-                <w:rFonts w:ascii="Noto Sans KR" w:hAnsi="Noto Sans KR" w:eastAsia="Noto Sans KR" w:cs="Noto Sans KR" w:hint="eastAsia"/>
+                <w:rFonts w:ascii="Apple SD Gothic Neo" w:hAnsi="Apple SD Gothic Neo" w:eastAsia="Apple SD Gothic Neo" w:cs="Apple SD Gothic Neo" w:hint="eastAsia"/>
                 <w:b/>
                 <w:color w:val="66D3BA"/>
                 <w:sz w:val="13"/>
@@ -2834,7 +2834,7 @@
             </w:pPr>
             <w:r>
               <w:rPr>
-                <w:rFonts w:ascii="Noto Sans KR" w:hAnsi="Noto Sans KR" w:eastAsia="Noto Sans KR" w:cs="Noto Sans KR" w:hint="eastAsia"/>
+                <w:rFonts w:ascii="Apple SD Gothic Neo" w:hAnsi="Apple SD Gothic Neo" w:eastAsia="Apple SD Gothic Neo" w:cs="Apple SD Gothic Neo" w:hint="eastAsia"/>
                 <w:b w:val="0"/>
                 <w:color w:val="000000"/>
                 <w:sz w:val="14"/>
@@ -2864,7 +2864,7 @@
             </w:pPr>
             <w:r>
               <w:rPr>
-                <w:rFonts w:ascii="Noto Sans KR" w:hAnsi="Noto Sans KR" w:eastAsia="Noto Sans KR" w:cs="Noto Sans KR" w:hint="eastAsia"/>
+                <w:rFonts w:ascii="Apple SD Gothic Neo" w:hAnsi="Apple SD Gothic Neo" w:eastAsia="Apple SD Gothic Neo" w:cs="Apple SD Gothic Neo" w:hint="eastAsia"/>
                 <w:b w:val="0"/>
                 <w:color w:val="000000"/>
                 <w:sz w:val="14"/>
@@ -2892,7 +2892,7 @@
             </w:pPr>
             <w:r>
               <w:rPr>
-                <w:rFonts w:ascii="Noto Sans KR" w:hAnsi="Noto Sans KR" w:eastAsia="Noto Sans KR" w:cs="Noto Sans KR" w:hint="eastAsia"/>
+                <w:rFonts w:ascii="Apple SD Gothic Neo" w:hAnsi="Apple SD Gothic Neo" w:eastAsia="Apple SD Gothic Neo" w:cs="Apple SD Gothic Neo" w:hint="eastAsia"/>
                 <w:b w:val="0"/>
                 <w:color w:val="000000"/>
                 <w:sz w:val="14"/>
@@ -2926,7 +2926,7 @@
             </w:pPr>
             <w:r>
               <w:rPr>
-                <w:rFonts w:ascii="Noto Sans KR" w:hAnsi="Noto Sans KR" w:eastAsia="Noto Sans KR" w:cs="Noto Sans KR" w:hint="eastAsia"/>
+                <w:rFonts w:ascii="Apple SD Gothic Neo" w:hAnsi="Apple SD Gothic Neo" w:eastAsia="Apple SD Gothic Neo" w:cs="Apple SD Gothic Neo" w:hint="eastAsia"/>
                 <w:b/>
                 <w:color w:val="66D3BA"/>
                 <w:sz w:val="14"/>
@@ -2956,7 +2956,7 @@
             </w:pPr>
             <w:r>
               <w:rPr>
-                <w:rFonts w:ascii="Noto Sans KR" w:hAnsi="Noto Sans KR" w:eastAsia="Noto Sans KR" w:cs="Noto Sans KR" w:hint="eastAsia"/>
+                <w:rFonts w:ascii="Apple SD Gothic Neo" w:hAnsi="Apple SD Gothic Neo" w:eastAsia="Apple SD Gothic Neo" w:cs="Apple SD Gothic Neo" w:hint="eastAsia"/>
                 <w:b/>
                 <w:color w:val="66D3BA"/>
                 <w:sz w:val="13"/>
@@ -2984,7 +2984,7 @@
             </w:pPr>
             <w:r>
               <w:rPr>
-                <w:rFonts w:ascii="Noto Sans KR" w:hAnsi="Noto Sans KR" w:eastAsia="Noto Sans KR" w:cs="Noto Sans KR" w:hint="eastAsia"/>
+                <w:rFonts w:ascii="Apple SD Gothic Neo" w:hAnsi="Apple SD Gothic Neo" w:eastAsia="Apple SD Gothic Neo" w:cs="Apple SD Gothic Neo" w:hint="eastAsia"/>
                 <w:b w:val="0"/>
                 <w:color w:val="000000"/>
                 <w:sz w:val="14"/>
@@ -3014,13 +3014,13 @@
             </w:pPr>
             <w:r>
               <w:rPr>
-                <w:rFonts w:ascii="Noto Sans KR" w:hAnsi="Noto Sans KR" w:eastAsia="Noto Sans KR" w:cs="Noto Sans KR" w:hint="eastAsia"/>
+                <w:rFonts w:ascii="Apple SD Gothic Neo" w:hAnsi="Apple SD Gothic Neo" w:eastAsia="Apple SD Gothic Neo" w:cs="Apple SD Gothic Neo" w:hint="eastAsia"/>
                 <w:b w:val="0"/>
                 <w:color w:val="000000"/>
                 <w:sz w:val="14"/>
                 <w:lang w:val="en-US" w:eastAsia="ko-KR"/>
               </w:rPr>
-              <w:t>480×56 런처와 쇄빙 HUD View</w:t>
+              <w:t>800×72 런처와 쇄빙 HUD View</w:t>
             </w:r>
           </w:p>
         </w:tc>
@@ -3042,7 +3042,7 @@
             </w:pPr>
             <w:r>
               <w:rPr>
-                <w:rFonts w:ascii="Noto Sans KR" w:hAnsi="Noto Sans KR" w:eastAsia="Noto Sans KR" w:cs="Noto Sans KR" w:hint="eastAsia"/>
+                <w:rFonts w:ascii="Apple SD Gothic Neo" w:hAnsi="Apple SD Gothic Neo" w:eastAsia="Apple SD Gothic Neo" w:cs="Apple SD Gothic Neo" w:hint="eastAsia"/>
                 <w:b w:val="0"/>
                 <w:color w:val="000000"/>
                 <w:sz w:val="14"/>
@@ -3076,7 +3076,7 @@
             </w:pPr>
             <w:r>
               <w:rPr>
-                <w:rFonts w:ascii="Noto Sans KR" w:hAnsi="Noto Sans KR" w:eastAsia="Noto Sans KR" w:cs="Noto Sans KR" w:hint="eastAsia"/>
+                <w:rFonts w:ascii="Apple SD Gothic Neo" w:hAnsi="Apple SD Gothic Neo" w:eastAsia="Apple SD Gothic Neo" w:cs="Apple SD Gothic Neo" w:hint="eastAsia"/>
                 <w:b/>
                 <w:color w:val="F39A3D"/>
                 <w:sz w:val="14"/>
@@ -3106,7 +3106,7 @@
             </w:pPr>
             <w:r>
               <w:rPr>
-                <w:rFonts w:ascii="Noto Sans KR" w:hAnsi="Noto Sans KR" w:eastAsia="Noto Sans KR" w:cs="Noto Sans KR" w:hint="eastAsia"/>
+                <w:rFonts w:ascii="Apple SD Gothic Neo" w:hAnsi="Apple SD Gothic Neo" w:eastAsia="Apple SD Gothic Neo" w:cs="Apple SD Gothic Neo" w:hint="eastAsia"/>
                 <w:b/>
                 <w:color w:val="F39A3D"/>
                 <w:sz w:val="13"/>
@@ -3134,7 +3134,7 @@
             </w:pPr>
             <w:r>
               <w:rPr>
-                <w:rFonts w:ascii="Noto Sans KR" w:hAnsi="Noto Sans KR" w:eastAsia="Noto Sans KR" w:cs="Noto Sans KR" w:hint="eastAsia"/>
+                <w:rFonts w:ascii="Apple SD Gothic Neo" w:hAnsi="Apple SD Gothic Neo" w:eastAsia="Apple SD Gothic Neo" w:cs="Apple SD Gothic Neo" w:hint="eastAsia"/>
                 <w:b w:val="0"/>
                 <w:color w:val="000000"/>
                 <w:sz w:val="14"/>
@@ -3164,7 +3164,7 @@
             </w:pPr>
             <w:r>
               <w:rPr>
-                <w:rFonts w:ascii="Noto Sans KR" w:hAnsi="Noto Sans KR" w:eastAsia="Noto Sans KR" w:cs="Noto Sans KR" w:hint="eastAsia"/>
+                <w:rFonts w:ascii="Apple SD Gothic Neo" w:hAnsi="Apple SD Gothic Neo" w:eastAsia="Apple SD Gothic Neo" w:cs="Apple SD Gothic Neo" w:hint="eastAsia"/>
                 <w:b w:val="0"/>
                 <w:color w:val="000000"/>
                 <w:sz w:val="14"/>
@@ -3192,7 +3192,7 @@
             </w:pPr>
             <w:r>
               <w:rPr>
-                <w:rFonts w:ascii="Noto Sans KR" w:hAnsi="Noto Sans KR" w:eastAsia="Noto Sans KR" w:cs="Noto Sans KR" w:hint="eastAsia"/>
+                <w:rFonts w:ascii="Apple SD Gothic Neo" w:hAnsi="Apple SD Gothic Neo" w:eastAsia="Apple SD Gothic Neo" w:cs="Apple SD Gothic Neo" w:hint="eastAsia"/>
                 <w:b w:val="0"/>
                 <w:color w:val="000000"/>
                 <w:sz w:val="14"/>
@@ -3248,7 +3248,7 @@
             </w:pPr>
             <w:r>
               <w:rPr>
-                <w:rFonts w:ascii="Noto Sans KR" w:hAnsi="Noto Sans KR" w:eastAsia="Noto Sans KR" w:cs="Noto Sans KR" w:hint="eastAsia"/>
+                <w:rFonts w:ascii="Apple SD Gothic Neo" w:hAnsi="Apple SD Gothic Neo" w:eastAsia="Apple SD Gothic Neo" w:cs="Apple SD Gothic Neo" w:hint="eastAsia"/>
                 <w:b/>
                 <w:color w:val="F39A3D"/>
                 <w:sz w:val="21"/>
@@ -3259,7 +3259,7 @@
             </w:r>
             <w:r>
               <w:rPr>
-                <w:rFonts w:ascii="Noto Sans KR" w:hAnsi="Noto Sans KR" w:eastAsia="Noto Sans KR" w:cs="Noto Sans KR" w:hint="eastAsia"/>
+                <w:rFonts w:ascii="Apple SD Gothic Neo" w:hAnsi="Apple SD Gothic Neo" w:eastAsia="Apple SD Gothic Neo" w:cs="Apple SD Gothic Neo" w:hint="eastAsia"/>
                 <w:b/>
                 <w:color w:val="0B1F33"/>
                 <w:sz w:val="23"/>
@@ -3282,7 +3282,7 @@
       </w:pPr>
       <w:r>
         <w:rPr>
-          <w:rFonts w:ascii="Noto Sans KR" w:hAnsi="Noto Sans KR" w:eastAsia="Noto Sans KR" w:cs="Noto Sans KR" w:hint="eastAsia"/>
+          <w:rFonts w:ascii="Apple SD Gothic Neo" w:hAnsi="Apple SD Gothic Neo" w:eastAsia="Apple SD Gothic Neo" w:cs="Apple SD Gothic Neo" w:hint="eastAsia"/>
           <w:b/>
           <w:color w:val="58C9F2"/>
           <w:sz w:val="19"/>
@@ -3292,7 +3292,7 @@
       </w:r>
       <w:r>
         <w:rPr>
-          <w:rFonts w:ascii="Noto Sans KR" w:hAnsi="Noto Sans KR" w:eastAsia="Noto Sans KR" w:cs="Noto Sans KR" w:hint="eastAsia"/>
+          <w:rFonts w:ascii="Apple SD Gothic Neo" w:hAnsi="Apple SD Gothic Neo" w:eastAsia="Apple SD Gothic Neo" w:cs="Apple SD Gothic Neo" w:hint="eastAsia"/>
           <w:color w:val="5C6F7B"/>
           <w:sz w:val="19"/>
           <w:lang w:val="en-US" w:eastAsia="ko-KR"/>
@@ -3341,7 +3341,7 @@
             </w:pPr>
             <w:r>
               <w:rPr>
-                <w:rFonts w:ascii="Noto Sans KR" w:hAnsi="Noto Sans KR" w:eastAsia="Noto Sans KR" w:cs="Noto Sans KR" w:hint="eastAsia"/>
+                <w:rFonts w:ascii="Apple SD Gothic Neo" w:hAnsi="Apple SD Gothic Neo" w:eastAsia="Apple SD Gothic Neo" w:cs="Apple SD Gothic Neo" w:hint="eastAsia"/>
                 <w:b/>
                 <w:color w:val="0B2545"/>
                 <w:sz w:val="16"/>
@@ -3370,7 +3370,7 @@
             </w:pPr>
             <w:r>
               <w:rPr>
-                <w:rFonts w:ascii="Noto Sans KR" w:hAnsi="Noto Sans KR" w:eastAsia="Noto Sans KR" w:cs="Noto Sans KR" w:hint="eastAsia"/>
+                <w:rFonts w:ascii="Apple SD Gothic Neo" w:hAnsi="Apple SD Gothic Neo" w:eastAsia="Apple SD Gothic Neo" w:cs="Apple SD Gothic Neo" w:hint="eastAsia"/>
                 <w:b/>
                 <w:color w:val="0B2545"/>
                 <w:sz w:val="16"/>
@@ -3399,7 +3399,7 @@
             </w:pPr>
             <w:r>
               <w:rPr>
-                <w:rFonts w:ascii="Noto Sans KR" w:hAnsi="Noto Sans KR" w:eastAsia="Noto Sans KR" w:cs="Noto Sans KR" w:hint="eastAsia"/>
+                <w:rFonts w:ascii="Apple SD Gothic Neo" w:hAnsi="Apple SD Gothic Neo" w:eastAsia="Apple SD Gothic Neo" w:cs="Apple SD Gothic Neo" w:hint="eastAsia"/>
                 <w:b/>
                 <w:color w:val="0B2545"/>
                 <w:sz w:val="16"/>
@@ -3428,7 +3428,7 @@
             </w:pPr>
             <w:r>
               <w:rPr>
-                <w:rFonts w:ascii="Noto Sans KR" w:hAnsi="Noto Sans KR" w:eastAsia="Noto Sans KR" w:cs="Noto Sans KR" w:hint="eastAsia"/>
+                <w:rFonts w:ascii="Apple SD Gothic Neo" w:hAnsi="Apple SD Gothic Neo" w:eastAsia="Apple SD Gothic Neo" w:cs="Apple SD Gothic Neo" w:hint="eastAsia"/>
                 <w:b/>
                 <w:color w:val="0B2545"/>
                 <w:sz w:val="16"/>
@@ -3457,7 +3457,7 @@
             </w:pPr>
             <w:r>
               <w:rPr>
-                <w:rFonts w:ascii="Noto Sans KR" w:hAnsi="Noto Sans KR" w:eastAsia="Noto Sans KR" w:cs="Noto Sans KR" w:hint="eastAsia"/>
+                <w:rFonts w:ascii="Apple SD Gothic Neo" w:hAnsi="Apple SD Gothic Neo" w:eastAsia="Apple SD Gothic Neo" w:cs="Apple SD Gothic Neo" w:hint="eastAsia"/>
                 <w:b/>
                 <w:color w:val="0B2545"/>
                 <w:sz w:val="16"/>
@@ -3491,7 +3491,7 @@
             </w:pPr>
             <w:r>
               <w:rPr>
-                <w:rFonts w:ascii="Noto Sans KR" w:hAnsi="Noto Sans KR" w:eastAsia="Noto Sans KR" w:cs="Noto Sans KR" w:hint="eastAsia"/>
+                <w:rFonts w:ascii="Apple SD Gothic Neo" w:hAnsi="Apple SD Gothic Neo" w:eastAsia="Apple SD Gothic Neo" w:cs="Apple SD Gothic Neo" w:hint="eastAsia"/>
                 <w:b/>
                 <w:color w:val="F39A3D"/>
                 <w:sz w:val="14"/>
@@ -3521,7 +3521,7 @@
             </w:pPr>
             <w:r>
               <w:rPr>
-                <w:rFonts w:ascii="Noto Sans KR" w:hAnsi="Noto Sans KR" w:eastAsia="Noto Sans KR" w:cs="Noto Sans KR" w:hint="eastAsia"/>
+                <w:rFonts w:ascii="Apple SD Gothic Neo" w:hAnsi="Apple SD Gothic Neo" w:eastAsia="Apple SD Gothic Neo" w:cs="Apple SD Gothic Neo" w:hint="eastAsia"/>
                 <w:b/>
                 <w:color w:val="F39A3D"/>
                 <w:sz w:val="13"/>
@@ -3549,7 +3549,7 @@
             </w:pPr>
             <w:r>
               <w:rPr>
-                <w:rFonts w:ascii="Noto Sans KR" w:hAnsi="Noto Sans KR" w:eastAsia="Noto Sans KR" w:cs="Noto Sans KR" w:hint="eastAsia"/>
+                <w:rFonts w:ascii="Apple SD Gothic Neo" w:hAnsi="Apple SD Gothic Neo" w:eastAsia="Apple SD Gothic Neo" w:cs="Apple SD Gothic Neo" w:hint="eastAsia"/>
                 <w:b w:val="0"/>
                 <w:color w:val="000000"/>
                 <w:sz w:val="14"/>
@@ -3579,7 +3579,7 @@
             </w:pPr>
             <w:r>
               <w:rPr>
-                <w:rFonts w:ascii="Noto Sans KR" w:hAnsi="Noto Sans KR" w:eastAsia="Noto Sans KR" w:cs="Noto Sans KR" w:hint="eastAsia"/>
+                <w:rFonts w:ascii="Apple SD Gothic Neo" w:hAnsi="Apple SD Gothic Neo" w:eastAsia="Apple SD Gothic Neo" w:cs="Apple SD Gothic Neo" w:hint="eastAsia"/>
                 <w:b w:val="0"/>
                 <w:color w:val="000000"/>
                 <w:sz w:val="14"/>
@@ -3607,7 +3607,7 @@
             </w:pPr>
             <w:r>
               <w:rPr>
-                <w:rFonts w:ascii="Noto Sans KR" w:hAnsi="Noto Sans KR" w:eastAsia="Noto Sans KR" w:cs="Noto Sans KR" w:hint="eastAsia"/>
+                <w:rFonts w:ascii="Apple SD Gothic Neo" w:hAnsi="Apple SD Gothic Neo" w:eastAsia="Apple SD Gothic Neo" w:cs="Apple SD Gothic Neo" w:hint="eastAsia"/>
                 <w:b w:val="0"/>
                 <w:color w:val="000000"/>
                 <w:sz w:val="14"/>
@@ -3641,7 +3641,7 @@
             </w:pPr>
             <w:r>
               <w:rPr>
-                <w:rFonts w:ascii="Noto Sans KR" w:hAnsi="Noto Sans KR" w:eastAsia="Noto Sans KR" w:cs="Noto Sans KR" w:hint="eastAsia"/>
+                <w:rFonts w:ascii="Apple SD Gothic Neo" w:hAnsi="Apple SD Gothic Neo" w:eastAsia="Apple SD Gothic Neo" w:cs="Apple SD Gothic Neo" w:hint="eastAsia"/>
                 <w:b/>
                 <w:color w:val="F39A3D"/>
                 <w:sz w:val="14"/>
@@ -3671,7 +3671,7 @@
             </w:pPr>
             <w:r>
               <w:rPr>
-                <w:rFonts w:ascii="Noto Sans KR" w:hAnsi="Noto Sans KR" w:eastAsia="Noto Sans KR" w:cs="Noto Sans KR" w:hint="eastAsia"/>
+                <w:rFonts w:ascii="Apple SD Gothic Neo" w:hAnsi="Apple SD Gothic Neo" w:eastAsia="Apple SD Gothic Neo" w:cs="Apple SD Gothic Neo" w:hint="eastAsia"/>
                 <w:b/>
                 <w:color w:val="F39A3D"/>
                 <w:sz w:val="13"/>
@@ -3699,7 +3699,7 @@
             </w:pPr>
             <w:r>
               <w:rPr>
-                <w:rFonts w:ascii="Noto Sans KR" w:hAnsi="Noto Sans KR" w:eastAsia="Noto Sans KR" w:cs="Noto Sans KR" w:hint="eastAsia"/>
+                <w:rFonts w:ascii="Apple SD Gothic Neo" w:hAnsi="Apple SD Gothic Neo" w:eastAsia="Apple SD Gothic Neo" w:cs="Apple SD Gothic Neo" w:hint="eastAsia"/>
                 <w:b w:val="0"/>
                 <w:color w:val="000000"/>
                 <w:sz w:val="14"/>
@@ -3729,7 +3729,7 @@
             </w:pPr>
             <w:r>
               <w:rPr>
-                <w:rFonts w:ascii="Noto Sans KR" w:hAnsi="Noto Sans KR" w:eastAsia="Noto Sans KR" w:cs="Noto Sans KR" w:hint="eastAsia"/>
+                <w:rFonts w:ascii="Apple SD Gothic Neo" w:hAnsi="Apple SD Gothic Neo" w:eastAsia="Apple SD Gothic Neo" w:cs="Apple SD Gothic Neo" w:hint="eastAsia"/>
                 <w:b w:val="0"/>
                 <w:color w:val="000000"/>
                 <w:sz w:val="14"/>
@@ -3757,7 +3757,7 @@
             </w:pPr>
             <w:r>
               <w:rPr>
-                <w:rFonts w:ascii="Noto Sans KR" w:hAnsi="Noto Sans KR" w:eastAsia="Noto Sans KR" w:cs="Noto Sans KR" w:hint="eastAsia"/>
+                <w:rFonts w:ascii="Apple SD Gothic Neo" w:hAnsi="Apple SD Gothic Neo" w:eastAsia="Apple SD Gothic Neo" w:cs="Apple SD Gothic Neo" w:hint="eastAsia"/>
                 <w:b w:val="0"/>
                 <w:color w:val="000000"/>
                 <w:sz w:val="14"/>
@@ -3791,7 +3791,7 @@
             </w:pPr>
             <w:r>
               <w:rPr>
-                <w:rFonts w:ascii="Noto Sans KR" w:hAnsi="Noto Sans KR" w:eastAsia="Noto Sans KR" w:cs="Noto Sans KR" w:hint="eastAsia"/>
+                <w:rFonts w:ascii="Apple SD Gothic Neo" w:hAnsi="Apple SD Gothic Neo" w:eastAsia="Apple SD Gothic Neo" w:cs="Apple SD Gothic Neo" w:hint="eastAsia"/>
                 <w:b/>
                 <w:color w:val="F39A3D"/>
                 <w:sz w:val="14"/>
@@ -3821,7 +3821,7 @@
             </w:pPr>
             <w:r>
               <w:rPr>
-                <w:rFonts w:ascii="Noto Sans KR" w:hAnsi="Noto Sans KR" w:eastAsia="Noto Sans KR" w:cs="Noto Sans KR" w:hint="eastAsia"/>
+                <w:rFonts w:ascii="Apple SD Gothic Neo" w:hAnsi="Apple SD Gothic Neo" w:eastAsia="Apple SD Gothic Neo" w:cs="Apple SD Gothic Neo" w:hint="eastAsia"/>
                 <w:b/>
                 <w:color w:val="F39A3D"/>
                 <w:sz w:val="13"/>
@@ -3849,7 +3849,7 @@
             </w:pPr>
             <w:r>
               <w:rPr>
-                <w:rFonts w:ascii="Noto Sans KR" w:hAnsi="Noto Sans KR" w:eastAsia="Noto Sans KR" w:cs="Noto Sans KR" w:hint="eastAsia"/>
+                <w:rFonts w:ascii="Apple SD Gothic Neo" w:hAnsi="Apple SD Gothic Neo" w:eastAsia="Apple SD Gothic Neo" w:cs="Apple SD Gothic Neo" w:hint="eastAsia"/>
                 <w:b w:val="0"/>
                 <w:color w:val="000000"/>
                 <w:sz w:val="14"/>
@@ -3879,7 +3879,7 @@
             </w:pPr>
             <w:r>
               <w:rPr>
-                <w:rFonts w:ascii="Noto Sans KR" w:hAnsi="Noto Sans KR" w:eastAsia="Noto Sans KR" w:cs="Noto Sans KR" w:hint="eastAsia"/>
+                <w:rFonts w:ascii="Apple SD Gothic Neo" w:hAnsi="Apple SD Gothic Neo" w:eastAsia="Apple SD Gothic Neo" w:cs="Apple SD Gothic Neo" w:hint="eastAsia"/>
                 <w:b w:val="0"/>
                 <w:color w:val="000000"/>
                 <w:sz w:val="14"/>
@@ -3907,7 +3907,7 @@
             </w:pPr>
             <w:r>
               <w:rPr>
-                <w:rFonts w:ascii="Noto Sans KR" w:hAnsi="Noto Sans KR" w:eastAsia="Noto Sans KR" w:cs="Noto Sans KR" w:hint="eastAsia"/>
+                <w:rFonts w:ascii="Apple SD Gothic Neo" w:hAnsi="Apple SD Gothic Neo" w:eastAsia="Apple SD Gothic Neo" w:cs="Apple SD Gothic Neo" w:hint="eastAsia"/>
                 <w:b w:val="0"/>
                 <w:color w:val="000000"/>
                 <w:sz w:val="14"/>
@@ -3941,7 +3941,7 @@
             </w:pPr>
             <w:r>
               <w:rPr>
-                <w:rFonts w:ascii="Noto Sans KR" w:hAnsi="Noto Sans KR" w:eastAsia="Noto Sans KR" w:cs="Noto Sans KR" w:hint="eastAsia"/>
+                <w:rFonts w:ascii="Apple SD Gothic Neo" w:hAnsi="Apple SD Gothic Neo" w:eastAsia="Apple SD Gothic Neo" w:cs="Apple SD Gothic Neo" w:hint="eastAsia"/>
                 <w:b/>
                 <w:color w:val="58C9F2"/>
                 <w:sz w:val="14"/>
@@ -3971,7 +3971,7 @@
             </w:pPr>
             <w:r>
               <w:rPr>
-                <w:rFonts w:ascii="Noto Sans KR" w:hAnsi="Noto Sans KR" w:eastAsia="Noto Sans KR" w:cs="Noto Sans KR" w:hint="eastAsia"/>
+                <w:rFonts w:ascii="Apple SD Gothic Neo" w:hAnsi="Apple SD Gothic Neo" w:eastAsia="Apple SD Gothic Neo" w:cs="Apple SD Gothic Neo" w:hint="eastAsia"/>
                 <w:b/>
                 <w:color w:val="58C9F2"/>
                 <w:sz w:val="13"/>
@@ -3999,7 +3999,7 @@
             </w:pPr>
             <w:r>
               <w:rPr>
-                <w:rFonts w:ascii="Noto Sans KR" w:hAnsi="Noto Sans KR" w:eastAsia="Noto Sans KR" w:cs="Noto Sans KR" w:hint="eastAsia"/>
+                <w:rFonts w:ascii="Apple SD Gothic Neo" w:hAnsi="Apple SD Gothic Neo" w:eastAsia="Apple SD Gothic Neo" w:cs="Apple SD Gothic Neo" w:hint="eastAsia"/>
                 <w:b w:val="0"/>
                 <w:color w:val="000000"/>
                 <w:sz w:val="14"/>
@@ -4029,7 +4029,7 @@
             </w:pPr>
             <w:r>
               <w:rPr>
-                <w:rFonts w:ascii="Noto Sans KR" w:hAnsi="Noto Sans KR" w:eastAsia="Noto Sans KR" w:cs="Noto Sans KR" w:hint="eastAsia"/>
+                <w:rFonts w:ascii="Apple SD Gothic Neo" w:hAnsi="Apple SD Gothic Neo" w:eastAsia="Apple SD Gothic Neo" w:cs="Apple SD Gothic Neo" w:hint="eastAsia"/>
                 <w:b w:val="0"/>
                 <w:color w:val="000000"/>
                 <w:sz w:val="14"/>
@@ -4057,7 +4057,7 @@
             </w:pPr>
             <w:r>
               <w:rPr>
-                <w:rFonts w:ascii="Noto Sans KR" w:hAnsi="Noto Sans KR" w:eastAsia="Noto Sans KR" w:cs="Noto Sans KR" w:hint="eastAsia"/>
+                <w:rFonts w:ascii="Apple SD Gothic Neo" w:hAnsi="Apple SD Gothic Neo" w:eastAsia="Apple SD Gothic Neo" w:cs="Apple SD Gothic Neo" w:hint="eastAsia"/>
                 <w:b w:val="0"/>
                 <w:color w:val="000000"/>
                 <w:sz w:val="14"/>
@@ -4091,7 +4091,7 @@
             </w:pPr>
             <w:r>
               <w:rPr>
-                <w:rFonts w:ascii="Noto Sans KR" w:hAnsi="Noto Sans KR" w:eastAsia="Noto Sans KR" w:cs="Noto Sans KR" w:hint="eastAsia"/>
+                <w:rFonts w:ascii="Apple SD Gothic Neo" w:hAnsi="Apple SD Gothic Neo" w:eastAsia="Apple SD Gothic Neo" w:cs="Apple SD Gothic Neo" w:hint="eastAsia"/>
                 <w:b/>
                 <w:color w:val="58C9F2"/>
                 <w:sz w:val="14"/>
@@ -4121,7 +4121,7 @@
             </w:pPr>
             <w:r>
               <w:rPr>
-                <w:rFonts w:ascii="Noto Sans KR" w:hAnsi="Noto Sans KR" w:eastAsia="Noto Sans KR" w:cs="Noto Sans KR" w:hint="eastAsia"/>
+                <w:rFonts w:ascii="Apple SD Gothic Neo" w:hAnsi="Apple SD Gothic Neo" w:eastAsia="Apple SD Gothic Neo" w:cs="Apple SD Gothic Neo" w:hint="eastAsia"/>
                 <w:b/>
                 <w:color w:val="58C9F2"/>
                 <w:sz w:val="13"/>
@@ -4149,7 +4149,7 @@
             </w:pPr>
             <w:r>
               <w:rPr>
-                <w:rFonts w:ascii="Noto Sans KR" w:hAnsi="Noto Sans KR" w:eastAsia="Noto Sans KR" w:cs="Noto Sans KR" w:hint="eastAsia"/>
+                <w:rFonts w:ascii="Apple SD Gothic Neo" w:hAnsi="Apple SD Gothic Neo" w:eastAsia="Apple SD Gothic Neo" w:cs="Apple SD Gothic Neo" w:hint="eastAsia"/>
                 <w:b w:val="0"/>
                 <w:color w:val="000000"/>
                 <w:sz w:val="14"/>
@@ -4179,7 +4179,7 @@
             </w:pPr>
             <w:r>
               <w:rPr>
-                <w:rFonts w:ascii="Noto Sans KR" w:hAnsi="Noto Sans KR" w:eastAsia="Noto Sans KR" w:cs="Noto Sans KR" w:hint="eastAsia"/>
+                <w:rFonts w:ascii="Apple SD Gothic Neo" w:hAnsi="Apple SD Gothic Neo" w:eastAsia="Apple SD Gothic Neo" w:cs="Apple SD Gothic Neo" w:hint="eastAsia"/>
                 <w:b w:val="0"/>
                 <w:color w:val="000000"/>
                 <w:sz w:val="14"/>
@@ -4207,7 +4207,7 @@
             </w:pPr>
             <w:r>
               <w:rPr>
-                <w:rFonts w:ascii="Noto Sans KR" w:hAnsi="Noto Sans KR" w:eastAsia="Noto Sans KR" w:cs="Noto Sans KR" w:hint="eastAsia"/>
+                <w:rFonts w:ascii="Apple SD Gothic Neo" w:hAnsi="Apple SD Gothic Neo" w:eastAsia="Apple SD Gothic Neo" w:cs="Apple SD Gothic Neo" w:hint="eastAsia"/>
                 <w:b w:val="0"/>
                 <w:color w:val="000000"/>
                 <w:sz w:val="14"/>
@@ -4241,7 +4241,7 @@
             </w:pPr>
             <w:r>
               <w:rPr>
-                <w:rFonts w:ascii="Noto Sans KR" w:hAnsi="Noto Sans KR" w:eastAsia="Noto Sans KR" w:cs="Noto Sans KR" w:hint="eastAsia"/>
+                <w:rFonts w:ascii="Apple SD Gothic Neo" w:hAnsi="Apple SD Gothic Neo" w:eastAsia="Apple SD Gothic Neo" w:cs="Apple SD Gothic Neo" w:hint="eastAsia"/>
                 <w:b/>
                 <w:color w:val="58C9F2"/>
                 <w:sz w:val="14"/>
@@ -4271,7 +4271,7 @@
             </w:pPr>
             <w:r>
               <w:rPr>
-                <w:rFonts w:ascii="Noto Sans KR" w:hAnsi="Noto Sans KR" w:eastAsia="Noto Sans KR" w:cs="Noto Sans KR" w:hint="eastAsia"/>
+                <w:rFonts w:ascii="Apple SD Gothic Neo" w:hAnsi="Apple SD Gothic Neo" w:eastAsia="Apple SD Gothic Neo" w:cs="Apple SD Gothic Neo" w:hint="eastAsia"/>
                 <w:b/>
                 <w:color w:val="58C9F2"/>
                 <w:sz w:val="13"/>
@@ -4299,7 +4299,7 @@
             </w:pPr>
             <w:r>
               <w:rPr>
-                <w:rFonts w:ascii="Noto Sans KR" w:hAnsi="Noto Sans KR" w:eastAsia="Noto Sans KR" w:cs="Noto Sans KR" w:hint="eastAsia"/>
+                <w:rFonts w:ascii="Apple SD Gothic Neo" w:hAnsi="Apple SD Gothic Neo" w:eastAsia="Apple SD Gothic Neo" w:cs="Apple SD Gothic Neo" w:hint="eastAsia"/>
                 <w:b w:val="0"/>
                 <w:color w:val="000000"/>
                 <w:sz w:val="14"/>
@@ -4329,7 +4329,7 @@
             </w:pPr>
             <w:r>
               <w:rPr>
-                <w:rFonts w:ascii="Noto Sans KR" w:hAnsi="Noto Sans KR" w:eastAsia="Noto Sans KR" w:cs="Noto Sans KR" w:hint="eastAsia"/>
+                <w:rFonts w:ascii="Apple SD Gothic Neo" w:hAnsi="Apple SD Gothic Neo" w:eastAsia="Apple SD Gothic Neo" w:cs="Apple SD Gothic Neo" w:hint="eastAsia"/>
                 <w:b w:val="0"/>
                 <w:color w:val="000000"/>
                 <w:sz w:val="14"/>
@@ -4357,7 +4357,7 @@
             </w:pPr>
             <w:r>
               <w:rPr>
-                <w:rFonts w:ascii="Noto Sans KR" w:hAnsi="Noto Sans KR" w:eastAsia="Noto Sans KR" w:cs="Noto Sans KR" w:hint="eastAsia"/>
+                <w:rFonts w:ascii="Apple SD Gothic Neo" w:hAnsi="Apple SD Gothic Neo" w:eastAsia="Apple SD Gothic Neo" w:cs="Apple SD Gothic Neo" w:hint="eastAsia"/>
                 <w:b w:val="0"/>
                 <w:color w:val="000000"/>
                 <w:sz w:val="14"/>
@@ -4391,7 +4391,7 @@
             </w:pPr>
             <w:r>
               <w:rPr>
-                <w:rFonts w:ascii="Noto Sans KR" w:hAnsi="Noto Sans KR" w:eastAsia="Noto Sans KR" w:cs="Noto Sans KR" w:hint="eastAsia"/>
+                <w:rFonts w:ascii="Apple SD Gothic Neo" w:hAnsi="Apple SD Gothic Neo" w:eastAsia="Apple SD Gothic Neo" w:cs="Apple SD Gothic Neo" w:hint="eastAsia"/>
                 <w:b/>
                 <w:color w:val="66D3BA"/>
                 <w:sz w:val="14"/>
@@ -4421,7 +4421,7 @@
             </w:pPr>
             <w:r>
               <w:rPr>
-                <w:rFonts w:ascii="Noto Sans KR" w:hAnsi="Noto Sans KR" w:eastAsia="Noto Sans KR" w:cs="Noto Sans KR" w:hint="eastAsia"/>
+                <w:rFonts w:ascii="Apple SD Gothic Neo" w:hAnsi="Apple SD Gothic Neo" w:eastAsia="Apple SD Gothic Neo" w:cs="Apple SD Gothic Neo" w:hint="eastAsia"/>
                 <w:b/>
                 <w:color w:val="66D3BA"/>
                 <w:sz w:val="13"/>
@@ -4449,7 +4449,7 @@
             </w:pPr>
             <w:r>
               <w:rPr>
-                <w:rFonts w:ascii="Noto Sans KR" w:hAnsi="Noto Sans KR" w:eastAsia="Noto Sans KR" w:cs="Noto Sans KR" w:hint="eastAsia"/>
+                <w:rFonts w:ascii="Apple SD Gothic Neo" w:hAnsi="Apple SD Gothic Neo" w:eastAsia="Apple SD Gothic Neo" w:cs="Apple SD Gothic Neo" w:hint="eastAsia"/>
                 <w:b w:val="0"/>
                 <w:color w:val="000000"/>
                 <w:sz w:val="14"/>
@@ -4479,7 +4479,7 @@
             </w:pPr>
             <w:r>
               <w:rPr>
-                <w:rFonts w:ascii="Noto Sans KR" w:hAnsi="Noto Sans KR" w:eastAsia="Noto Sans KR" w:cs="Noto Sans KR" w:hint="eastAsia"/>
+                <w:rFonts w:ascii="Apple SD Gothic Neo" w:hAnsi="Apple SD Gothic Neo" w:eastAsia="Apple SD Gothic Neo" w:cs="Apple SD Gothic Neo" w:hint="eastAsia"/>
                 <w:b w:val="0"/>
                 <w:color w:val="000000"/>
                 <w:sz w:val="14"/>
@@ -4507,7 +4507,7 @@
             </w:pPr>
             <w:r>
               <w:rPr>
-                <w:rFonts w:ascii="Noto Sans KR" w:hAnsi="Noto Sans KR" w:eastAsia="Noto Sans KR" w:cs="Noto Sans KR" w:hint="eastAsia"/>
+                <w:rFonts w:ascii="Apple SD Gothic Neo" w:hAnsi="Apple SD Gothic Neo" w:eastAsia="Apple SD Gothic Neo" w:cs="Apple SD Gothic Neo" w:hint="eastAsia"/>
                 <w:b w:val="0"/>
                 <w:color w:val="000000"/>
                 <w:sz w:val="14"/>
@@ -4541,7 +4541,7 @@
             </w:pPr>
             <w:r>
               <w:rPr>
-                <w:rFonts w:ascii="Noto Sans KR" w:hAnsi="Noto Sans KR" w:eastAsia="Noto Sans KR" w:cs="Noto Sans KR" w:hint="eastAsia"/>
+                <w:rFonts w:ascii="Apple SD Gothic Neo" w:hAnsi="Apple SD Gothic Neo" w:eastAsia="Apple SD Gothic Neo" w:cs="Apple SD Gothic Neo" w:hint="eastAsia"/>
                 <w:b/>
                 <w:color w:val="66D3BA"/>
                 <w:sz w:val="14"/>
@@ -4571,7 +4571,7 @@
             </w:pPr>
             <w:r>
               <w:rPr>
-                <w:rFonts w:ascii="Noto Sans KR" w:hAnsi="Noto Sans KR" w:eastAsia="Noto Sans KR" w:cs="Noto Sans KR" w:hint="eastAsia"/>
+                <w:rFonts w:ascii="Apple SD Gothic Neo" w:hAnsi="Apple SD Gothic Neo" w:eastAsia="Apple SD Gothic Neo" w:cs="Apple SD Gothic Neo" w:hint="eastAsia"/>
                 <w:b/>
                 <w:color w:val="66D3BA"/>
                 <w:sz w:val="13"/>
@@ -4599,7 +4599,7 @@
             </w:pPr>
             <w:r>
               <w:rPr>
-                <w:rFonts w:ascii="Noto Sans KR" w:hAnsi="Noto Sans KR" w:eastAsia="Noto Sans KR" w:cs="Noto Sans KR" w:hint="eastAsia"/>
+                <w:rFonts w:ascii="Apple SD Gothic Neo" w:hAnsi="Apple SD Gothic Neo" w:eastAsia="Apple SD Gothic Neo" w:cs="Apple SD Gothic Neo" w:hint="eastAsia"/>
                 <w:b w:val="0"/>
                 <w:color w:val="000000"/>
                 <w:sz w:val="14"/>
@@ -4629,7 +4629,7 @@
             </w:pPr>
             <w:r>
               <w:rPr>
-                <w:rFonts w:ascii="Noto Sans KR" w:hAnsi="Noto Sans KR" w:eastAsia="Noto Sans KR" w:cs="Noto Sans KR" w:hint="eastAsia"/>
+                <w:rFonts w:ascii="Apple SD Gothic Neo" w:hAnsi="Apple SD Gothic Neo" w:eastAsia="Apple SD Gothic Neo" w:cs="Apple SD Gothic Neo" w:hint="eastAsia"/>
                 <w:b w:val="0"/>
                 <w:color w:val="000000"/>
                 <w:sz w:val="14"/>
@@ -4657,7 +4657,7 @@
             </w:pPr>
             <w:r>
               <w:rPr>
-                <w:rFonts w:ascii="Noto Sans KR" w:hAnsi="Noto Sans KR" w:eastAsia="Noto Sans KR" w:cs="Noto Sans KR" w:hint="eastAsia"/>
+                <w:rFonts w:ascii="Apple SD Gothic Neo" w:hAnsi="Apple SD Gothic Neo" w:eastAsia="Apple SD Gothic Neo" w:cs="Apple SD Gothic Neo" w:hint="eastAsia"/>
                 <w:b w:val="0"/>
                 <w:color w:val="000000"/>
                 <w:sz w:val="14"/>
@@ -4691,7 +4691,7 @@
             </w:pPr>
             <w:r>
               <w:rPr>
-                <w:rFonts w:ascii="Noto Sans KR" w:hAnsi="Noto Sans KR" w:eastAsia="Noto Sans KR" w:cs="Noto Sans KR" w:hint="eastAsia"/>
+                <w:rFonts w:ascii="Apple SD Gothic Neo" w:hAnsi="Apple SD Gothic Neo" w:eastAsia="Apple SD Gothic Neo" w:cs="Apple SD Gothic Neo" w:hint="eastAsia"/>
                 <w:b/>
                 <w:color w:val="F39A3D"/>
                 <w:sz w:val="14"/>
@@ -4721,7 +4721,7 @@
             </w:pPr>
             <w:r>
               <w:rPr>
-                <w:rFonts w:ascii="Noto Sans KR" w:hAnsi="Noto Sans KR" w:eastAsia="Noto Sans KR" w:cs="Noto Sans KR" w:hint="eastAsia"/>
+                <w:rFonts w:ascii="Apple SD Gothic Neo" w:hAnsi="Apple SD Gothic Neo" w:eastAsia="Apple SD Gothic Neo" w:cs="Apple SD Gothic Neo" w:hint="eastAsia"/>
                 <w:b/>
                 <w:color w:val="F39A3D"/>
                 <w:sz w:val="13"/>
@@ -4749,7 +4749,7 @@
             </w:pPr>
             <w:r>
               <w:rPr>
-                <w:rFonts w:ascii="Noto Sans KR" w:hAnsi="Noto Sans KR" w:eastAsia="Noto Sans KR" w:cs="Noto Sans KR" w:hint="eastAsia"/>
+                <w:rFonts w:ascii="Apple SD Gothic Neo" w:hAnsi="Apple SD Gothic Neo" w:eastAsia="Apple SD Gothic Neo" w:cs="Apple SD Gothic Neo" w:hint="eastAsia"/>
                 <w:b w:val="0"/>
                 <w:color w:val="000000"/>
                 <w:sz w:val="14"/>
@@ -4779,7 +4779,7 @@
             </w:pPr>
             <w:r>
               <w:rPr>
-                <w:rFonts w:ascii="Noto Sans KR" w:hAnsi="Noto Sans KR" w:eastAsia="Noto Sans KR" w:cs="Noto Sans KR" w:hint="eastAsia"/>
+                <w:rFonts w:ascii="Apple SD Gothic Neo" w:hAnsi="Apple SD Gothic Neo" w:eastAsia="Apple SD Gothic Neo" w:cs="Apple SD Gothic Neo" w:hint="eastAsia"/>
                 <w:b w:val="0"/>
                 <w:color w:val="000000"/>
                 <w:sz w:val="14"/>
@@ -4807,7 +4807,7 @@
             </w:pPr>
             <w:r>
               <w:rPr>
-                <w:rFonts w:ascii="Noto Sans KR" w:hAnsi="Noto Sans KR" w:eastAsia="Noto Sans KR" w:cs="Noto Sans KR" w:hint="eastAsia"/>
+                <w:rFonts w:ascii="Apple SD Gothic Neo" w:hAnsi="Apple SD Gothic Neo" w:eastAsia="Apple SD Gothic Neo" w:cs="Apple SD Gothic Neo" w:hint="eastAsia"/>
                 <w:b w:val="0"/>
                 <w:color w:val="000000"/>
                 <w:sz w:val="14"/>
@@ -4841,7 +4841,7 @@
             </w:pPr>
             <w:r>
               <w:rPr>
-                <w:rFonts w:ascii="Noto Sans KR" w:hAnsi="Noto Sans KR" w:eastAsia="Noto Sans KR" w:cs="Noto Sans KR" w:hint="eastAsia"/>
+                <w:rFonts w:ascii="Apple SD Gothic Neo" w:hAnsi="Apple SD Gothic Neo" w:eastAsia="Apple SD Gothic Neo" w:cs="Apple SD Gothic Neo" w:hint="eastAsia"/>
                 <w:b/>
                 <w:color w:val="66D3BA"/>
                 <w:sz w:val="14"/>
@@ -4871,7 +4871,7 @@
             </w:pPr>
             <w:r>
               <w:rPr>
-                <w:rFonts w:ascii="Noto Sans KR" w:hAnsi="Noto Sans KR" w:eastAsia="Noto Sans KR" w:cs="Noto Sans KR" w:hint="eastAsia"/>
+                <w:rFonts w:ascii="Apple SD Gothic Neo" w:hAnsi="Apple SD Gothic Neo" w:eastAsia="Apple SD Gothic Neo" w:cs="Apple SD Gothic Neo" w:hint="eastAsia"/>
                 <w:b/>
                 <w:color w:val="66D3BA"/>
                 <w:sz w:val="13"/>
@@ -4899,7 +4899,7 @@
             </w:pPr>
             <w:r>
               <w:rPr>
-                <w:rFonts w:ascii="Noto Sans KR" w:hAnsi="Noto Sans KR" w:eastAsia="Noto Sans KR" w:cs="Noto Sans KR" w:hint="eastAsia"/>
+                <w:rFonts w:ascii="Apple SD Gothic Neo" w:hAnsi="Apple SD Gothic Neo" w:eastAsia="Apple SD Gothic Neo" w:cs="Apple SD Gothic Neo" w:hint="eastAsia"/>
                 <w:b w:val="0"/>
                 <w:color w:val="000000"/>
                 <w:sz w:val="14"/>
@@ -4929,7 +4929,7 @@
             </w:pPr>
             <w:r>
               <w:rPr>
-                <w:rFonts w:ascii="Noto Sans KR" w:hAnsi="Noto Sans KR" w:eastAsia="Noto Sans KR" w:cs="Noto Sans KR" w:hint="eastAsia"/>
+                <w:rFonts w:ascii="Apple SD Gothic Neo" w:hAnsi="Apple SD Gothic Neo" w:eastAsia="Apple SD Gothic Neo" w:cs="Apple SD Gothic Neo" w:hint="eastAsia"/>
                 <w:b w:val="0"/>
                 <w:color w:val="000000"/>
                 <w:sz w:val="14"/>
@@ -4957,7 +4957,7 @@
             </w:pPr>
             <w:r>
               <w:rPr>
-                <w:rFonts w:ascii="Noto Sans KR" w:hAnsi="Noto Sans KR" w:eastAsia="Noto Sans KR" w:cs="Noto Sans KR" w:hint="eastAsia"/>
+                <w:rFonts w:ascii="Apple SD Gothic Neo" w:hAnsi="Apple SD Gothic Neo" w:eastAsia="Apple SD Gothic Neo" w:cs="Apple SD Gothic Neo" w:hint="eastAsia"/>
                 <w:b w:val="0"/>
                 <w:color w:val="000000"/>
                 <w:sz w:val="14"/>
@@ -5013,7 +5013,7 @@
             </w:pPr>
             <w:r>
               <w:rPr>
-                <w:rFonts w:ascii="Noto Sans KR" w:hAnsi="Noto Sans KR" w:eastAsia="Noto Sans KR" w:cs="Noto Sans KR" w:hint="eastAsia"/>
+                <w:rFonts w:ascii="Apple SD Gothic Neo" w:hAnsi="Apple SD Gothic Neo" w:eastAsia="Apple SD Gothic Neo" w:cs="Apple SD Gothic Neo" w:hint="eastAsia"/>
                 <w:b/>
                 <w:color w:val="F39A3D"/>
                 <w:sz w:val="21"/>
@@ -5024,7 +5024,7 @@
             </w:r>
             <w:r>
               <w:rPr>
-                <w:rFonts w:ascii="Noto Sans KR" w:hAnsi="Noto Sans KR" w:eastAsia="Noto Sans KR" w:cs="Noto Sans KR" w:hint="eastAsia"/>
+                <w:rFonts w:ascii="Apple SD Gothic Neo" w:hAnsi="Apple SD Gothic Neo" w:eastAsia="Apple SD Gothic Neo" w:cs="Apple SD Gothic Neo" w:hint="eastAsia"/>
                 <w:b/>
                 <w:color w:val="0B1F33"/>
                 <w:sz w:val="23"/>
@@ -5047,7 +5047,7 @@
       </w:pPr>
       <w:r>
         <w:rPr>
-          <w:rFonts w:ascii="Noto Sans KR" w:hAnsi="Noto Sans KR" w:eastAsia="Noto Sans KR" w:cs="Noto Sans KR" w:hint="eastAsia"/>
+          <w:rFonts w:ascii="Apple SD Gothic Neo" w:hAnsi="Apple SD Gothic Neo" w:eastAsia="Apple SD Gothic Neo" w:cs="Apple SD Gothic Neo" w:hint="eastAsia"/>
           <w:b/>
           <w:color w:val="58C9F2"/>
           <w:sz w:val="19"/>
@@ -5057,7 +5057,7 @@
       </w:r>
       <w:r>
         <w:rPr>
-          <w:rFonts w:ascii="Noto Sans KR" w:hAnsi="Noto Sans KR" w:eastAsia="Noto Sans KR" w:cs="Noto Sans KR" w:hint="eastAsia"/>
+          <w:rFonts w:ascii="Apple SD Gothic Neo" w:hAnsi="Apple SD Gothic Neo" w:eastAsia="Apple SD Gothic Neo" w:cs="Apple SD Gothic Neo" w:hint="eastAsia"/>
           <w:color w:val="5C6F7B"/>
           <w:sz w:val="19"/>
           <w:lang w:val="en-US" w:eastAsia="ko-KR"/>
@@ -5106,7 +5106,7 @@
             </w:pPr>
             <w:r>
               <w:rPr>
-                <w:rFonts w:ascii="Noto Sans KR" w:hAnsi="Noto Sans KR" w:eastAsia="Noto Sans KR" w:cs="Noto Sans KR" w:hint="eastAsia"/>
+                <w:rFonts w:ascii="Apple SD Gothic Neo" w:hAnsi="Apple SD Gothic Neo" w:eastAsia="Apple SD Gothic Neo" w:cs="Apple SD Gothic Neo" w:hint="eastAsia"/>
                 <w:b/>
                 <w:color w:val="0B2545"/>
                 <w:sz w:val="16"/>
@@ -5135,7 +5135,7 @@
             </w:pPr>
             <w:r>
               <w:rPr>
-                <w:rFonts w:ascii="Noto Sans KR" w:hAnsi="Noto Sans KR" w:eastAsia="Noto Sans KR" w:cs="Noto Sans KR" w:hint="eastAsia"/>
+                <w:rFonts w:ascii="Apple SD Gothic Neo" w:hAnsi="Apple SD Gothic Neo" w:eastAsia="Apple SD Gothic Neo" w:cs="Apple SD Gothic Neo" w:hint="eastAsia"/>
                 <w:b/>
                 <w:color w:val="0B2545"/>
                 <w:sz w:val="16"/>
@@ -5164,7 +5164,7 @@
             </w:pPr>
             <w:r>
               <w:rPr>
-                <w:rFonts w:ascii="Noto Sans KR" w:hAnsi="Noto Sans KR" w:eastAsia="Noto Sans KR" w:cs="Noto Sans KR" w:hint="eastAsia"/>
+                <w:rFonts w:ascii="Apple SD Gothic Neo" w:hAnsi="Apple SD Gothic Neo" w:eastAsia="Apple SD Gothic Neo" w:cs="Apple SD Gothic Neo" w:hint="eastAsia"/>
                 <w:b/>
                 <w:color w:val="0B2545"/>
                 <w:sz w:val="16"/>
@@ -5193,7 +5193,7 @@
             </w:pPr>
             <w:r>
               <w:rPr>
-                <w:rFonts w:ascii="Noto Sans KR" w:hAnsi="Noto Sans KR" w:eastAsia="Noto Sans KR" w:cs="Noto Sans KR" w:hint="eastAsia"/>
+                <w:rFonts w:ascii="Apple SD Gothic Neo" w:hAnsi="Apple SD Gothic Neo" w:eastAsia="Apple SD Gothic Neo" w:cs="Apple SD Gothic Neo" w:hint="eastAsia"/>
                 <w:b/>
                 <w:color w:val="0B2545"/>
                 <w:sz w:val="16"/>
@@ -5222,7 +5222,7 @@
             </w:pPr>
             <w:r>
               <w:rPr>
-                <w:rFonts w:ascii="Noto Sans KR" w:hAnsi="Noto Sans KR" w:eastAsia="Noto Sans KR" w:cs="Noto Sans KR" w:hint="eastAsia"/>
+                <w:rFonts w:ascii="Apple SD Gothic Neo" w:hAnsi="Apple SD Gothic Neo" w:eastAsia="Apple SD Gothic Neo" w:cs="Apple SD Gothic Neo" w:hint="eastAsia"/>
                 <w:b/>
                 <w:color w:val="0B2545"/>
                 <w:sz w:val="16"/>
@@ -5256,7 +5256,7 @@
             </w:pPr>
             <w:r>
               <w:rPr>
-                <w:rFonts w:ascii="Noto Sans KR" w:hAnsi="Noto Sans KR" w:eastAsia="Noto Sans KR" w:cs="Noto Sans KR" w:hint="eastAsia"/>
+                <w:rFonts w:ascii="Apple SD Gothic Neo" w:hAnsi="Apple SD Gothic Neo" w:eastAsia="Apple SD Gothic Neo" w:cs="Apple SD Gothic Neo" w:hint="eastAsia"/>
                 <w:b/>
                 <w:color w:val="F39A3D"/>
                 <w:sz w:val="14"/>
@@ -5286,7 +5286,7 @@
             </w:pPr>
             <w:r>
               <w:rPr>
-                <w:rFonts w:ascii="Noto Sans KR" w:hAnsi="Noto Sans KR" w:eastAsia="Noto Sans KR" w:cs="Noto Sans KR" w:hint="eastAsia"/>
+                <w:rFonts w:ascii="Apple SD Gothic Neo" w:hAnsi="Apple SD Gothic Neo" w:eastAsia="Apple SD Gothic Neo" w:cs="Apple SD Gothic Neo" w:hint="eastAsia"/>
                 <w:b/>
                 <w:color w:val="F39A3D"/>
                 <w:sz w:val="13"/>
@@ -5314,7 +5314,7 @@
             </w:pPr>
             <w:r>
               <w:rPr>
-                <w:rFonts w:ascii="Noto Sans KR" w:hAnsi="Noto Sans KR" w:eastAsia="Noto Sans KR" w:cs="Noto Sans KR" w:hint="eastAsia"/>
+                <w:rFonts w:ascii="Apple SD Gothic Neo" w:hAnsi="Apple SD Gothic Neo" w:eastAsia="Apple SD Gothic Neo" w:cs="Apple SD Gothic Neo" w:hint="eastAsia"/>
                 <w:b w:val="0"/>
                 <w:color w:val="000000"/>
                 <w:sz w:val="14"/>
@@ -5344,7 +5344,7 @@
             </w:pPr>
             <w:r>
               <w:rPr>
-                <w:rFonts w:ascii="Noto Sans KR" w:hAnsi="Noto Sans KR" w:eastAsia="Noto Sans KR" w:cs="Noto Sans KR" w:hint="eastAsia"/>
+                <w:rFonts w:ascii="Apple SD Gothic Neo" w:hAnsi="Apple SD Gothic Neo" w:eastAsia="Apple SD Gothic Neo" w:cs="Apple SD Gothic Neo" w:hint="eastAsia"/>
                 <w:b w:val="0"/>
                 <w:color w:val="000000"/>
                 <w:sz w:val="14"/>
@@ -5372,7 +5372,7 @@
             </w:pPr>
             <w:r>
               <w:rPr>
-                <w:rFonts w:ascii="Noto Sans KR" w:hAnsi="Noto Sans KR" w:eastAsia="Noto Sans KR" w:cs="Noto Sans KR" w:hint="eastAsia"/>
+                <w:rFonts w:ascii="Apple SD Gothic Neo" w:hAnsi="Apple SD Gothic Neo" w:eastAsia="Apple SD Gothic Neo" w:cs="Apple SD Gothic Neo" w:hint="eastAsia"/>
                 <w:b w:val="0"/>
                 <w:color w:val="000000"/>
                 <w:sz w:val="14"/>
@@ -5406,7 +5406,7 @@
             </w:pPr>
             <w:r>
               <w:rPr>
-                <w:rFonts w:ascii="Noto Sans KR" w:hAnsi="Noto Sans KR" w:eastAsia="Noto Sans KR" w:cs="Noto Sans KR" w:hint="eastAsia"/>
+                <w:rFonts w:ascii="Apple SD Gothic Neo" w:hAnsi="Apple SD Gothic Neo" w:eastAsia="Apple SD Gothic Neo" w:cs="Apple SD Gothic Neo" w:hint="eastAsia"/>
                 <w:b/>
                 <w:color w:val="F39A3D"/>
                 <w:sz w:val="14"/>
@@ -5436,7 +5436,7 @@
             </w:pPr>
             <w:r>
               <w:rPr>
-                <w:rFonts w:ascii="Noto Sans KR" w:hAnsi="Noto Sans KR" w:eastAsia="Noto Sans KR" w:cs="Noto Sans KR" w:hint="eastAsia"/>
+                <w:rFonts w:ascii="Apple SD Gothic Neo" w:hAnsi="Apple SD Gothic Neo" w:eastAsia="Apple SD Gothic Neo" w:cs="Apple SD Gothic Neo" w:hint="eastAsia"/>
                 <w:b/>
                 <w:color w:val="F39A3D"/>
                 <w:sz w:val="13"/>
@@ -5464,7 +5464,7 @@
             </w:pPr>
             <w:r>
               <w:rPr>
-                <w:rFonts w:ascii="Noto Sans KR" w:hAnsi="Noto Sans KR" w:eastAsia="Noto Sans KR" w:cs="Noto Sans KR" w:hint="eastAsia"/>
+                <w:rFonts w:ascii="Apple SD Gothic Neo" w:hAnsi="Apple SD Gothic Neo" w:eastAsia="Apple SD Gothic Neo" w:cs="Apple SD Gothic Neo" w:hint="eastAsia"/>
                 <w:b w:val="0"/>
                 <w:color w:val="000000"/>
                 <w:sz w:val="14"/>
@@ -5494,7 +5494,7 @@
             </w:pPr>
             <w:r>
               <w:rPr>
-                <w:rFonts w:ascii="Noto Sans KR" w:hAnsi="Noto Sans KR" w:eastAsia="Noto Sans KR" w:cs="Noto Sans KR" w:hint="eastAsia"/>
+                <w:rFonts w:ascii="Apple SD Gothic Neo" w:hAnsi="Apple SD Gothic Neo" w:eastAsia="Apple SD Gothic Neo" w:cs="Apple SD Gothic Neo" w:hint="eastAsia"/>
                 <w:b w:val="0"/>
                 <w:color w:val="000000"/>
                 <w:sz w:val="14"/>
@@ -5522,7 +5522,7 @@
             </w:pPr>
             <w:r>
               <w:rPr>
-                <w:rFonts w:ascii="Noto Sans KR" w:hAnsi="Noto Sans KR" w:eastAsia="Noto Sans KR" w:cs="Noto Sans KR" w:hint="eastAsia"/>
+                <w:rFonts w:ascii="Apple SD Gothic Neo" w:hAnsi="Apple SD Gothic Neo" w:eastAsia="Apple SD Gothic Neo" w:cs="Apple SD Gothic Neo" w:hint="eastAsia"/>
                 <w:b w:val="0"/>
                 <w:color w:val="000000"/>
                 <w:sz w:val="14"/>
@@ -5556,7 +5556,7 @@
             </w:pPr>
             <w:r>
               <w:rPr>
-                <w:rFonts w:ascii="Noto Sans KR" w:hAnsi="Noto Sans KR" w:eastAsia="Noto Sans KR" w:cs="Noto Sans KR" w:hint="eastAsia"/>
+                <w:rFonts w:ascii="Apple SD Gothic Neo" w:hAnsi="Apple SD Gothic Neo" w:eastAsia="Apple SD Gothic Neo" w:cs="Apple SD Gothic Neo" w:hint="eastAsia"/>
                 <w:b/>
                 <w:color w:val="F39A3D"/>
                 <w:sz w:val="14"/>
@@ -5586,7 +5586,7 @@
             </w:pPr>
             <w:r>
               <w:rPr>
-                <w:rFonts w:ascii="Noto Sans KR" w:hAnsi="Noto Sans KR" w:eastAsia="Noto Sans KR" w:cs="Noto Sans KR" w:hint="eastAsia"/>
+                <w:rFonts w:ascii="Apple SD Gothic Neo" w:hAnsi="Apple SD Gothic Neo" w:eastAsia="Apple SD Gothic Neo" w:cs="Apple SD Gothic Neo" w:hint="eastAsia"/>
                 <w:b/>
                 <w:color w:val="F39A3D"/>
                 <w:sz w:val="13"/>
@@ -5614,7 +5614,7 @@
             </w:pPr>
             <w:r>
               <w:rPr>
-                <w:rFonts w:ascii="Noto Sans KR" w:hAnsi="Noto Sans KR" w:eastAsia="Noto Sans KR" w:cs="Noto Sans KR" w:hint="eastAsia"/>
+                <w:rFonts w:ascii="Apple SD Gothic Neo" w:hAnsi="Apple SD Gothic Neo" w:eastAsia="Apple SD Gothic Neo" w:cs="Apple SD Gothic Neo" w:hint="eastAsia"/>
                 <w:b w:val="0"/>
                 <w:color w:val="000000"/>
                 <w:sz w:val="14"/>
@@ -5644,13 +5644,13 @@
             </w:pPr>
             <w:r>
               <w:rPr>
-                <w:rFonts w:ascii="Noto Sans KR" w:hAnsi="Noto Sans KR" w:eastAsia="Noto Sans KR" w:cs="Noto Sans KR" w:hint="eastAsia"/>
+                <w:rFonts w:ascii="Apple SD Gothic Neo" w:hAnsi="Apple SD Gothic Neo" w:eastAsia="Apple SD Gothic Neo" w:cs="Apple SD Gothic Neo" w:hint="eastAsia"/>
                 <w:b w:val="0"/>
                 <w:color w:val="000000"/>
                 <w:sz w:val="14"/>
                 <w:lang w:val="en-US" w:eastAsia="ko-KR"/>
               </w:rPr>
-              <w:t>480×56/720×480·taskbar 위·fallback</w:t>
+              <w:t>800×72/960×540·taskbar 위·fallback</w:t>
             </w:r>
           </w:p>
         </w:tc>
@@ -5672,7 +5672,7 @@
             </w:pPr>
             <w:r>
               <w:rPr>
-                <w:rFonts w:ascii="Noto Sans KR" w:hAnsi="Noto Sans KR" w:eastAsia="Noto Sans KR" w:cs="Noto Sans KR" w:hint="eastAsia"/>
+                <w:rFonts w:ascii="Apple SD Gothic Neo" w:hAnsi="Apple SD Gothic Neo" w:eastAsia="Apple SD Gothic Neo" w:cs="Apple SD Gothic Neo" w:hint="eastAsia"/>
                 <w:b w:val="0"/>
                 <w:color w:val="000000"/>
                 <w:sz w:val="14"/>
@@ -5706,7 +5706,7 @@
             </w:pPr>
             <w:r>
               <w:rPr>
-                <w:rFonts w:ascii="Noto Sans KR" w:hAnsi="Noto Sans KR" w:eastAsia="Noto Sans KR" w:cs="Noto Sans KR" w:hint="eastAsia"/>
+                <w:rFonts w:ascii="Apple SD Gothic Neo" w:hAnsi="Apple SD Gothic Neo" w:eastAsia="Apple SD Gothic Neo" w:cs="Apple SD Gothic Neo" w:hint="eastAsia"/>
                 <w:b/>
                 <w:color w:val="58C9F2"/>
                 <w:sz w:val="14"/>
@@ -5736,7 +5736,7 @@
             </w:pPr>
             <w:r>
               <w:rPr>
-                <w:rFonts w:ascii="Noto Sans KR" w:hAnsi="Noto Sans KR" w:eastAsia="Noto Sans KR" w:cs="Noto Sans KR" w:hint="eastAsia"/>
+                <w:rFonts w:ascii="Apple SD Gothic Neo" w:hAnsi="Apple SD Gothic Neo" w:eastAsia="Apple SD Gothic Neo" w:cs="Apple SD Gothic Neo" w:hint="eastAsia"/>
                 <w:b/>
                 <w:color w:val="58C9F2"/>
                 <w:sz w:val="13"/>
@@ -5764,7 +5764,7 @@
             </w:pPr>
             <w:r>
               <w:rPr>
-                <w:rFonts w:ascii="Noto Sans KR" w:hAnsi="Noto Sans KR" w:eastAsia="Noto Sans KR" w:cs="Noto Sans KR" w:hint="eastAsia"/>
+                <w:rFonts w:ascii="Apple SD Gothic Neo" w:hAnsi="Apple SD Gothic Neo" w:eastAsia="Apple SD Gothic Neo" w:cs="Apple SD Gothic Neo" w:hint="eastAsia"/>
                 <w:b w:val="0"/>
                 <w:color w:val="000000"/>
                 <w:sz w:val="14"/>
@@ -5794,7 +5794,7 @@
             </w:pPr>
             <w:r>
               <w:rPr>
-                <w:rFonts w:ascii="Noto Sans KR" w:hAnsi="Noto Sans KR" w:eastAsia="Noto Sans KR" w:cs="Noto Sans KR" w:hint="eastAsia"/>
+                <w:rFonts w:ascii="Apple SD Gothic Neo" w:hAnsi="Apple SD Gothic Neo" w:eastAsia="Apple SD Gothic Neo" w:cs="Apple SD Gothic Neo" w:hint="eastAsia"/>
                 <w:b w:val="0"/>
                 <w:color w:val="000000"/>
                 <w:sz w:val="14"/>
@@ -5822,7 +5822,7 @@
             </w:pPr>
             <w:r>
               <w:rPr>
-                <w:rFonts w:ascii="Noto Sans KR" w:hAnsi="Noto Sans KR" w:eastAsia="Noto Sans KR" w:cs="Noto Sans KR" w:hint="eastAsia"/>
+                <w:rFonts w:ascii="Apple SD Gothic Neo" w:hAnsi="Apple SD Gothic Neo" w:eastAsia="Apple SD Gothic Neo" w:cs="Apple SD Gothic Neo" w:hint="eastAsia"/>
                 <w:b w:val="0"/>
                 <w:color w:val="000000"/>
                 <w:sz w:val="14"/>
@@ -5856,7 +5856,7 @@
             </w:pPr>
             <w:r>
               <w:rPr>
-                <w:rFonts w:ascii="Noto Sans KR" w:hAnsi="Noto Sans KR" w:eastAsia="Noto Sans KR" w:cs="Noto Sans KR" w:hint="eastAsia"/>
+                <w:rFonts w:ascii="Apple SD Gothic Neo" w:hAnsi="Apple SD Gothic Neo" w:eastAsia="Apple SD Gothic Neo" w:cs="Apple SD Gothic Neo" w:hint="eastAsia"/>
                 <w:b/>
                 <w:color w:val="58C9F2"/>
                 <w:sz w:val="14"/>
@@ -5886,7 +5886,7 @@
             </w:pPr>
             <w:r>
               <w:rPr>
-                <w:rFonts w:ascii="Noto Sans KR" w:hAnsi="Noto Sans KR" w:eastAsia="Noto Sans KR" w:cs="Noto Sans KR" w:hint="eastAsia"/>
+                <w:rFonts w:ascii="Apple SD Gothic Neo" w:hAnsi="Apple SD Gothic Neo" w:eastAsia="Apple SD Gothic Neo" w:cs="Apple SD Gothic Neo" w:hint="eastAsia"/>
                 <w:b/>
                 <w:color w:val="58C9F2"/>
                 <w:sz w:val="13"/>
@@ -5914,7 +5914,7 @@
             </w:pPr>
             <w:r>
               <w:rPr>
-                <w:rFonts w:ascii="Noto Sans KR" w:hAnsi="Noto Sans KR" w:eastAsia="Noto Sans KR" w:cs="Noto Sans KR" w:hint="eastAsia"/>
+                <w:rFonts w:ascii="Apple SD Gothic Neo" w:hAnsi="Apple SD Gothic Neo" w:eastAsia="Apple SD Gothic Neo" w:cs="Apple SD Gothic Neo" w:hint="eastAsia"/>
                 <w:b w:val="0"/>
                 <w:color w:val="000000"/>
                 <w:sz w:val="14"/>
@@ -5944,7 +5944,7 @@
             </w:pPr>
             <w:r>
               <w:rPr>
-                <w:rFonts w:ascii="Noto Sans KR" w:hAnsi="Noto Sans KR" w:eastAsia="Noto Sans KR" w:cs="Noto Sans KR" w:hint="eastAsia"/>
+                <w:rFonts w:ascii="Apple SD Gothic Neo" w:hAnsi="Apple SD Gothic Neo" w:eastAsia="Apple SD Gothic Neo" w:cs="Apple SD Gothic Neo" w:hint="eastAsia"/>
                 <w:b w:val="0"/>
                 <w:color w:val="000000"/>
                 <w:sz w:val="14"/>
@@ -5972,7 +5972,7 @@
             </w:pPr>
             <w:r>
               <w:rPr>
-                <w:rFonts w:ascii="Noto Sans KR" w:hAnsi="Noto Sans KR" w:eastAsia="Noto Sans KR" w:cs="Noto Sans KR" w:hint="eastAsia"/>
+                <w:rFonts w:ascii="Apple SD Gothic Neo" w:hAnsi="Apple SD Gothic Neo" w:eastAsia="Apple SD Gothic Neo" w:cs="Apple SD Gothic Neo" w:hint="eastAsia"/>
                 <w:b w:val="0"/>
                 <w:color w:val="000000"/>
                 <w:sz w:val="14"/>
@@ -6006,7 +6006,7 @@
             </w:pPr>
             <w:r>
               <w:rPr>
-                <w:rFonts w:ascii="Noto Sans KR" w:hAnsi="Noto Sans KR" w:eastAsia="Noto Sans KR" w:cs="Noto Sans KR" w:hint="eastAsia"/>
+                <w:rFonts w:ascii="Apple SD Gothic Neo" w:hAnsi="Apple SD Gothic Neo" w:eastAsia="Apple SD Gothic Neo" w:cs="Apple SD Gothic Neo" w:hint="eastAsia"/>
                 <w:b/>
                 <w:color w:val="58C9F2"/>
                 <w:sz w:val="14"/>
@@ -6036,7 +6036,7 @@
             </w:pPr>
             <w:r>
               <w:rPr>
-                <w:rFonts w:ascii="Noto Sans KR" w:hAnsi="Noto Sans KR" w:eastAsia="Noto Sans KR" w:cs="Noto Sans KR" w:hint="eastAsia"/>
+                <w:rFonts w:ascii="Apple SD Gothic Neo" w:hAnsi="Apple SD Gothic Neo" w:eastAsia="Apple SD Gothic Neo" w:cs="Apple SD Gothic Neo" w:hint="eastAsia"/>
                 <w:b/>
                 <w:color w:val="58C9F2"/>
                 <w:sz w:val="13"/>
@@ -6064,7 +6064,7 @@
             </w:pPr>
             <w:r>
               <w:rPr>
-                <w:rFonts w:ascii="Noto Sans KR" w:hAnsi="Noto Sans KR" w:eastAsia="Noto Sans KR" w:cs="Noto Sans KR" w:hint="eastAsia"/>
+                <w:rFonts w:ascii="Apple SD Gothic Neo" w:hAnsi="Apple SD Gothic Neo" w:eastAsia="Apple SD Gothic Neo" w:cs="Apple SD Gothic Neo" w:hint="eastAsia"/>
                 <w:b w:val="0"/>
                 <w:color w:val="000000"/>
                 <w:sz w:val="14"/>
@@ -6094,7 +6094,7 @@
             </w:pPr>
             <w:r>
               <w:rPr>
-                <w:rFonts w:ascii="Noto Sans KR" w:hAnsi="Noto Sans KR" w:eastAsia="Noto Sans KR" w:cs="Noto Sans KR" w:hint="eastAsia"/>
+                <w:rFonts w:ascii="Apple SD Gothic Neo" w:hAnsi="Apple SD Gothic Neo" w:eastAsia="Apple SD Gothic Neo" w:cs="Apple SD Gothic Neo" w:hint="eastAsia"/>
                 <w:b w:val="0"/>
                 <w:color w:val="000000"/>
                 <w:sz w:val="14"/>
@@ -6122,7 +6122,7 @@
             </w:pPr>
             <w:r>
               <w:rPr>
-                <w:rFonts w:ascii="Noto Sans KR" w:hAnsi="Noto Sans KR" w:eastAsia="Noto Sans KR" w:cs="Noto Sans KR" w:hint="eastAsia"/>
+                <w:rFonts w:ascii="Apple SD Gothic Neo" w:hAnsi="Apple SD Gothic Neo" w:eastAsia="Apple SD Gothic Neo" w:cs="Apple SD Gothic Neo" w:hint="eastAsia"/>
                 <w:b w:val="0"/>
                 <w:color w:val="000000"/>
                 <w:sz w:val="14"/>
@@ -6156,7 +6156,7 @@
             </w:pPr>
             <w:r>
               <w:rPr>
-                <w:rFonts w:ascii="Noto Sans KR" w:hAnsi="Noto Sans KR" w:eastAsia="Noto Sans KR" w:cs="Noto Sans KR" w:hint="eastAsia"/>
+                <w:rFonts w:ascii="Apple SD Gothic Neo" w:hAnsi="Apple SD Gothic Neo" w:eastAsia="Apple SD Gothic Neo" w:cs="Apple SD Gothic Neo" w:hint="eastAsia"/>
                 <w:b/>
                 <w:color w:val="66D3BA"/>
                 <w:sz w:val="14"/>
@@ -6186,7 +6186,7 @@
             </w:pPr>
             <w:r>
               <w:rPr>
-                <w:rFonts w:ascii="Noto Sans KR" w:hAnsi="Noto Sans KR" w:eastAsia="Noto Sans KR" w:cs="Noto Sans KR" w:hint="eastAsia"/>
+                <w:rFonts w:ascii="Apple SD Gothic Neo" w:hAnsi="Apple SD Gothic Neo" w:eastAsia="Apple SD Gothic Neo" w:cs="Apple SD Gothic Neo" w:hint="eastAsia"/>
                 <w:b/>
                 <w:color w:val="66D3BA"/>
                 <w:sz w:val="13"/>
@@ -6214,7 +6214,7 @@
             </w:pPr>
             <w:r>
               <w:rPr>
-                <w:rFonts w:ascii="Noto Sans KR" w:hAnsi="Noto Sans KR" w:eastAsia="Noto Sans KR" w:cs="Noto Sans KR" w:hint="eastAsia"/>
+                <w:rFonts w:ascii="Apple SD Gothic Neo" w:hAnsi="Apple SD Gothic Neo" w:eastAsia="Apple SD Gothic Neo" w:cs="Apple SD Gothic Neo" w:hint="eastAsia"/>
                 <w:b w:val="0"/>
                 <w:color w:val="000000"/>
                 <w:sz w:val="14"/>
@@ -6244,7 +6244,7 @@
             </w:pPr>
             <w:r>
               <w:rPr>
-                <w:rFonts w:ascii="Noto Sans KR" w:hAnsi="Noto Sans KR" w:eastAsia="Noto Sans KR" w:cs="Noto Sans KR" w:hint="eastAsia"/>
+                <w:rFonts w:ascii="Apple SD Gothic Neo" w:hAnsi="Apple SD Gothic Neo" w:eastAsia="Apple SD Gothic Neo" w:cs="Apple SD Gothic Neo" w:hint="eastAsia"/>
                 <w:b w:val="0"/>
                 <w:color w:val="000000"/>
                 <w:sz w:val="14"/>
@@ -6272,7 +6272,7 @@
             </w:pPr>
             <w:r>
               <w:rPr>
-                <w:rFonts w:ascii="Noto Sans KR" w:hAnsi="Noto Sans KR" w:eastAsia="Noto Sans KR" w:cs="Noto Sans KR" w:hint="eastAsia"/>
+                <w:rFonts w:ascii="Apple SD Gothic Neo" w:hAnsi="Apple SD Gothic Neo" w:eastAsia="Apple SD Gothic Neo" w:cs="Apple SD Gothic Neo" w:hint="eastAsia"/>
                 <w:b w:val="0"/>
                 <w:color w:val="000000"/>
                 <w:sz w:val="14"/>
@@ -6306,7 +6306,7 @@
             </w:pPr>
             <w:r>
               <w:rPr>
-                <w:rFonts w:ascii="Noto Sans KR" w:hAnsi="Noto Sans KR" w:eastAsia="Noto Sans KR" w:cs="Noto Sans KR" w:hint="eastAsia"/>
+                <w:rFonts w:ascii="Apple SD Gothic Neo" w:hAnsi="Apple SD Gothic Neo" w:eastAsia="Apple SD Gothic Neo" w:cs="Apple SD Gothic Neo" w:hint="eastAsia"/>
                 <w:b/>
                 <w:color w:val="66D3BA"/>
                 <w:sz w:val="14"/>
@@ -6336,7 +6336,7 @@
             </w:pPr>
             <w:r>
               <w:rPr>
-                <w:rFonts w:ascii="Noto Sans KR" w:hAnsi="Noto Sans KR" w:eastAsia="Noto Sans KR" w:cs="Noto Sans KR" w:hint="eastAsia"/>
+                <w:rFonts w:ascii="Apple SD Gothic Neo" w:hAnsi="Apple SD Gothic Neo" w:eastAsia="Apple SD Gothic Neo" w:cs="Apple SD Gothic Neo" w:hint="eastAsia"/>
                 <w:b/>
                 <w:color w:val="66D3BA"/>
                 <w:sz w:val="13"/>
@@ -6364,7 +6364,7 @@
             </w:pPr>
             <w:r>
               <w:rPr>
-                <w:rFonts w:ascii="Noto Sans KR" w:hAnsi="Noto Sans KR" w:eastAsia="Noto Sans KR" w:cs="Noto Sans KR" w:hint="eastAsia"/>
+                <w:rFonts w:ascii="Apple SD Gothic Neo" w:hAnsi="Apple SD Gothic Neo" w:eastAsia="Apple SD Gothic Neo" w:cs="Apple SD Gothic Neo" w:hint="eastAsia"/>
                 <w:b w:val="0"/>
                 <w:color w:val="000000"/>
                 <w:sz w:val="14"/>
@@ -6394,7 +6394,7 @@
             </w:pPr>
             <w:r>
               <w:rPr>
-                <w:rFonts w:ascii="Noto Sans KR" w:hAnsi="Noto Sans KR" w:eastAsia="Noto Sans KR" w:cs="Noto Sans KR" w:hint="eastAsia"/>
+                <w:rFonts w:ascii="Apple SD Gothic Neo" w:hAnsi="Apple SD Gothic Neo" w:eastAsia="Apple SD Gothic Neo" w:cs="Apple SD Gothic Neo" w:hint="eastAsia"/>
                 <w:b w:val="0"/>
                 <w:color w:val="000000"/>
                 <w:sz w:val="14"/>
@@ -6422,7 +6422,7 @@
             </w:pPr>
             <w:r>
               <w:rPr>
-                <w:rFonts w:ascii="Noto Sans KR" w:hAnsi="Noto Sans KR" w:eastAsia="Noto Sans KR" w:cs="Noto Sans KR" w:hint="eastAsia"/>
+                <w:rFonts w:ascii="Apple SD Gothic Neo" w:hAnsi="Apple SD Gothic Neo" w:eastAsia="Apple SD Gothic Neo" w:cs="Apple SD Gothic Neo" w:hint="eastAsia"/>
                 <w:b w:val="0"/>
                 <w:color w:val="000000"/>
                 <w:sz w:val="14"/>
@@ -6456,7 +6456,7 @@
             </w:pPr>
             <w:r>
               <w:rPr>
-                <w:rFonts w:ascii="Noto Sans KR" w:hAnsi="Noto Sans KR" w:eastAsia="Noto Sans KR" w:cs="Noto Sans KR" w:hint="eastAsia"/>
+                <w:rFonts w:ascii="Apple SD Gothic Neo" w:hAnsi="Apple SD Gothic Neo" w:eastAsia="Apple SD Gothic Neo" w:cs="Apple SD Gothic Neo" w:hint="eastAsia"/>
                 <w:b/>
                 <w:color w:val="F39A3D"/>
                 <w:sz w:val="14"/>
@@ -6486,7 +6486,7 @@
             </w:pPr>
             <w:r>
               <w:rPr>
-                <w:rFonts w:ascii="Noto Sans KR" w:hAnsi="Noto Sans KR" w:eastAsia="Noto Sans KR" w:cs="Noto Sans KR" w:hint="eastAsia"/>
+                <w:rFonts w:ascii="Apple SD Gothic Neo" w:hAnsi="Apple SD Gothic Neo" w:eastAsia="Apple SD Gothic Neo" w:cs="Apple SD Gothic Neo" w:hint="eastAsia"/>
                 <w:b/>
                 <w:color w:val="F39A3D"/>
                 <w:sz w:val="13"/>
@@ -6514,7 +6514,7 @@
             </w:pPr>
             <w:r>
               <w:rPr>
-                <w:rFonts w:ascii="Noto Sans KR" w:hAnsi="Noto Sans KR" w:eastAsia="Noto Sans KR" w:cs="Noto Sans KR" w:hint="eastAsia"/>
+                <w:rFonts w:ascii="Apple SD Gothic Neo" w:hAnsi="Apple SD Gothic Neo" w:eastAsia="Apple SD Gothic Neo" w:cs="Apple SD Gothic Neo" w:hint="eastAsia"/>
                 <w:b w:val="0"/>
                 <w:color w:val="000000"/>
                 <w:sz w:val="14"/>
@@ -6544,7 +6544,7 @@
             </w:pPr>
             <w:r>
               <w:rPr>
-                <w:rFonts w:ascii="Noto Sans KR" w:hAnsi="Noto Sans KR" w:eastAsia="Noto Sans KR" w:cs="Noto Sans KR" w:hint="eastAsia"/>
+                <w:rFonts w:ascii="Apple SD Gothic Neo" w:hAnsi="Apple SD Gothic Neo" w:eastAsia="Apple SD Gothic Neo" w:cs="Apple SD Gothic Neo" w:hint="eastAsia"/>
                 <w:b w:val="0"/>
                 <w:color w:val="000000"/>
                 <w:sz w:val="14"/>
@@ -6572,7 +6572,7 @@
             </w:pPr>
             <w:r>
               <w:rPr>
-                <w:rFonts w:ascii="Noto Sans KR" w:hAnsi="Noto Sans KR" w:eastAsia="Noto Sans KR" w:cs="Noto Sans KR" w:hint="eastAsia"/>
+                <w:rFonts w:ascii="Apple SD Gothic Neo" w:hAnsi="Apple SD Gothic Neo" w:eastAsia="Apple SD Gothic Neo" w:cs="Apple SD Gothic Neo" w:hint="eastAsia"/>
                 <w:b w:val="0"/>
                 <w:color w:val="000000"/>
                 <w:sz w:val="14"/>
@@ -6606,7 +6606,7 @@
             </w:pPr>
             <w:r>
               <w:rPr>
-                <w:rFonts w:ascii="Noto Sans KR" w:hAnsi="Noto Sans KR" w:eastAsia="Noto Sans KR" w:cs="Noto Sans KR" w:hint="eastAsia"/>
+                <w:rFonts w:ascii="Apple SD Gothic Neo" w:hAnsi="Apple SD Gothic Neo" w:eastAsia="Apple SD Gothic Neo" w:cs="Apple SD Gothic Neo" w:hint="eastAsia"/>
                 <w:b/>
                 <w:color w:val="66D3BA"/>
                 <w:sz w:val="14"/>
@@ -6636,7 +6636,7 @@
             </w:pPr>
             <w:r>
               <w:rPr>
-                <w:rFonts w:ascii="Noto Sans KR" w:hAnsi="Noto Sans KR" w:eastAsia="Noto Sans KR" w:cs="Noto Sans KR" w:hint="eastAsia"/>
+                <w:rFonts w:ascii="Apple SD Gothic Neo" w:hAnsi="Apple SD Gothic Neo" w:eastAsia="Apple SD Gothic Neo" w:cs="Apple SD Gothic Neo" w:hint="eastAsia"/>
                 <w:b/>
                 <w:color w:val="66D3BA"/>
                 <w:sz w:val="13"/>
@@ -6664,7 +6664,7 @@
             </w:pPr>
             <w:r>
               <w:rPr>
-                <w:rFonts w:ascii="Noto Sans KR" w:hAnsi="Noto Sans KR" w:eastAsia="Noto Sans KR" w:cs="Noto Sans KR" w:hint="eastAsia"/>
+                <w:rFonts w:ascii="Apple SD Gothic Neo" w:hAnsi="Apple SD Gothic Neo" w:eastAsia="Apple SD Gothic Neo" w:cs="Apple SD Gothic Neo" w:hint="eastAsia"/>
                 <w:b w:val="0"/>
                 <w:color w:val="000000"/>
                 <w:sz w:val="14"/>
@@ -6694,7 +6694,7 @@
             </w:pPr>
             <w:r>
               <w:rPr>
-                <w:rFonts w:ascii="Noto Sans KR" w:hAnsi="Noto Sans KR" w:eastAsia="Noto Sans KR" w:cs="Noto Sans KR" w:hint="eastAsia"/>
+                <w:rFonts w:ascii="Apple SD Gothic Neo" w:hAnsi="Apple SD Gothic Neo" w:eastAsia="Apple SD Gothic Neo" w:cs="Apple SD Gothic Neo" w:hint="eastAsia"/>
                 <w:b w:val="0"/>
                 <w:color w:val="000000"/>
                 <w:sz w:val="14"/>
@@ -6722,7 +6722,7 @@
             </w:pPr>
             <w:r>
               <w:rPr>
-                <w:rFonts w:ascii="Noto Sans KR" w:hAnsi="Noto Sans KR" w:eastAsia="Noto Sans KR" w:cs="Noto Sans KR" w:hint="eastAsia"/>
+                <w:rFonts w:ascii="Apple SD Gothic Neo" w:hAnsi="Apple SD Gothic Neo" w:eastAsia="Apple SD Gothic Neo" w:cs="Apple SD Gothic Neo" w:hint="eastAsia"/>
                 <w:b w:val="0"/>
                 <w:color w:val="000000"/>
                 <w:sz w:val="14"/>
@@ -6778,7 +6778,7 @@
             </w:pPr>
             <w:r>
               <w:rPr>
-                <w:rFonts w:ascii="Noto Sans KR" w:hAnsi="Noto Sans KR" w:eastAsia="Noto Sans KR" w:cs="Noto Sans KR" w:hint="eastAsia"/>
+                <w:rFonts w:ascii="Apple SD Gothic Neo" w:hAnsi="Apple SD Gothic Neo" w:eastAsia="Apple SD Gothic Neo" w:cs="Apple SD Gothic Neo" w:hint="eastAsia"/>
                 <w:b/>
                 <w:color w:val="F39A3D"/>
                 <w:sz w:val="21"/>
@@ -6789,7 +6789,7 @@
             </w:r>
             <w:r>
               <w:rPr>
-                <w:rFonts w:ascii="Noto Sans KR" w:hAnsi="Noto Sans KR" w:eastAsia="Noto Sans KR" w:cs="Noto Sans KR" w:hint="eastAsia"/>
+                <w:rFonts w:ascii="Apple SD Gothic Neo" w:hAnsi="Apple SD Gothic Neo" w:eastAsia="Apple SD Gothic Neo" w:cs="Apple SD Gothic Neo" w:hint="eastAsia"/>
                 <w:b/>
                 <w:color w:val="0B1F33"/>
                 <w:sz w:val="23"/>
@@ -6812,7 +6812,7 @@
       </w:pPr>
       <w:r>
         <w:rPr>
-          <w:rFonts w:ascii="Noto Sans KR" w:hAnsi="Noto Sans KR" w:eastAsia="Noto Sans KR" w:cs="Noto Sans KR" w:hint="eastAsia"/>
+          <w:rFonts w:ascii="Apple SD Gothic Neo" w:hAnsi="Apple SD Gothic Neo" w:eastAsia="Apple SD Gothic Neo" w:cs="Apple SD Gothic Neo" w:hint="eastAsia"/>
           <w:b/>
           <w:color w:val="58C9F2"/>
           <w:sz w:val="19"/>
@@ -6822,7 +6822,7 @@
       </w:r>
       <w:r>
         <w:rPr>
-          <w:rFonts w:ascii="Noto Sans KR" w:hAnsi="Noto Sans KR" w:eastAsia="Noto Sans KR" w:cs="Noto Sans KR" w:hint="eastAsia"/>
+          <w:rFonts w:ascii="Apple SD Gothic Neo" w:hAnsi="Apple SD Gothic Neo" w:eastAsia="Apple SD Gothic Neo" w:cs="Apple SD Gothic Neo" w:hint="eastAsia"/>
           <w:color w:val="5C6F7B"/>
           <w:sz w:val="19"/>
           <w:lang w:val="en-US" w:eastAsia="ko-KR"/>
@@ -6871,7 +6871,7 @@
             </w:pPr>
             <w:r>
               <w:rPr>
-                <w:rFonts w:ascii="Noto Sans KR" w:hAnsi="Noto Sans KR" w:eastAsia="Noto Sans KR" w:cs="Noto Sans KR" w:hint="eastAsia"/>
+                <w:rFonts w:ascii="Apple SD Gothic Neo" w:hAnsi="Apple SD Gothic Neo" w:eastAsia="Apple SD Gothic Neo" w:cs="Apple SD Gothic Neo" w:hint="eastAsia"/>
                 <w:b/>
                 <w:color w:val="0B2545"/>
                 <w:sz w:val="16"/>
@@ -6900,7 +6900,7 @@
             </w:pPr>
             <w:r>
               <w:rPr>
-                <w:rFonts w:ascii="Noto Sans KR" w:hAnsi="Noto Sans KR" w:eastAsia="Noto Sans KR" w:cs="Noto Sans KR" w:hint="eastAsia"/>
+                <w:rFonts w:ascii="Apple SD Gothic Neo" w:hAnsi="Apple SD Gothic Neo" w:eastAsia="Apple SD Gothic Neo" w:cs="Apple SD Gothic Neo" w:hint="eastAsia"/>
                 <w:b/>
                 <w:color w:val="0B2545"/>
                 <w:sz w:val="16"/>
@@ -6929,7 +6929,7 @@
             </w:pPr>
             <w:r>
               <w:rPr>
-                <w:rFonts w:ascii="Noto Sans KR" w:hAnsi="Noto Sans KR" w:eastAsia="Noto Sans KR" w:cs="Noto Sans KR" w:hint="eastAsia"/>
+                <w:rFonts w:ascii="Apple SD Gothic Neo" w:hAnsi="Apple SD Gothic Neo" w:eastAsia="Apple SD Gothic Neo" w:cs="Apple SD Gothic Neo" w:hint="eastAsia"/>
                 <w:b/>
                 <w:color w:val="0B2545"/>
                 <w:sz w:val="16"/>
@@ -6958,7 +6958,7 @@
             </w:pPr>
             <w:r>
               <w:rPr>
-                <w:rFonts w:ascii="Noto Sans KR" w:hAnsi="Noto Sans KR" w:eastAsia="Noto Sans KR" w:cs="Noto Sans KR" w:hint="eastAsia"/>
+                <w:rFonts w:ascii="Apple SD Gothic Neo" w:hAnsi="Apple SD Gothic Neo" w:eastAsia="Apple SD Gothic Neo" w:cs="Apple SD Gothic Neo" w:hint="eastAsia"/>
                 <w:b/>
                 <w:color w:val="0B2545"/>
                 <w:sz w:val="16"/>
@@ -6987,7 +6987,7 @@
             </w:pPr>
             <w:r>
               <w:rPr>
-                <w:rFonts w:ascii="Noto Sans KR" w:hAnsi="Noto Sans KR" w:eastAsia="Noto Sans KR" w:cs="Noto Sans KR" w:hint="eastAsia"/>
+                <w:rFonts w:ascii="Apple SD Gothic Neo" w:hAnsi="Apple SD Gothic Neo" w:eastAsia="Apple SD Gothic Neo" w:cs="Apple SD Gothic Neo" w:hint="eastAsia"/>
                 <w:b/>
                 <w:color w:val="0B2545"/>
                 <w:sz w:val="16"/>
@@ -7021,7 +7021,7 @@
             </w:pPr>
             <w:r>
               <w:rPr>
-                <w:rFonts w:ascii="Noto Sans KR" w:hAnsi="Noto Sans KR" w:eastAsia="Noto Sans KR" w:cs="Noto Sans KR" w:hint="eastAsia"/>
+                <w:rFonts w:ascii="Apple SD Gothic Neo" w:hAnsi="Apple SD Gothic Neo" w:eastAsia="Apple SD Gothic Neo" w:cs="Apple SD Gothic Neo" w:hint="eastAsia"/>
                 <w:b/>
                 <w:color w:val="F39A3D"/>
                 <w:sz w:val="14"/>
@@ -7051,7 +7051,7 @@
             </w:pPr>
             <w:r>
               <w:rPr>
-                <w:rFonts w:ascii="Noto Sans KR" w:hAnsi="Noto Sans KR" w:eastAsia="Noto Sans KR" w:cs="Noto Sans KR" w:hint="eastAsia"/>
+                <w:rFonts w:ascii="Apple SD Gothic Neo" w:hAnsi="Apple SD Gothic Neo" w:eastAsia="Apple SD Gothic Neo" w:cs="Apple SD Gothic Neo" w:hint="eastAsia"/>
                 <w:b/>
                 <w:color w:val="F39A3D"/>
                 <w:sz w:val="13"/>
@@ -7079,7 +7079,7 @@
             </w:pPr>
             <w:r>
               <w:rPr>
-                <w:rFonts w:ascii="Noto Sans KR" w:hAnsi="Noto Sans KR" w:eastAsia="Noto Sans KR" w:cs="Noto Sans KR" w:hint="eastAsia"/>
+                <w:rFonts w:ascii="Apple SD Gothic Neo" w:hAnsi="Apple SD Gothic Neo" w:eastAsia="Apple SD Gothic Neo" w:cs="Apple SD Gothic Neo" w:hint="eastAsia"/>
                 <w:b w:val="0"/>
                 <w:color w:val="000000"/>
                 <w:sz w:val="14"/>
@@ -7109,7 +7109,7 @@
             </w:pPr>
             <w:r>
               <w:rPr>
-                <w:rFonts w:ascii="Noto Sans KR" w:hAnsi="Noto Sans KR" w:eastAsia="Noto Sans KR" w:cs="Noto Sans KR" w:hint="eastAsia"/>
+                <w:rFonts w:ascii="Apple SD Gothic Neo" w:hAnsi="Apple SD Gothic Neo" w:eastAsia="Apple SD Gothic Neo" w:cs="Apple SD Gothic Neo" w:hint="eastAsia"/>
                 <w:b w:val="0"/>
                 <w:color w:val="000000"/>
                 <w:sz w:val="14"/>
@@ -7137,7 +7137,7 @@
             </w:pPr>
             <w:r>
               <w:rPr>
-                <w:rFonts w:ascii="Noto Sans KR" w:hAnsi="Noto Sans KR" w:eastAsia="Noto Sans KR" w:cs="Noto Sans KR" w:hint="eastAsia"/>
+                <w:rFonts w:ascii="Apple SD Gothic Neo" w:hAnsi="Apple SD Gothic Neo" w:eastAsia="Apple SD Gothic Neo" w:cs="Apple SD Gothic Neo" w:hint="eastAsia"/>
                 <w:b w:val="0"/>
                 <w:color w:val="000000"/>
                 <w:sz w:val="14"/>
@@ -7171,7 +7171,7 @@
             </w:pPr>
             <w:r>
               <w:rPr>
-                <w:rFonts w:ascii="Noto Sans KR" w:hAnsi="Noto Sans KR" w:eastAsia="Noto Sans KR" w:cs="Noto Sans KR" w:hint="eastAsia"/>
+                <w:rFonts w:ascii="Apple SD Gothic Neo" w:hAnsi="Apple SD Gothic Neo" w:eastAsia="Apple SD Gothic Neo" w:cs="Apple SD Gothic Neo" w:hint="eastAsia"/>
                 <w:b/>
                 <w:color w:val="58C9F2"/>
                 <w:sz w:val="14"/>
@@ -7201,7 +7201,7 @@
             </w:pPr>
             <w:r>
               <w:rPr>
-                <w:rFonts w:ascii="Noto Sans KR" w:hAnsi="Noto Sans KR" w:eastAsia="Noto Sans KR" w:cs="Noto Sans KR" w:hint="eastAsia"/>
+                <w:rFonts w:ascii="Apple SD Gothic Neo" w:hAnsi="Apple SD Gothic Neo" w:eastAsia="Apple SD Gothic Neo" w:cs="Apple SD Gothic Neo" w:hint="eastAsia"/>
                 <w:b/>
                 <w:color w:val="58C9F2"/>
                 <w:sz w:val="13"/>
@@ -7229,7 +7229,7 @@
             </w:pPr>
             <w:r>
               <w:rPr>
-                <w:rFonts w:ascii="Noto Sans KR" w:hAnsi="Noto Sans KR" w:eastAsia="Noto Sans KR" w:cs="Noto Sans KR" w:hint="eastAsia"/>
+                <w:rFonts w:ascii="Apple SD Gothic Neo" w:hAnsi="Apple SD Gothic Neo" w:eastAsia="Apple SD Gothic Neo" w:cs="Apple SD Gothic Neo" w:hint="eastAsia"/>
                 <w:b w:val="0"/>
                 <w:color w:val="000000"/>
                 <w:sz w:val="14"/>
@@ -7259,7 +7259,7 @@
             </w:pPr>
             <w:r>
               <w:rPr>
-                <w:rFonts w:ascii="Noto Sans KR" w:hAnsi="Noto Sans KR" w:eastAsia="Noto Sans KR" w:cs="Noto Sans KR" w:hint="eastAsia"/>
+                <w:rFonts w:ascii="Apple SD Gothic Neo" w:hAnsi="Apple SD Gothic Neo" w:eastAsia="Apple SD Gothic Neo" w:cs="Apple SD Gothic Neo" w:hint="eastAsia"/>
                 <w:b w:val="0"/>
                 <w:color w:val="000000"/>
                 <w:sz w:val="14"/>
@@ -7287,7 +7287,7 @@
             </w:pPr>
             <w:r>
               <w:rPr>
-                <w:rFonts w:ascii="Noto Sans KR" w:hAnsi="Noto Sans KR" w:eastAsia="Noto Sans KR" w:cs="Noto Sans KR" w:hint="eastAsia"/>
+                <w:rFonts w:ascii="Apple SD Gothic Neo" w:hAnsi="Apple SD Gothic Neo" w:eastAsia="Apple SD Gothic Neo" w:cs="Apple SD Gothic Neo" w:hint="eastAsia"/>
                 <w:b w:val="0"/>
                 <w:color w:val="000000"/>
                 <w:sz w:val="14"/>
@@ -7321,7 +7321,7 @@
             </w:pPr>
             <w:r>
               <w:rPr>
-                <w:rFonts w:ascii="Noto Sans KR" w:hAnsi="Noto Sans KR" w:eastAsia="Noto Sans KR" w:cs="Noto Sans KR" w:hint="eastAsia"/>
+                <w:rFonts w:ascii="Apple SD Gothic Neo" w:hAnsi="Apple SD Gothic Neo" w:eastAsia="Apple SD Gothic Neo" w:cs="Apple SD Gothic Neo" w:hint="eastAsia"/>
                 <w:b/>
                 <w:color w:val="66D3BA"/>
                 <w:sz w:val="14"/>
@@ -7351,7 +7351,7 @@
             </w:pPr>
             <w:r>
               <w:rPr>
-                <w:rFonts w:ascii="Noto Sans KR" w:hAnsi="Noto Sans KR" w:eastAsia="Noto Sans KR" w:cs="Noto Sans KR" w:hint="eastAsia"/>
+                <w:rFonts w:ascii="Apple SD Gothic Neo" w:hAnsi="Apple SD Gothic Neo" w:eastAsia="Apple SD Gothic Neo" w:cs="Apple SD Gothic Neo" w:hint="eastAsia"/>
                 <w:b/>
                 <w:color w:val="66D3BA"/>
                 <w:sz w:val="13"/>
@@ -7379,7 +7379,7 @@
             </w:pPr>
             <w:r>
               <w:rPr>
-                <w:rFonts w:ascii="Noto Sans KR" w:hAnsi="Noto Sans KR" w:eastAsia="Noto Sans KR" w:cs="Noto Sans KR" w:hint="eastAsia"/>
+                <w:rFonts w:ascii="Apple SD Gothic Neo" w:hAnsi="Apple SD Gothic Neo" w:eastAsia="Apple SD Gothic Neo" w:cs="Apple SD Gothic Neo" w:hint="eastAsia"/>
                 <w:b w:val="0"/>
                 <w:color w:val="000000"/>
                 <w:sz w:val="14"/>
@@ -7409,7 +7409,7 @@
             </w:pPr>
             <w:r>
               <w:rPr>
-                <w:rFonts w:ascii="Noto Sans KR" w:hAnsi="Noto Sans KR" w:eastAsia="Noto Sans KR" w:cs="Noto Sans KR" w:hint="eastAsia"/>
+                <w:rFonts w:ascii="Apple SD Gothic Neo" w:hAnsi="Apple SD Gothic Neo" w:eastAsia="Apple SD Gothic Neo" w:cs="Apple SD Gothic Neo" w:hint="eastAsia"/>
                 <w:b w:val="0"/>
                 <w:color w:val="000000"/>
                 <w:sz w:val="14"/>
@@ -7437,7 +7437,7 @@
             </w:pPr>
             <w:r>
               <w:rPr>
-                <w:rFonts w:ascii="Noto Sans KR" w:hAnsi="Noto Sans KR" w:eastAsia="Noto Sans KR" w:cs="Noto Sans KR" w:hint="eastAsia"/>
+                <w:rFonts w:ascii="Apple SD Gothic Neo" w:hAnsi="Apple SD Gothic Neo" w:eastAsia="Apple SD Gothic Neo" w:cs="Apple SD Gothic Neo" w:hint="eastAsia"/>
                 <w:b w:val="0"/>
                 <w:color w:val="000000"/>
                 <w:sz w:val="14"/>
@@ -7471,7 +7471,7 @@
             </w:pPr>
             <w:r>
               <w:rPr>
-                <w:rFonts w:ascii="Noto Sans KR" w:hAnsi="Noto Sans KR" w:eastAsia="Noto Sans KR" w:cs="Noto Sans KR" w:hint="eastAsia"/>
+                <w:rFonts w:ascii="Apple SD Gothic Neo" w:hAnsi="Apple SD Gothic Neo" w:eastAsia="Apple SD Gothic Neo" w:cs="Apple SD Gothic Neo" w:hint="eastAsia"/>
                 <w:b/>
                 <w:color w:val="F39A3D"/>
                 <w:sz w:val="14"/>
@@ -7501,7 +7501,7 @@
             </w:pPr>
             <w:r>
               <w:rPr>
-                <w:rFonts w:ascii="Noto Sans KR" w:hAnsi="Noto Sans KR" w:eastAsia="Noto Sans KR" w:cs="Noto Sans KR" w:hint="eastAsia"/>
+                <w:rFonts w:ascii="Apple SD Gothic Neo" w:hAnsi="Apple SD Gothic Neo" w:eastAsia="Apple SD Gothic Neo" w:cs="Apple SD Gothic Neo" w:hint="eastAsia"/>
                 <w:b/>
                 <w:color w:val="F39A3D"/>
                 <w:sz w:val="13"/>
@@ -7529,7 +7529,7 @@
             </w:pPr>
             <w:r>
               <w:rPr>
-                <w:rFonts w:ascii="Noto Sans KR" w:hAnsi="Noto Sans KR" w:eastAsia="Noto Sans KR" w:cs="Noto Sans KR" w:hint="eastAsia"/>
+                <w:rFonts w:ascii="Apple SD Gothic Neo" w:hAnsi="Apple SD Gothic Neo" w:eastAsia="Apple SD Gothic Neo" w:cs="Apple SD Gothic Neo" w:hint="eastAsia"/>
                 <w:b w:val="0"/>
                 <w:color w:val="000000"/>
                 <w:sz w:val="14"/>
@@ -7559,7 +7559,7 @@
             </w:pPr>
             <w:r>
               <w:rPr>
-                <w:rFonts w:ascii="Noto Sans KR" w:hAnsi="Noto Sans KR" w:eastAsia="Noto Sans KR" w:cs="Noto Sans KR" w:hint="eastAsia"/>
+                <w:rFonts w:ascii="Apple SD Gothic Neo" w:hAnsi="Apple SD Gothic Neo" w:eastAsia="Apple SD Gothic Neo" w:cs="Apple SD Gothic Neo" w:hint="eastAsia"/>
                 <w:b w:val="0"/>
                 <w:color w:val="000000"/>
                 <w:sz w:val="14"/>
@@ -7587,7 +7587,7 @@
             </w:pPr>
             <w:r>
               <w:rPr>
-                <w:rFonts w:ascii="Noto Sans KR" w:hAnsi="Noto Sans KR" w:eastAsia="Noto Sans KR" w:cs="Noto Sans KR" w:hint="eastAsia"/>
+                <w:rFonts w:ascii="Apple SD Gothic Neo" w:hAnsi="Apple SD Gothic Neo" w:eastAsia="Apple SD Gothic Neo" w:cs="Apple SD Gothic Neo" w:hint="eastAsia"/>
                 <w:b w:val="0"/>
                 <w:color w:val="000000"/>
                 <w:sz w:val="14"/>
@@ -7621,7 +7621,7 @@
             </w:pPr>
             <w:r>
               <w:rPr>
-                <w:rFonts w:ascii="Noto Sans KR" w:hAnsi="Noto Sans KR" w:eastAsia="Noto Sans KR" w:cs="Noto Sans KR" w:hint="eastAsia"/>
+                <w:rFonts w:ascii="Apple SD Gothic Neo" w:hAnsi="Apple SD Gothic Neo" w:eastAsia="Apple SD Gothic Neo" w:cs="Apple SD Gothic Neo" w:hint="eastAsia"/>
                 <w:b/>
                 <w:color w:val="F39A3D"/>
                 <w:sz w:val="14"/>
@@ -7651,7 +7651,7 @@
             </w:pPr>
             <w:r>
               <w:rPr>
-                <w:rFonts w:ascii="Noto Sans KR" w:hAnsi="Noto Sans KR" w:eastAsia="Noto Sans KR" w:cs="Noto Sans KR" w:hint="eastAsia"/>
+                <w:rFonts w:ascii="Apple SD Gothic Neo" w:hAnsi="Apple SD Gothic Neo" w:eastAsia="Apple SD Gothic Neo" w:cs="Apple SD Gothic Neo" w:hint="eastAsia"/>
                 <w:b/>
                 <w:color w:val="F39A3D"/>
                 <w:sz w:val="13"/>
@@ -7679,7 +7679,7 @@
             </w:pPr>
             <w:r>
               <w:rPr>
-                <w:rFonts w:ascii="Noto Sans KR" w:hAnsi="Noto Sans KR" w:eastAsia="Noto Sans KR" w:cs="Noto Sans KR" w:hint="eastAsia"/>
+                <w:rFonts w:ascii="Apple SD Gothic Neo" w:hAnsi="Apple SD Gothic Neo" w:eastAsia="Apple SD Gothic Neo" w:cs="Apple SD Gothic Neo" w:hint="eastAsia"/>
                 <w:b w:val="0"/>
                 <w:color w:val="000000"/>
                 <w:sz w:val="14"/>
@@ -7709,7 +7709,7 @@
             </w:pPr>
             <w:r>
               <w:rPr>
-                <w:rFonts w:ascii="Noto Sans KR" w:hAnsi="Noto Sans KR" w:eastAsia="Noto Sans KR" w:cs="Noto Sans KR" w:hint="eastAsia"/>
+                <w:rFonts w:ascii="Apple SD Gothic Neo" w:hAnsi="Apple SD Gothic Neo" w:eastAsia="Apple SD Gothic Neo" w:cs="Apple SD Gothic Neo" w:hint="eastAsia"/>
                 <w:b w:val="0"/>
                 <w:color w:val="000000"/>
                 <w:sz w:val="14"/>
@@ -7737,7 +7737,7 @@
             </w:pPr>
             <w:r>
               <w:rPr>
-                <w:rFonts w:ascii="Noto Sans KR" w:hAnsi="Noto Sans KR" w:eastAsia="Noto Sans KR" w:cs="Noto Sans KR" w:hint="eastAsia"/>
+                <w:rFonts w:ascii="Apple SD Gothic Neo" w:hAnsi="Apple SD Gothic Neo" w:eastAsia="Apple SD Gothic Neo" w:cs="Apple SD Gothic Neo" w:hint="eastAsia"/>
                 <w:b w:val="0"/>
                 <w:color w:val="000000"/>
                 <w:sz w:val="14"/>
@@ -7793,7 +7793,7 @@
             </w:pPr>
             <w:r>
               <w:rPr>
-                <w:rFonts w:ascii="Noto Sans KR" w:hAnsi="Noto Sans KR" w:eastAsia="Noto Sans KR" w:cs="Noto Sans KR" w:hint="eastAsia"/>
+                <w:rFonts w:ascii="Apple SD Gothic Neo" w:hAnsi="Apple SD Gothic Neo" w:eastAsia="Apple SD Gothic Neo" w:cs="Apple SD Gothic Neo" w:hint="eastAsia"/>
                 <w:b/>
                 <w:color w:val="58C9F2"/>
                 <w:sz w:val="21"/>
@@ -7804,7 +7804,7 @@
             </w:r>
             <w:r>
               <w:rPr>
-                <w:rFonts w:ascii="Noto Sans KR" w:hAnsi="Noto Sans KR" w:eastAsia="Noto Sans KR" w:cs="Noto Sans KR" w:hint="eastAsia"/>
+                <w:rFonts w:ascii="Apple SD Gothic Neo" w:hAnsi="Apple SD Gothic Neo" w:eastAsia="Apple SD Gothic Neo" w:cs="Apple SD Gothic Neo" w:hint="eastAsia"/>
                 <w:b/>
                 <w:color w:val="0B1F33"/>
                 <w:sz w:val="23"/>
@@ -7837,7 +7837,7 @@
       </w:pPr>
       <w:r>
         <w:rPr>
-          <w:rFonts w:ascii="Noto Sans KR" w:hAnsi="Noto Sans KR" w:eastAsia="Noto Sans KR" w:cs="Noto Sans KR" w:hint="eastAsia"/>
+          <w:rFonts w:ascii="Apple SD Gothic Neo" w:hAnsi="Apple SD Gothic Neo" w:eastAsia="Apple SD Gothic Neo" w:cs="Apple SD Gothic Neo" w:hint="eastAsia"/>
           <w:sz w:val="22"/>
           <w:lang w:val="en-US" w:eastAsia="ko-KR"/>
         </w:rPr>
@@ -7852,7 +7852,7 @@
       </w:pPr>
       <w:r>
         <w:rPr>
-          <w:rFonts w:ascii="Noto Sans KR" w:hAnsi="Noto Sans KR" w:eastAsia="Noto Sans KR" w:cs="Noto Sans KR" w:hint="eastAsia"/>
+          <w:rFonts w:ascii="Apple SD Gothic Neo" w:hAnsi="Apple SD Gothic Neo" w:eastAsia="Apple SD Gothic Neo" w:cs="Apple SD Gothic Neo" w:hint="eastAsia"/>
           <w:sz w:val="22"/>
           <w:lang w:val="en-US" w:eastAsia="ko-KR"/>
         </w:rPr>
@@ -7867,7 +7867,7 @@
       </w:pPr>
       <w:r>
         <w:rPr>
-          <w:rFonts w:ascii="Noto Sans KR" w:hAnsi="Noto Sans KR" w:eastAsia="Noto Sans KR" w:cs="Noto Sans KR" w:hint="eastAsia"/>
+          <w:rFonts w:ascii="Apple SD Gothic Neo" w:hAnsi="Apple SD Gothic Neo" w:eastAsia="Apple SD Gothic Neo" w:cs="Apple SD Gothic Neo" w:hint="eastAsia"/>
           <w:sz w:val="22"/>
           <w:lang w:val="en-US" w:eastAsia="ko-KR"/>
         </w:rPr>
@@ -7882,7 +7882,7 @@
       </w:pPr>
       <w:r>
         <w:rPr>
-          <w:rFonts w:ascii="Noto Sans KR" w:hAnsi="Noto Sans KR" w:eastAsia="Noto Sans KR" w:cs="Noto Sans KR" w:hint="eastAsia"/>
+          <w:rFonts w:ascii="Apple SD Gothic Neo" w:hAnsi="Apple SD Gothic Neo" w:eastAsia="Apple SD Gothic Neo" w:cs="Apple SD Gothic Neo" w:hint="eastAsia"/>
           <w:sz w:val="22"/>
           <w:lang w:val="en-US" w:eastAsia="ko-KR"/>
         </w:rPr>
@@ -7905,7 +7905,7 @@
       </w:pPr>
       <w:r>
         <w:rPr>
-          <w:rFonts w:ascii="Noto Sans KR" w:hAnsi="Noto Sans KR" w:eastAsia="Noto Sans KR" w:cs="Noto Sans KR" w:hint="eastAsia"/>
+          <w:rFonts w:ascii="Apple SD Gothic Neo" w:hAnsi="Apple SD Gothic Neo" w:eastAsia="Apple SD Gothic Neo" w:cs="Apple SD Gothic Neo" w:hint="eastAsia"/>
           <w:sz w:val="22"/>
           <w:lang w:val="en-US" w:eastAsia="ko-KR"/>
         </w:rPr>
@@ -7920,7 +7920,7 @@
       </w:pPr>
       <w:r>
         <w:rPr>
-          <w:rFonts w:ascii="Noto Sans KR" w:hAnsi="Noto Sans KR" w:eastAsia="Noto Sans KR" w:cs="Noto Sans KR" w:hint="eastAsia"/>
+          <w:rFonts w:ascii="Apple SD Gothic Neo" w:hAnsi="Apple SD Gothic Neo" w:eastAsia="Apple SD Gothic Neo" w:cs="Apple SD Gothic Neo" w:hint="eastAsia"/>
           <w:sz w:val="22"/>
           <w:lang w:val="en-US" w:eastAsia="ko-KR"/>
         </w:rPr>
@@ -7935,7 +7935,7 @@
       </w:pPr>
       <w:r>
         <w:rPr>
-          <w:rFonts w:ascii="Noto Sans KR" w:hAnsi="Noto Sans KR" w:eastAsia="Noto Sans KR" w:cs="Noto Sans KR" w:hint="eastAsia"/>
+          <w:rFonts w:ascii="Apple SD Gothic Neo" w:hAnsi="Apple SD Gothic Neo" w:eastAsia="Apple SD Gothic Neo" w:cs="Apple SD Gothic Neo" w:hint="eastAsia"/>
           <w:sz w:val="22"/>
           <w:lang w:val="en-US" w:eastAsia="ko-KR"/>
         </w:rPr>
@@ -7950,7 +7950,7 @@
       </w:pPr>
       <w:r>
         <w:rPr>
-          <w:rFonts w:ascii="Noto Sans KR" w:hAnsi="Noto Sans KR" w:eastAsia="Noto Sans KR" w:cs="Noto Sans KR" w:hint="eastAsia"/>
+          <w:rFonts w:ascii="Apple SD Gothic Neo" w:hAnsi="Apple SD Gothic Neo" w:eastAsia="Apple SD Gothic Neo" w:cs="Apple SD Gothic Neo" w:hint="eastAsia"/>
           <w:sz w:val="22"/>
           <w:lang w:val="en-US" w:eastAsia="ko-KR"/>
         </w:rPr>
@@ -7973,7 +7973,7 @@
       </w:pPr>
       <w:r>
         <w:rPr>
-          <w:rFonts w:ascii="Noto Sans KR" w:hAnsi="Noto Sans KR" w:eastAsia="Noto Sans KR" w:cs="Noto Sans KR" w:hint="eastAsia"/>
+          <w:rFonts w:ascii="Apple SD Gothic Neo" w:hAnsi="Apple SD Gothic Neo" w:eastAsia="Apple SD Gothic Neo" w:cs="Apple SD Gothic Neo" w:hint="eastAsia"/>
           <w:sz w:val="22"/>
           <w:lang w:val="en-US" w:eastAsia="ko-KR"/>
         </w:rPr>
@@ -7988,7 +7988,7 @@
       </w:pPr>
       <w:r>
         <w:rPr>
-          <w:rFonts w:ascii="Noto Sans KR" w:hAnsi="Noto Sans KR" w:eastAsia="Noto Sans KR" w:cs="Noto Sans KR" w:hint="eastAsia"/>
+          <w:rFonts w:ascii="Apple SD Gothic Neo" w:hAnsi="Apple SD Gothic Neo" w:eastAsia="Apple SD Gothic Neo" w:cs="Apple SD Gothic Neo" w:hint="eastAsia"/>
           <w:sz w:val="22"/>
           <w:lang w:val="en-US" w:eastAsia="ko-KR"/>
         </w:rPr>
@@ -8003,7 +8003,7 @@
       </w:pPr>
       <w:r>
         <w:rPr>
-          <w:rFonts w:ascii="Noto Sans KR" w:hAnsi="Noto Sans KR" w:eastAsia="Noto Sans KR" w:cs="Noto Sans KR" w:hint="eastAsia"/>
+          <w:rFonts w:ascii="Apple SD Gothic Neo" w:hAnsi="Apple SD Gothic Neo" w:eastAsia="Apple SD Gothic Neo" w:cs="Apple SD Gothic Neo" w:hint="eastAsia"/>
           <w:sz w:val="22"/>
           <w:lang w:val="en-US" w:eastAsia="ko-KR"/>
         </w:rPr>
@@ -8018,7 +8018,7 @@
       </w:pPr>
       <w:r>
         <w:rPr>
-          <w:rFonts w:ascii="Noto Sans KR" w:hAnsi="Noto Sans KR" w:eastAsia="Noto Sans KR" w:cs="Noto Sans KR" w:hint="eastAsia"/>
+          <w:rFonts w:ascii="Apple SD Gothic Neo" w:hAnsi="Apple SD Gothic Neo" w:eastAsia="Apple SD Gothic Neo" w:cs="Apple SD Gothic Neo" w:hint="eastAsia"/>
           <w:sz w:val="22"/>
           <w:lang w:val="en-US" w:eastAsia="ko-KR"/>
         </w:rPr>
@@ -8033,7 +8033,7 @@
       </w:pPr>
       <w:r>
         <w:rPr>
-          <w:rFonts w:ascii="Noto Sans KR" w:hAnsi="Noto Sans KR" w:eastAsia="Noto Sans KR" w:cs="Noto Sans KR" w:hint="eastAsia"/>
+          <w:rFonts w:ascii="Apple SD Gothic Neo" w:hAnsi="Apple SD Gothic Neo" w:eastAsia="Apple SD Gothic Neo" w:cs="Apple SD Gothic Neo" w:hint="eastAsia"/>
           <w:sz w:val="22"/>
           <w:lang w:val="en-US" w:eastAsia="ko-KR"/>
         </w:rPr>
@@ -8096,7 +8096,7 @@
             </w:pPr>
             <w:r>
               <w:rPr>
-                <w:rFonts w:ascii="Noto Sans KR" w:hAnsi="Noto Sans KR" w:eastAsia="Noto Sans KR" w:cs="Noto Sans KR" w:hint="eastAsia"/>
+                <w:rFonts w:ascii="Apple SD Gothic Neo" w:hAnsi="Apple SD Gothic Neo" w:eastAsia="Apple SD Gothic Neo" w:cs="Apple SD Gothic Neo" w:hint="eastAsia"/>
                 <w:b/>
                 <w:color w:val="0B2545"/>
                 <w:sz w:val="17"/>
@@ -8125,7 +8125,7 @@
             </w:pPr>
             <w:r>
               <w:rPr>
-                <w:rFonts w:ascii="Noto Sans KR" w:hAnsi="Noto Sans KR" w:eastAsia="Noto Sans KR" w:cs="Noto Sans KR" w:hint="eastAsia"/>
+                <w:rFonts w:ascii="Apple SD Gothic Neo" w:hAnsi="Apple SD Gothic Neo" w:eastAsia="Apple SD Gothic Neo" w:cs="Apple SD Gothic Neo" w:hint="eastAsia"/>
                 <w:b/>
                 <w:color w:val="0B2545"/>
                 <w:sz w:val="17"/>
@@ -8158,7 +8158,7 @@
             </w:pPr>
             <w:r>
               <w:rPr>
-                <w:rFonts w:ascii="Noto Sans KR" w:hAnsi="Noto Sans KR" w:eastAsia="Noto Sans KR" w:cs="Noto Sans KR" w:hint="eastAsia"/>
+                <w:rFonts w:ascii="Apple SD Gothic Neo" w:hAnsi="Apple SD Gothic Neo" w:eastAsia="Apple SD Gothic Neo" w:cs="Apple SD Gothic Neo" w:hint="eastAsia"/>
                 <w:b/>
                 <w:color w:val="F39A3D"/>
                 <w:sz w:val="17"/>
@@ -8186,7 +8186,7 @@
             </w:pPr>
             <w:r>
               <w:rPr>
-                <w:rFonts w:ascii="Noto Sans KR" w:hAnsi="Noto Sans KR" w:eastAsia="Noto Sans KR" w:cs="Noto Sans KR" w:hint="eastAsia"/>
+                <w:rFonts w:ascii="Apple SD Gothic Neo" w:hAnsi="Apple SD Gothic Neo" w:eastAsia="Apple SD Gothic Neo" w:cs="Apple SD Gothic Neo" w:hint="eastAsia"/>
                 <w:b w:val="0"/>
                 <w:color w:val="000000"/>
                 <w:sz w:val="17"/>
@@ -8219,7 +8219,7 @@
             </w:pPr>
             <w:r>
               <w:rPr>
-                <w:rFonts w:ascii="Noto Sans KR" w:hAnsi="Noto Sans KR" w:eastAsia="Noto Sans KR" w:cs="Noto Sans KR" w:hint="eastAsia"/>
+                <w:rFonts w:ascii="Apple SD Gothic Neo" w:hAnsi="Apple SD Gothic Neo" w:eastAsia="Apple SD Gothic Neo" w:cs="Apple SD Gothic Neo" w:hint="eastAsia"/>
                 <w:b/>
                 <w:color w:val="F39A3D"/>
                 <w:sz w:val="17"/>
@@ -8247,7 +8247,7 @@
             </w:pPr>
             <w:r>
               <w:rPr>
-                <w:rFonts w:ascii="Noto Sans KR" w:hAnsi="Noto Sans KR" w:eastAsia="Noto Sans KR" w:cs="Noto Sans KR" w:hint="eastAsia"/>
+                <w:rFonts w:ascii="Apple SD Gothic Neo" w:hAnsi="Apple SD Gothic Neo" w:eastAsia="Apple SD Gothic Neo" w:cs="Apple SD Gothic Neo" w:hint="eastAsia"/>
                 <w:b w:val="0"/>
                 <w:color w:val="000000"/>
                 <w:sz w:val="17"/>
@@ -8280,7 +8280,7 @@
             </w:pPr>
             <w:r>
               <w:rPr>
-                <w:rFonts w:ascii="Noto Sans KR" w:hAnsi="Noto Sans KR" w:eastAsia="Noto Sans KR" w:cs="Noto Sans KR" w:hint="eastAsia"/>
+                <w:rFonts w:ascii="Apple SD Gothic Neo" w:hAnsi="Apple SD Gothic Neo" w:eastAsia="Apple SD Gothic Neo" w:cs="Apple SD Gothic Neo" w:hint="eastAsia"/>
                 <w:b/>
                 <w:color w:val="F39A3D"/>
                 <w:sz w:val="17"/>
@@ -8308,7 +8308,7 @@
             </w:pPr>
             <w:r>
               <w:rPr>
-                <w:rFonts w:ascii="Noto Sans KR" w:hAnsi="Noto Sans KR" w:eastAsia="Noto Sans KR" w:cs="Noto Sans KR" w:hint="eastAsia"/>
+                <w:rFonts w:ascii="Apple SD Gothic Neo" w:hAnsi="Apple SD Gothic Neo" w:eastAsia="Apple SD Gothic Neo" w:cs="Apple SD Gothic Neo" w:hint="eastAsia"/>
                 <w:b w:val="0"/>
                 <w:color w:val="000000"/>
                 <w:sz w:val="17"/>
@@ -8341,7 +8341,7 @@
             </w:pPr>
             <w:r>
               <w:rPr>
-                <w:rFonts w:ascii="Noto Sans KR" w:hAnsi="Noto Sans KR" w:eastAsia="Noto Sans KR" w:cs="Noto Sans KR" w:hint="eastAsia"/>
+                <w:rFonts w:ascii="Apple SD Gothic Neo" w:hAnsi="Apple SD Gothic Neo" w:eastAsia="Apple SD Gothic Neo" w:cs="Apple SD Gothic Neo" w:hint="eastAsia"/>
                 <w:b/>
                 <w:color w:val="F39A3D"/>
                 <w:sz w:val="17"/>
@@ -8369,7 +8369,7 @@
             </w:pPr>
             <w:r>
               <w:rPr>
-                <w:rFonts w:ascii="Noto Sans KR" w:hAnsi="Noto Sans KR" w:eastAsia="Noto Sans KR" w:cs="Noto Sans KR" w:hint="eastAsia"/>
+                <w:rFonts w:ascii="Apple SD Gothic Neo" w:hAnsi="Apple SD Gothic Neo" w:eastAsia="Apple SD Gothic Neo" w:cs="Apple SD Gothic Neo" w:hint="eastAsia"/>
                 <w:b w:val="0"/>
                 <w:color w:val="000000"/>
                 <w:sz w:val="17"/>
@@ -8402,7 +8402,7 @@
             </w:pPr>
             <w:r>
               <w:rPr>
-                <w:rFonts w:ascii="Noto Sans KR" w:hAnsi="Noto Sans KR" w:eastAsia="Noto Sans KR" w:cs="Noto Sans KR" w:hint="eastAsia"/>
+                <w:rFonts w:ascii="Apple SD Gothic Neo" w:hAnsi="Apple SD Gothic Neo" w:eastAsia="Apple SD Gothic Neo" w:cs="Apple SD Gothic Neo" w:hint="eastAsia"/>
                 <w:b/>
                 <w:color w:val="F39A3D"/>
                 <w:sz w:val="17"/>
@@ -8430,7 +8430,7 @@
             </w:pPr>
             <w:r>
               <w:rPr>
-                <w:rFonts w:ascii="Noto Sans KR" w:hAnsi="Noto Sans KR" w:eastAsia="Noto Sans KR" w:cs="Noto Sans KR" w:hint="eastAsia"/>
+                <w:rFonts w:ascii="Apple SD Gothic Neo" w:hAnsi="Apple SD Gothic Neo" w:eastAsia="Apple SD Gothic Neo" w:cs="Apple SD Gothic Neo" w:hint="eastAsia"/>
                 <w:b w:val="0"/>
                 <w:color w:val="000000"/>
                 <w:sz w:val="17"/>
@@ -8476,7 +8476,7 @@
             </w:pPr>
             <w:r>
               <w:rPr>
-                <w:rFonts w:ascii="Noto Sans KR" w:hAnsi="Noto Sans KR" w:eastAsia="Noto Sans KR" w:cs="Noto Sans KR" w:hint="eastAsia"/>
+                <w:rFonts w:ascii="Apple SD Gothic Neo" w:hAnsi="Apple SD Gothic Neo" w:eastAsia="Apple SD Gothic Neo" w:cs="Apple SD Gothic Neo" w:hint="eastAsia"/>
                 <w:b/>
                 <w:color w:val="F39A3D"/>
                 <w:sz w:val="21"/>
@@ -8487,13 +8487,13 @@
             </w:r>
             <w:r>
               <w:rPr>
-                <w:rFonts w:ascii="Noto Sans KR" w:hAnsi="Noto Sans KR" w:eastAsia="Noto Sans KR" w:cs="Noto Sans KR" w:hint="eastAsia"/>
+                <w:rFonts w:ascii="Apple SD Gothic Neo" w:hAnsi="Apple SD Gothic Neo" w:eastAsia="Apple SD Gothic Neo" w:cs="Apple SD Gothic Neo" w:hint="eastAsia"/>
                 <w:b/>
                 <w:color w:val="0B1F33"/>
                 <w:sz w:val="23"/>
                 <w:lang w:val="en-US" w:eastAsia="ko-KR"/>
               </w:rPr>
-              <w:t>클릭·홀드, T1~T3, 결정빙·균열빙, 정비 13개, 세 목적지, 자금 정산, 저장, 480×56 축소 런처는 P0에서 제거하지 않습니다.</w:t>
+              <w:t>클릭·홀드, T1~T3, 결정빙·균열빙, 정비 13개, 세 목적지, 자금 정산, 저장, 800×72 축소 런처는 P0에서 제거하지 않습니다.</w:t>
             </w:r>
           </w:p>
         </w:tc>
@@ -8519,7 +8519,7 @@
       </w:pPr>
       <w:r>
         <w:rPr>
-          <w:rFonts w:ascii="Noto Sans KR" w:hAnsi="Noto Sans KR" w:eastAsia="Noto Sans KR" w:cs="Noto Sans KR" w:hint="eastAsia"/>
+          <w:rFonts w:ascii="Apple SD Gothic Neo" w:hAnsi="Apple SD Gothic Neo" w:eastAsia="Apple SD Gothic Neo" w:cs="Apple SD Gothic Neo" w:hint="eastAsia"/>
           <w:color w:val="0B2545"/>
           <w:sz w:val="19"/>
           <w:lang w:val="en-US" w:eastAsia="ko-KR"/>
@@ -8534,7 +8534,7 @@
       </w:pPr>
       <w:r>
         <w:rPr>
-          <w:rFonts w:ascii="Noto Sans KR" w:hAnsi="Noto Sans KR" w:eastAsia="Noto Sans KR" w:cs="Noto Sans KR" w:hint="eastAsia"/>
+          <w:rFonts w:ascii="Apple SD Gothic Neo" w:hAnsi="Apple SD Gothic Neo" w:eastAsia="Apple SD Gothic Neo" w:cs="Apple SD Gothic Neo" w:hint="eastAsia"/>
           <w:color w:val="0B2545"/>
           <w:sz w:val="19"/>
           <w:lang w:val="en-US" w:eastAsia="ko-KR"/>
@@ -8549,7 +8549,7 @@
       </w:pPr>
       <w:r>
         <w:rPr>
-          <w:rFonts w:ascii="Noto Sans KR" w:hAnsi="Noto Sans KR" w:eastAsia="Noto Sans KR" w:cs="Noto Sans KR" w:hint="eastAsia"/>
+          <w:rFonts w:ascii="Apple SD Gothic Neo" w:hAnsi="Apple SD Gothic Neo" w:eastAsia="Apple SD Gothic Neo" w:cs="Apple SD Gothic Neo" w:hint="eastAsia"/>
           <w:color w:val="0B2545"/>
           <w:sz w:val="19"/>
           <w:lang w:val="en-US" w:eastAsia="ko-KR"/>
@@ -8564,7 +8564,7 @@
       </w:pPr>
       <w:r>
         <w:rPr>
-          <w:rFonts w:ascii="Noto Sans KR" w:hAnsi="Noto Sans KR" w:eastAsia="Noto Sans KR" w:cs="Noto Sans KR" w:hint="eastAsia"/>
+          <w:rFonts w:ascii="Apple SD Gothic Neo" w:hAnsi="Apple SD Gothic Neo" w:eastAsia="Apple SD Gothic Neo" w:cs="Apple SD Gothic Neo" w:hint="eastAsia"/>
           <w:color w:val="0B2545"/>
           <w:sz w:val="19"/>
           <w:lang w:val="en-US" w:eastAsia="ko-KR"/>
@@ -8579,12 +8579,12 @@
       </w:pPr>
       <w:r>
         <w:rPr>
-          <w:rFonts w:ascii="Noto Sans KR" w:hAnsi="Noto Sans KR" w:eastAsia="Noto Sans KR" w:cs="Noto Sans KR" w:hint="eastAsia"/>
+          <w:rFonts w:ascii="Apple SD Gothic Neo" w:hAnsi="Apple SD Gothic Neo" w:eastAsia="Apple SD Gothic Neo" w:cs="Apple SD Gothic Neo" w:hint="eastAsia"/>
           <w:color w:val="0B2545"/>
           <w:sz w:val="19"/>
           <w:lang w:val="en-US" w:eastAsia="ko-KR"/>
         </w:rPr>
-        <w:t>□ 480×56·720×480 창과 표준/시연 저장이 분리되어 동작</w:t>
+        <w:t>□ 800×72·960×540 창과 표준/시연 저장이 분리되어 동작</w:t>
       </w:r>
     </w:p>
     <w:p>
@@ -8594,7 +8594,7 @@
       </w:pPr>
       <w:r>
         <w:rPr>
-          <w:rFonts w:ascii="Noto Sans KR" w:hAnsi="Noto Sans KR" w:eastAsia="Noto Sans KR" w:cs="Noto Sans KR" w:hint="eastAsia"/>
+          <w:rFonts w:ascii="Apple SD Gothic Neo" w:hAnsi="Apple SD Gothic Neo" w:eastAsia="Apple SD Gothic Neo" w:cs="Apple SD Gothic Neo" w:hint="eastAsia"/>
           <w:color w:val="0B2545"/>
           <w:sz w:val="19"/>
           <w:lang w:val="en-US" w:eastAsia="ko-KR"/>
@@ -8617,7 +8617,7 @@
       </w:pPr>
       <w:r>
         <w:rPr>
-          <w:rFonts w:ascii="Noto Sans KR" w:hAnsi="Noto Sans KR" w:eastAsia="Noto Sans KR" w:cs="Noto Sans KR" w:hint="eastAsia"/>
+          <w:rFonts w:ascii="Apple SD Gothic Neo" w:hAnsi="Apple SD Gothic Neo" w:eastAsia="Apple SD Gothic Neo" w:cs="Apple SD Gothic Neo" w:hint="eastAsia"/>
           <w:color w:val="0B2545"/>
           <w:sz w:val="18"/>
           <w:lang w:val="en-US" w:eastAsia="ko-KR"/>
@@ -8632,7 +8632,7 @@
       </w:pPr>
       <w:r>
         <w:rPr>
-          <w:rFonts w:ascii="Noto Sans KR" w:hAnsi="Noto Sans KR" w:eastAsia="Noto Sans KR" w:cs="Noto Sans KR" w:hint="eastAsia"/>
+          <w:rFonts w:ascii="Apple SD Gothic Neo" w:hAnsi="Apple SD Gothic Neo" w:eastAsia="Apple SD Gothic Neo" w:cs="Apple SD Gothic Neo" w:hint="eastAsia"/>
           <w:color w:val="0B2545"/>
           <w:sz w:val="18"/>
           <w:lang w:val="en-US" w:eastAsia="ko-KR"/>
@@ -8647,7 +8647,7 @@
       </w:pPr>
       <w:r>
         <w:rPr>
-          <w:rFonts w:ascii="Noto Sans KR" w:hAnsi="Noto Sans KR" w:eastAsia="Noto Sans KR" w:cs="Noto Sans KR" w:hint="eastAsia"/>
+          <w:rFonts w:ascii="Apple SD Gothic Neo" w:hAnsi="Apple SD Gothic Neo" w:eastAsia="Apple SD Gothic Neo" w:cs="Apple SD Gothic Neo" w:hint="eastAsia"/>
           <w:color w:val="0B2545"/>
           <w:sz w:val="18"/>
           <w:lang w:val="en-US" w:eastAsia="ko-KR"/>
@@ -8662,7 +8662,7 @@
       </w:pPr>
       <w:r>
         <w:rPr>
-          <w:rFonts w:ascii="Noto Sans KR" w:hAnsi="Noto Sans KR" w:eastAsia="Noto Sans KR" w:cs="Noto Sans KR" w:hint="eastAsia"/>
+          <w:rFonts w:ascii="Apple SD Gothic Neo" w:hAnsi="Apple SD Gothic Neo" w:eastAsia="Apple SD Gothic Neo" w:cs="Apple SD Gothic Neo" w:hint="eastAsia"/>
           <w:color w:val="0B2545"/>
           <w:sz w:val="18"/>
           <w:lang w:val="en-US" w:eastAsia="ko-KR"/>
@@ -8677,7 +8677,7 @@
       </w:pPr>
       <w:r>
         <w:rPr>
-          <w:rFonts w:ascii="Noto Sans KR" w:hAnsi="Noto Sans KR" w:eastAsia="Noto Sans KR" w:cs="Noto Sans KR" w:hint="eastAsia"/>
+          <w:rFonts w:ascii="Apple SD Gothic Neo" w:hAnsi="Apple SD Gothic Neo" w:eastAsia="Apple SD Gothic Neo" w:cs="Apple SD Gothic Neo" w:hint="eastAsia"/>
           <w:color w:val="0B2545"/>
           <w:sz w:val="18"/>
           <w:lang w:val="en-US" w:eastAsia="ko-KR"/>
@@ -8706,7 +8706,7 @@
     </w:pPr>
     <w:r>
       <w:rPr>
-        <w:rFonts w:ascii="Noto Sans KR" w:hAnsi="Noto Sans KR" w:eastAsia="Noto Sans KR" w:cs="Noto Sans KR" w:hint="eastAsia"/>
+        <w:rFonts w:ascii="Apple SD Gothic Neo" w:hAnsi="Apple SD Gothic Neo" w:eastAsia="Apple SD Gothic Neo" w:cs="Apple SD Gothic Neo" w:hint="eastAsia"/>
         <w:color w:val="5C6F7B"/>
         <w:sz w:val="18"/>
         <w:lang w:val="en-US" w:eastAsia="ko-KR"/>
@@ -8732,7 +8732,7 @@
     </w:pPr>
     <w:r>
       <w:rPr>
-        <w:rFonts w:ascii="Noto Sans KR" w:hAnsi="Noto Sans KR" w:eastAsia="Noto Sans KR" w:cs="Noto Sans KR" w:hint="eastAsia"/>
+        <w:rFonts w:ascii="Apple SD Gothic Neo" w:hAnsi="Apple SD Gothic Neo" w:eastAsia="Apple SD Gothic Neo" w:cs="Apple SD Gothic Neo" w:hint="eastAsia"/>
         <w:b/>
         <w:color w:val="5C6F7B"/>
         <w:sz w:val="18"/>
@@ -9111,7 +9111,7 @@
       <w:spacing w:before="0" w:after="120" w:line="300" w:lineRule="auto"/>
     </w:pPr>
     <w:rPr>
-      <w:rFonts w:ascii="Noto Sans KR" w:hAnsi="Noto Sans KR" w:eastAsia="Noto Sans KR"/>
+      <w:rFonts w:ascii="Apple SD Gothic Neo" w:hAnsi="Apple SD Gothic Neo" w:eastAsia="Apple SD Gothic Neo"/>
       <w:color w:val="000000"/>
       <w:sz w:val="22"/>
     </w:rPr>
@@ -9175,7 +9175,7 @@
       <w:outlineLvl w:val="0"/>
     </w:pPr>
     <w:rPr>
-      <w:rFonts w:asciiTheme="majorHAnsi" w:eastAsiaTheme="majorEastAsia" w:hAnsiTheme="majorHAnsi" w:cstheme="majorBidi" w:ascii="Noto Sans KR" w:hAnsi="Noto Sans KR" w:eastAsia="Noto Sans KR"/>
+      <w:rFonts w:asciiTheme="majorHAnsi" w:eastAsiaTheme="majorEastAsia" w:hAnsiTheme="majorHAnsi" w:cstheme="majorBidi" w:ascii="Apple SD Gothic Neo" w:hAnsi="Apple SD Gothic Neo" w:eastAsia="Apple SD Gothic Neo"/>
       <w:b/>
       <w:bCs/>
       <w:color w:val="2E74B5"/>
@@ -9199,7 +9199,7 @@
       <w:outlineLvl w:val="1"/>
     </w:pPr>
     <w:rPr>
-      <w:rFonts w:asciiTheme="majorHAnsi" w:eastAsiaTheme="majorEastAsia" w:hAnsiTheme="majorHAnsi" w:cstheme="majorBidi" w:ascii="Noto Sans KR" w:hAnsi="Noto Sans KR" w:eastAsia="Noto Sans KR"/>
+      <w:rFonts w:asciiTheme="majorHAnsi" w:eastAsiaTheme="majorEastAsia" w:hAnsiTheme="majorHAnsi" w:cstheme="majorBidi" w:ascii="Apple SD Gothic Neo" w:hAnsi="Apple SD Gothic Neo" w:eastAsia="Apple SD Gothic Neo"/>
       <w:b/>
       <w:bCs/>
       <w:color w:val="2E74B5"/>
@@ -9223,7 +9223,7 @@
       <w:outlineLvl w:val="2"/>
     </w:pPr>
     <w:rPr>
-      <w:rFonts w:asciiTheme="majorHAnsi" w:eastAsiaTheme="majorEastAsia" w:hAnsiTheme="majorHAnsi" w:cstheme="majorBidi" w:ascii="Noto Sans KR" w:hAnsi="Noto Sans KR" w:eastAsia="Noto Sans KR"/>
+      <w:rFonts w:asciiTheme="majorHAnsi" w:eastAsiaTheme="majorEastAsia" w:hAnsiTheme="majorHAnsi" w:cstheme="majorBidi" w:ascii="Apple SD Gothic Neo" w:hAnsi="Apple SD Gothic Neo" w:eastAsia="Apple SD Gothic Neo"/>
       <w:b/>
       <w:bCs/>
       <w:color w:val="1F4D78"/>
@@ -9462,7 +9462,7 @@
       <w:contextualSpacing/>
     </w:pPr>
     <w:rPr>
-      <w:rFonts w:asciiTheme="majorHAnsi" w:eastAsiaTheme="majorEastAsia" w:hAnsiTheme="majorHAnsi" w:cstheme="majorBidi" w:ascii="Noto Sans KR" w:hAnsi="Noto Sans KR" w:eastAsia="Noto Sans KR"/>
+      <w:rFonts w:asciiTheme="majorHAnsi" w:eastAsiaTheme="majorEastAsia" w:hAnsiTheme="majorHAnsi" w:cstheme="majorBidi" w:ascii="Apple SD Gothic Neo" w:hAnsi="Apple SD Gothic Neo" w:eastAsia="Apple SD Gothic Neo"/>
       <w:b/>
       <w:color w:val="0B1F33"/>
       <w:spacing w:val="5"/>
@@ -9501,7 +9501,7 @@
       <w:spacing w:before="0" w:after="360"/>
     </w:pPr>
     <w:rPr>
-      <w:rFonts w:asciiTheme="majorHAnsi" w:eastAsiaTheme="majorEastAsia" w:hAnsiTheme="majorHAnsi" w:cstheme="majorBidi" w:ascii="Noto Sans KR" w:hAnsi="Noto Sans KR" w:eastAsia="Noto Sans KR"/>
+      <w:rFonts w:asciiTheme="majorHAnsi" w:eastAsiaTheme="majorEastAsia" w:hAnsiTheme="majorHAnsi" w:cstheme="majorBidi" w:ascii="Apple SD Gothic Neo" w:hAnsi="Apple SD Gothic Neo" w:eastAsia="Apple SD Gothic Neo"/>
       <w:i/>
       <w:iCs/>
       <w:color w:val="5C6F7B"/>
@@ -9647,7 +9647,7 @@
       <w:contextualSpacing/>
     </w:pPr>
     <w:rPr>
-      <w:rFonts w:ascii="Noto Sans KR" w:hAnsi="Noto Sans KR" w:eastAsia="Noto Sans KR"/>
+      <w:rFonts w:ascii="Apple SD Gothic Neo" w:hAnsi="Apple SD Gothic Neo" w:eastAsia="Apple SD Gothic Neo"/>
       <w:sz w:val="22"/>
     </w:rPr>
   </w:style>
@@ -9692,7 +9692,7 @@
       <w:contextualSpacing/>
     </w:pPr>
     <w:rPr>
-      <w:rFonts w:ascii="Noto Sans KR" w:hAnsi="Noto Sans KR" w:eastAsia="Noto Sans KR"/>
+      <w:rFonts w:ascii="Apple SD Gothic Neo" w:hAnsi="Apple SD Gothic Neo" w:eastAsia="Apple SD Gothic Neo"/>
       <w:sz w:val="22"/>
     </w:rPr>
   </w:style>
@@ -9918,7 +9918,7 @@
       <w:spacing w:line="240" w:lineRule="auto" w:before="80" w:after="160"/>
     </w:pPr>
     <w:rPr>
-      <w:rFonts w:ascii="Noto Sans KR" w:hAnsi="Noto Sans KR" w:eastAsia="Noto Sans KR"/>
+      <w:rFonts w:ascii="Apple SD Gothic Neo" w:hAnsi="Apple SD Gothic Neo" w:eastAsia="Apple SD Gothic Neo"/>
       <w:b/>
       <w:bCs/>
       <w:i/>

--- a/temp_Proposal/11_Handoff/ICEBREAKER_개발자_WBS_작업전달서.docx
+++ b/temp_Proposal/11_Handoff/ICEBREAKER_개발자_WBS_작업전달서.docx
@@ -792,7 +792,7 @@
                 <w:sz w:val="17"/>
                 <w:lang w:val="en-US" w:eastAsia="ko-KR"/>
               </w:rPr>
-              <w:t>Unity+Git 경험</w:t>
+              <w:t>시연</w:t>
             </w:r>
           </w:p>
         </w:tc>
@@ -909,7 +909,7 @@
                 <w:sz w:val="17"/>
                 <w:lang w:val="en-US" w:eastAsia="ko-KR"/>
               </w:rPr>
-              <w:t>Unity·Git 초급</w:t>
+              <w:t>정환</w:t>
             </w:r>
           </w:p>
         </w:tc>

--- a/temp_Proposal/11_Handoff/ICEBREAKER_개발자_WBS_작업전달서.docx
+++ b/temp_Proposal/11_Handoff/ICEBREAKER_개발자_WBS_작업전달서.docx
@@ -462,7 +462,7 @@
                 <w:sz w:val="23"/>
                 <w:lang w:val="en-US" w:eastAsia="ko-KR"/>
               </w:rPr>
-              <w:t>LEAD가 첫 3시간 안에 FND-01을 dev에 병합합니다. 당일 종료 전에는 T1 파괴 → 자금 +10 → HUD 표시 수직 슬라이스를 Main Scene에서 확인합니다.</w:t>
+              <w:t>LEAD가 첫 3시간 안에 FND-01을 dev에 병합합니다. 당일 종료 전에는 T1 파괴 → 자금 +10 → 플레이 중 자금 표시를 최종 게임 Scene에서 확인합니다.</w:t>
             </w:r>
           </w:p>
         </w:tc>
@@ -703,7 +703,7 @@
                 <w:sz w:val="17"/>
                 <w:lang w:val="en-US" w:eastAsia="ko-KR"/>
               </w:rPr>
-              <w:t>공용 계약·상태·진행·정비·저장·창·Main Scene·통합·빌드</w:t>
+              <w:t>공용 계약·상태·진행·정비·저장·창·최종 게임 Scene·통합·빌드</w:t>
             </w:r>
           </w:p>
         </w:tc>
@@ -937,7 +937,7 @@
                 <w:sz w:val="17"/>
                 <w:lang w:val="en-US" w:eastAsia="ko-KR"/>
               </w:rPr>
-              <w:t>UI Sandbox·HUD·피드백·정산·정형 QA</w:t>
+              <w:t>UI 시험용 Scene·자금/시간 표시·피드백·정산·정해진 기능 확인</w:t>
             </w:r>
           </w:p>
         </w:tc>
@@ -989,9 +989,1738 @@
           <w:sz w:val="20"/>
           <w:lang w:val="en-US" w:eastAsia="ko-KR"/>
         </w:rPr>
-        <w:t>표의 시간은 AI 실행·diff 검토·수정 1회·Unity 검증·PR 대응을 포함한 사람 투입입니다. 실제 가능 시간이 부족하면 7장의 지연 게이트로 범위를 줄입니다.</w:t>
+        <w:t>표의 시간은 AI 실행·변경 내용 검토·수정 1회·Unity 검증·PR 대응을 포함한 사람 투입입니다. 실제 가능 시간이 부족하면 8장의 일정 지연 대응 기준으로 범위를 줄입니다.</w:t>
       </w:r>
     </w:p>
+    <w:p>
+      <w:pPr>
+        <w:pStyle w:val="Heading1"/>
+        <w:pageBreakBefore/>
+        <w:spacing w:before="0"/>
+      </w:pPr>
+      <w:r>
+        <w:t>시작 전에 알아둘 말</w:t>
+      </w:r>
+    </w:p>
+    <w:tbl>
+      <w:tblPr>
+        <w:tblStyle w:val="TableGrid"/>
+        <w:tblW w:type="dxa" w:w="9360"/>
+        <w:jc w:val="left"/>
+        <w:tblLayout w:type="fixed"/>
+        <w:tblLook w:firstColumn="1" w:firstRow="1" w:lastColumn="0" w:lastRow="0" w:noHBand="0" w:noVBand="1" w:val="04A0"/>
+        <w:tblInd w:w="120" w:type="dxa"/>
+      </w:tblPr>
+      <w:tblGrid>
+        <w:gridCol w:w="9360"/>
+      </w:tblGrid>
+      <w:tr>
+        <w:trPr>
+          <w:cantSplit/>
+        </w:trPr>
+        <w:tc>
+          <w:tcPr>
+            <w:tcW w:type="dxa" w:w="9360"/>
+            <w:vAlign w:val="center"/>
+            <w:tcMar>
+              <w:top w:w="80" w:type="dxa"/>
+              <w:start w:w="120" w:type="dxa"/>
+              <w:bottom w:w="80" w:type="dxa"/>
+              <w:end w:w="120" w:type="dxa"/>
+            </w:tcMar>
+            <w:shd w:fill="F4F6F9" w:val="clear"/>
+          </w:tcPr>
+          <w:p>
+            <w:pPr>
+              <w:spacing w:after="60"/>
+            </w:pPr>
+            <w:r>
+              <w:rPr>
+                <w:rFonts w:ascii="Apple SD Gothic Neo" w:hAnsi="Apple SD Gothic Neo" w:eastAsia="Apple SD Gothic Neo" w:cs="Apple SD Gothic Neo" w:hint="eastAsia"/>
+                <w:b/>
+                <w:color w:val="58C9F2"/>
+                <w:sz w:val="21"/>
+                <w:lang w:val="en-US" w:eastAsia="ko-KR"/>
+              </w:rPr>
+              <w:t>영문은 작업 이름이나 Unity 용어</w:t>
+              <w:br/>
+            </w:r>
+            <w:r>
+              <w:rPr>
+                <w:rFonts w:ascii="Apple SD Gothic Neo" w:hAnsi="Apple SD Gothic Neo" w:eastAsia="Apple SD Gothic Neo" w:cs="Apple SD Gothic Neo" w:hint="eastAsia"/>
+                <w:b/>
+                <w:color w:val="0B1F33"/>
+                <w:sz w:val="23"/>
+                <w:lang w:val="en-US" w:eastAsia="ko-KR"/>
+              </w:rPr>
+              <w:t>표의 코드를 외울 필요는 없습니다. 자기 이름이 있는 행에서 선행 Task, 작업, 완료 조건을 차례로 읽고 모르는 말은 아래에서 확인합니다.</w:t>
+            </w:r>
+          </w:p>
+        </w:tc>
+      </w:tr>
+    </w:tbl>
+    <w:p>
+      <w:pPr>
+        <w:spacing w:after="0"/>
+      </w:pPr>
+    </w:p>
+    <w:tbl>
+      <w:tblPr>
+        <w:tblStyle w:val="TableGrid"/>
+        <w:tblW w:type="dxa" w:w="9360"/>
+        <w:tblLayout w:type="fixed"/>
+        <w:tblLook w:firstColumn="1" w:firstRow="1" w:lastColumn="0" w:lastRow="0" w:noHBand="0" w:noVBand="1" w:val="04A0"/>
+        <w:jc w:val="left"/>
+        <w:tblInd w:w="120" w:type="dxa"/>
+      </w:tblPr>
+      <w:tblGrid>
+        <w:gridCol w:w="1280"/>
+        <w:gridCol w:w="3400"/>
+        <w:gridCol w:w="1280"/>
+        <w:gridCol w:w="3400"/>
+      </w:tblGrid>
+      <w:tr>
+        <w:trPr>
+          <w:cantSplit/>
+          <w:cantSplit/>
+        </w:trPr>
+        <w:tc>
+          <w:tcPr>
+            <w:tcW w:type="dxa" w:w="1280"/>
+            <w:vAlign w:val="center"/>
+            <w:tcMar>
+              <w:top w:w="28" w:type="dxa"/>
+              <w:start w:w="90" w:type="dxa"/>
+              <w:bottom w:w="28" w:type="dxa"/>
+              <w:end w:w="90" w:type="dxa"/>
+            </w:tcMar>
+            <w:shd w:fill="E8EEF5" w:val="clear"/>
+          </w:tcPr>
+          <w:p>
+            <w:pPr>
+              <w:spacing w:before="0" w:after="0" w:line="259" w:lineRule="auto"/>
+              <w:jc w:val="center"/>
+            </w:pPr>
+            <w:r>
+              <w:rPr>
+                <w:rFonts w:ascii="Apple SD Gothic Neo" w:hAnsi="Apple SD Gothic Neo" w:eastAsia="Apple SD Gothic Neo" w:cs="Apple SD Gothic Neo" w:hint="eastAsia"/>
+                <w:b/>
+                <w:color w:val="0B2545"/>
+                <w:sz w:val="17"/>
+                <w:lang w:val="en-US" w:eastAsia="ko-KR"/>
+              </w:rPr>
+              <w:t>말</w:t>
+            </w:r>
+          </w:p>
+        </w:tc>
+        <w:tc>
+          <w:tcPr>
+            <w:tcW w:type="dxa" w:w="3400"/>
+            <w:vAlign w:val="center"/>
+            <w:tcMar>
+              <w:top w:w="28" w:type="dxa"/>
+              <w:start w:w="90" w:type="dxa"/>
+              <w:bottom w:w="28" w:type="dxa"/>
+              <w:end w:w="90" w:type="dxa"/>
+            </w:tcMar>
+            <w:shd w:fill="E8EEF5" w:val="clear"/>
+          </w:tcPr>
+          <w:p>
+            <w:pPr>
+              <w:spacing w:before="0" w:after="0" w:line="259" w:lineRule="auto"/>
+              <w:jc w:val="center"/>
+            </w:pPr>
+            <w:r>
+              <w:rPr>
+                <w:rFonts w:ascii="Apple SD Gothic Neo" w:hAnsi="Apple SD Gothic Neo" w:eastAsia="Apple SD Gothic Neo" w:cs="Apple SD Gothic Neo" w:hint="eastAsia"/>
+                <w:b/>
+                <w:color w:val="0B2545"/>
+                <w:sz w:val="17"/>
+                <w:lang w:val="en-US" w:eastAsia="ko-KR"/>
+              </w:rPr>
+              <w:t>뜻</w:t>
+            </w:r>
+          </w:p>
+        </w:tc>
+        <w:tc>
+          <w:tcPr>
+            <w:tcW w:type="dxa" w:w="1280"/>
+            <w:vAlign w:val="center"/>
+            <w:tcMar>
+              <w:top w:w="28" w:type="dxa"/>
+              <w:start w:w="90" w:type="dxa"/>
+              <w:bottom w:w="28" w:type="dxa"/>
+              <w:end w:w="90" w:type="dxa"/>
+            </w:tcMar>
+            <w:shd w:fill="E8EEF5" w:val="clear"/>
+          </w:tcPr>
+          <w:p>
+            <w:pPr>
+              <w:spacing w:before="0" w:after="0" w:line="259" w:lineRule="auto"/>
+              <w:jc w:val="center"/>
+            </w:pPr>
+            <w:r>
+              <w:rPr>
+                <w:rFonts w:ascii="Apple SD Gothic Neo" w:hAnsi="Apple SD Gothic Neo" w:eastAsia="Apple SD Gothic Neo" w:cs="Apple SD Gothic Neo" w:hint="eastAsia"/>
+                <w:b/>
+                <w:color w:val="0B2545"/>
+                <w:sz w:val="17"/>
+                <w:lang w:val="en-US" w:eastAsia="ko-KR"/>
+              </w:rPr>
+              <w:t>말</w:t>
+            </w:r>
+          </w:p>
+        </w:tc>
+        <w:tc>
+          <w:tcPr>
+            <w:tcW w:type="dxa" w:w="3400"/>
+            <w:vAlign w:val="center"/>
+            <w:tcMar>
+              <w:top w:w="28" w:type="dxa"/>
+              <w:start w:w="90" w:type="dxa"/>
+              <w:bottom w:w="28" w:type="dxa"/>
+              <w:end w:w="90" w:type="dxa"/>
+            </w:tcMar>
+            <w:shd w:fill="E8EEF5" w:val="clear"/>
+          </w:tcPr>
+          <w:p>
+            <w:pPr>
+              <w:spacing w:before="0" w:after="0" w:line="259" w:lineRule="auto"/>
+              <w:jc w:val="center"/>
+            </w:pPr>
+            <w:r>
+              <w:rPr>
+                <w:rFonts w:ascii="Apple SD Gothic Neo" w:hAnsi="Apple SD Gothic Neo" w:eastAsia="Apple SD Gothic Neo" w:cs="Apple SD Gothic Neo" w:hint="eastAsia"/>
+                <w:b/>
+                <w:color w:val="0B2545"/>
+                <w:sz w:val="17"/>
+                <w:lang w:val="en-US" w:eastAsia="ko-KR"/>
+              </w:rPr>
+              <w:t>뜻</w:t>
+            </w:r>
+          </w:p>
+        </w:tc>
+      </w:tr>
+      <w:tr>
+        <w:trPr>
+          <w:cantSplit/>
+        </w:trPr>
+        <w:tc>
+          <w:tcPr>
+            <w:tcW w:type="dxa" w:w="1280"/>
+            <w:vAlign w:val="center"/>
+            <w:tcMar>
+              <w:top w:w="28" w:type="dxa"/>
+              <w:start w:w="90" w:type="dxa"/>
+              <w:bottom w:w="28" w:type="dxa"/>
+              <w:end w:w="90" w:type="dxa"/>
+            </w:tcMar>
+          </w:tcPr>
+          <w:p>
+            <w:pPr>
+              <w:spacing w:before="0" w:after="0" w:line="259" w:lineRule="auto"/>
+              <w:jc w:val="left"/>
+            </w:pPr>
+            <w:r>
+              <w:rPr>
+                <w:rFonts w:ascii="Apple SD Gothic Neo" w:hAnsi="Apple SD Gothic Neo" w:eastAsia="Apple SD Gothic Neo" w:cs="Apple SD Gothic Neo" w:hint="eastAsia"/>
+                <w:b/>
+                <w:color w:val="58C9F2"/>
+                <w:sz w:val="16"/>
+                <w:lang w:val="en-US" w:eastAsia="ko-KR"/>
+              </w:rPr>
+              <w:t>P0</w:t>
+            </w:r>
+          </w:p>
+        </w:tc>
+        <w:tc>
+          <w:tcPr>
+            <w:tcW w:type="dxa" w:w="3400"/>
+            <w:vAlign w:val="center"/>
+            <w:tcMar>
+              <w:top w:w="28" w:type="dxa"/>
+              <w:start w:w="90" w:type="dxa"/>
+              <w:bottom w:w="28" w:type="dxa"/>
+              <w:end w:w="90" w:type="dxa"/>
+            </w:tcMar>
+          </w:tcPr>
+          <w:p>
+            <w:pPr>
+              <w:spacing w:before="0" w:after="0" w:line="259" w:lineRule="auto"/>
+              <w:jc w:val="left"/>
+            </w:pPr>
+            <w:r>
+              <w:rPr>
+                <w:rFonts w:ascii="Apple SD Gothic Neo" w:hAnsi="Apple SD Gothic Neo" w:eastAsia="Apple SD Gothic Neo" w:cs="Apple SD Gothic Neo" w:hint="eastAsia"/>
+                <w:b w:val="0"/>
+                <w:color w:val="000000"/>
+                <w:sz w:val="16"/>
+                <w:lang w:val="en-US" w:eastAsia="ko-KR"/>
+              </w:rPr>
+              <w:t>이번 게임잼에서 반드시 완성할 범위</w:t>
+            </w:r>
+          </w:p>
+        </w:tc>
+        <w:tc>
+          <w:tcPr>
+            <w:tcW w:type="dxa" w:w="1280"/>
+            <w:vAlign w:val="center"/>
+            <w:tcMar>
+              <w:top w:w="28" w:type="dxa"/>
+              <w:start w:w="90" w:type="dxa"/>
+              <w:bottom w:w="28" w:type="dxa"/>
+              <w:end w:w="90" w:type="dxa"/>
+            </w:tcMar>
+          </w:tcPr>
+          <w:p>
+            <w:pPr>
+              <w:spacing w:before="0" w:after="0" w:line="259" w:lineRule="auto"/>
+              <w:jc w:val="left"/>
+            </w:pPr>
+            <w:r>
+              <w:rPr>
+                <w:rFonts w:ascii="Apple SD Gothic Neo" w:hAnsi="Apple SD Gothic Neo" w:eastAsia="Apple SD Gothic Neo" w:cs="Apple SD Gothic Neo" w:hint="eastAsia"/>
+                <w:b/>
+                <w:color w:val="58C9F2"/>
+                <w:sz w:val="16"/>
+                <w:lang w:val="en-US" w:eastAsia="ko-KR"/>
+              </w:rPr>
+              <w:t>Task</w:t>
+            </w:r>
+          </w:p>
+        </w:tc>
+        <w:tc>
+          <w:tcPr>
+            <w:tcW w:type="dxa" w:w="3400"/>
+            <w:vAlign w:val="center"/>
+            <w:tcMar>
+              <w:top w:w="28" w:type="dxa"/>
+              <w:start w:w="90" w:type="dxa"/>
+              <w:bottom w:w="28" w:type="dxa"/>
+              <w:end w:w="90" w:type="dxa"/>
+            </w:tcMar>
+          </w:tcPr>
+          <w:p>
+            <w:pPr>
+              <w:spacing w:before="0" w:after="0" w:line="259" w:lineRule="auto"/>
+              <w:jc w:val="left"/>
+            </w:pPr>
+            <w:r>
+              <w:rPr>
+                <w:rFonts w:ascii="Apple SD Gothic Neo" w:hAnsi="Apple SD Gothic Neo" w:eastAsia="Apple SD Gothic Neo" w:cs="Apple SD Gothic Neo" w:hint="eastAsia"/>
+                <w:b w:val="0"/>
+                <w:color w:val="000000"/>
+                <w:sz w:val="16"/>
+                <w:lang w:val="en-US" w:eastAsia="ko-KR"/>
+              </w:rPr>
+              <w:t>WBS 표의 작업 한 줄</w:t>
+            </w:r>
+          </w:p>
+        </w:tc>
+      </w:tr>
+      <w:tr>
+        <w:trPr>
+          <w:cantSplit/>
+        </w:trPr>
+        <w:tc>
+          <w:tcPr>
+            <w:tcW w:type="dxa" w:w="1280"/>
+            <w:vAlign w:val="center"/>
+            <w:tcMar>
+              <w:top w:w="28" w:type="dxa"/>
+              <w:start w:w="90" w:type="dxa"/>
+              <w:bottom w:w="28" w:type="dxa"/>
+              <w:end w:w="90" w:type="dxa"/>
+            </w:tcMar>
+          </w:tcPr>
+          <w:p>
+            <w:pPr>
+              <w:spacing w:before="0" w:after="0" w:line="259" w:lineRule="auto"/>
+              <w:jc w:val="left"/>
+            </w:pPr>
+            <w:r>
+              <w:rPr>
+                <w:rFonts w:ascii="Apple SD Gothic Neo" w:hAnsi="Apple SD Gothic Neo" w:eastAsia="Apple SD Gothic Neo" w:cs="Apple SD Gothic Neo" w:hint="eastAsia"/>
+                <w:b/>
+                <w:color w:val="58C9F2"/>
+                <w:sz w:val="16"/>
+                <w:lang w:val="en-US" w:eastAsia="ko-KR"/>
+              </w:rPr>
+              <w:t>선행 Task</w:t>
+            </w:r>
+          </w:p>
+        </w:tc>
+        <w:tc>
+          <w:tcPr>
+            <w:tcW w:type="dxa" w:w="3400"/>
+            <w:vAlign w:val="center"/>
+            <w:tcMar>
+              <w:top w:w="28" w:type="dxa"/>
+              <w:start w:w="90" w:type="dxa"/>
+              <w:bottom w:w="28" w:type="dxa"/>
+              <w:end w:w="90" w:type="dxa"/>
+            </w:tcMar>
+          </w:tcPr>
+          <w:p>
+            <w:pPr>
+              <w:spacing w:before="0" w:after="0" w:line="259" w:lineRule="auto"/>
+              <w:jc w:val="left"/>
+            </w:pPr>
+            <w:r>
+              <w:rPr>
+                <w:rFonts w:ascii="Apple SD Gothic Neo" w:hAnsi="Apple SD Gothic Neo" w:eastAsia="Apple SD Gothic Neo" w:cs="Apple SD Gothic Neo" w:hint="eastAsia"/>
+                <w:b w:val="0"/>
+                <w:color w:val="000000"/>
+                <w:sz w:val="16"/>
+                <w:lang w:val="en-US" w:eastAsia="ko-KR"/>
+              </w:rPr>
+              <w:t>먼저 끝나 dev에 병합돼야 하는 작업</w:t>
+            </w:r>
+          </w:p>
+        </w:tc>
+        <w:tc>
+          <w:tcPr>
+            <w:tcW w:type="dxa" w:w="1280"/>
+            <w:vAlign w:val="center"/>
+            <w:tcMar>
+              <w:top w:w="28" w:type="dxa"/>
+              <w:start w:w="90" w:type="dxa"/>
+              <w:bottom w:w="28" w:type="dxa"/>
+              <w:end w:w="90" w:type="dxa"/>
+            </w:tcMar>
+          </w:tcPr>
+          <w:p>
+            <w:pPr>
+              <w:spacing w:before="0" w:after="0" w:line="259" w:lineRule="auto"/>
+              <w:jc w:val="left"/>
+            </w:pPr>
+            <w:r>
+              <w:rPr>
+                <w:rFonts w:ascii="Apple SD Gothic Neo" w:hAnsi="Apple SD Gothic Neo" w:eastAsia="Apple SD Gothic Neo" w:cs="Apple SD Gothic Neo" w:hint="eastAsia"/>
+                <w:b/>
+                <w:color w:val="58C9F2"/>
+                <w:sz w:val="16"/>
+                <w:lang w:val="en-US" w:eastAsia="ko-KR"/>
+              </w:rPr>
+              <w:t>브랜치</w:t>
+            </w:r>
+          </w:p>
+        </w:tc>
+        <w:tc>
+          <w:tcPr>
+            <w:tcW w:type="dxa" w:w="3400"/>
+            <w:vAlign w:val="center"/>
+            <w:tcMar>
+              <w:top w:w="28" w:type="dxa"/>
+              <w:start w:w="90" w:type="dxa"/>
+              <w:bottom w:w="28" w:type="dxa"/>
+              <w:end w:w="90" w:type="dxa"/>
+            </w:tcMar>
+          </w:tcPr>
+          <w:p>
+            <w:pPr>
+              <w:spacing w:before="0" w:after="0" w:line="259" w:lineRule="auto"/>
+              <w:jc w:val="left"/>
+            </w:pPr>
+            <w:r>
+              <w:rPr>
+                <w:rFonts w:ascii="Apple SD Gothic Neo" w:hAnsi="Apple SD Gothic Neo" w:eastAsia="Apple SD Gothic Neo" w:cs="Apple SD Gothic Neo" w:hint="eastAsia"/>
+                <w:b w:val="0"/>
+                <w:color w:val="000000"/>
+                <w:sz w:val="16"/>
+                <w:lang w:val="en-US" w:eastAsia="ko-KR"/>
+              </w:rPr>
+              <w:t>다른 작업과 섞이지 않게 만든 코드 작업 공간</w:t>
+            </w:r>
+          </w:p>
+        </w:tc>
+      </w:tr>
+      <w:tr>
+        <w:trPr>
+          <w:cantSplit/>
+        </w:trPr>
+        <w:tc>
+          <w:tcPr>
+            <w:tcW w:type="dxa" w:w="1280"/>
+            <w:vAlign w:val="center"/>
+            <w:tcMar>
+              <w:top w:w="28" w:type="dxa"/>
+              <w:start w:w="90" w:type="dxa"/>
+              <w:bottom w:w="28" w:type="dxa"/>
+              <w:end w:w="90" w:type="dxa"/>
+            </w:tcMar>
+          </w:tcPr>
+          <w:p>
+            <w:pPr>
+              <w:spacing w:before="0" w:after="0" w:line="259" w:lineRule="auto"/>
+              <w:jc w:val="left"/>
+            </w:pPr>
+            <w:r>
+              <w:rPr>
+                <w:rFonts w:ascii="Apple SD Gothic Neo" w:hAnsi="Apple SD Gothic Neo" w:eastAsia="Apple SD Gothic Neo" w:cs="Apple SD Gothic Neo" w:hint="eastAsia"/>
+                <w:b/>
+                <w:color w:val="58C9F2"/>
+                <w:sz w:val="16"/>
+                <w:lang w:val="en-US" w:eastAsia="ko-KR"/>
+              </w:rPr>
+              <w:t>PR</w:t>
+            </w:r>
+          </w:p>
+        </w:tc>
+        <w:tc>
+          <w:tcPr>
+            <w:tcW w:type="dxa" w:w="3400"/>
+            <w:vAlign w:val="center"/>
+            <w:tcMar>
+              <w:top w:w="28" w:type="dxa"/>
+              <w:start w:w="90" w:type="dxa"/>
+              <w:bottom w:w="28" w:type="dxa"/>
+              <w:end w:w="90" w:type="dxa"/>
+            </w:tcMar>
+          </w:tcPr>
+          <w:p>
+            <w:pPr>
+              <w:spacing w:before="0" w:after="0" w:line="259" w:lineRule="auto"/>
+              <w:jc w:val="left"/>
+            </w:pPr>
+            <w:r>
+              <w:rPr>
+                <w:rFonts w:ascii="Apple SD Gothic Neo" w:hAnsi="Apple SD Gothic Neo" w:eastAsia="Apple SD Gothic Neo" w:cs="Apple SD Gothic Neo" w:hint="eastAsia"/>
+                <w:b w:val="0"/>
+                <w:color w:val="000000"/>
+                <w:sz w:val="16"/>
+                <w:lang w:val="en-US" w:eastAsia="ko-KR"/>
+              </w:rPr>
+              <w:t>브랜치 변경을 dev에 검토·병합해 달라는 요청</w:t>
+            </w:r>
+          </w:p>
+        </w:tc>
+        <w:tc>
+          <w:tcPr>
+            <w:tcW w:type="dxa" w:w="1280"/>
+            <w:vAlign w:val="center"/>
+            <w:tcMar>
+              <w:top w:w="28" w:type="dxa"/>
+              <w:start w:w="90" w:type="dxa"/>
+              <w:bottom w:w="28" w:type="dxa"/>
+              <w:end w:w="90" w:type="dxa"/>
+            </w:tcMar>
+          </w:tcPr>
+          <w:p>
+            <w:pPr>
+              <w:spacing w:before="0" w:after="0" w:line="259" w:lineRule="auto"/>
+              <w:jc w:val="left"/>
+            </w:pPr>
+            <w:r>
+              <w:rPr>
+                <w:rFonts w:ascii="Apple SD Gothic Neo" w:hAnsi="Apple SD Gothic Neo" w:eastAsia="Apple SD Gothic Neo" w:cs="Apple SD Gothic Neo" w:hint="eastAsia"/>
+                <w:b/>
+                <w:color w:val="58C9F2"/>
+                <w:sz w:val="16"/>
+                <w:lang w:val="en-US" w:eastAsia="ko-KR"/>
+              </w:rPr>
+              <w:t>diff</w:t>
+            </w:r>
+          </w:p>
+        </w:tc>
+        <w:tc>
+          <w:tcPr>
+            <w:tcW w:type="dxa" w:w="3400"/>
+            <w:vAlign w:val="center"/>
+            <w:tcMar>
+              <w:top w:w="28" w:type="dxa"/>
+              <w:start w:w="90" w:type="dxa"/>
+              <w:bottom w:w="28" w:type="dxa"/>
+              <w:end w:w="90" w:type="dxa"/>
+            </w:tcMar>
+          </w:tcPr>
+          <w:p>
+            <w:pPr>
+              <w:spacing w:before="0" w:after="0" w:line="259" w:lineRule="auto"/>
+              <w:jc w:val="left"/>
+            </w:pPr>
+            <w:r>
+              <w:rPr>
+                <w:rFonts w:ascii="Apple SD Gothic Neo" w:hAnsi="Apple SD Gothic Neo" w:eastAsia="Apple SD Gothic Neo" w:cs="Apple SD Gothic Neo" w:hint="eastAsia"/>
+                <w:b w:val="0"/>
+                <w:color w:val="000000"/>
+                <w:sz w:val="16"/>
+                <w:lang w:val="en-US" w:eastAsia="ko-KR"/>
+              </w:rPr>
+              <w:t>수정 전과 후에 바뀐 코드 줄 비교</w:t>
+            </w:r>
+          </w:p>
+        </w:tc>
+      </w:tr>
+      <w:tr>
+        <w:trPr>
+          <w:cantSplit/>
+        </w:trPr>
+        <w:tc>
+          <w:tcPr>
+            <w:tcW w:type="dxa" w:w="1280"/>
+            <w:vAlign w:val="center"/>
+            <w:tcMar>
+              <w:top w:w="28" w:type="dxa"/>
+              <w:start w:w="90" w:type="dxa"/>
+              <w:bottom w:w="28" w:type="dxa"/>
+              <w:end w:w="90" w:type="dxa"/>
+            </w:tcMar>
+          </w:tcPr>
+          <w:p>
+            <w:pPr>
+              <w:spacing w:before="0" w:after="0" w:line="259" w:lineRule="auto"/>
+              <w:jc w:val="left"/>
+            </w:pPr>
+            <w:r>
+              <w:rPr>
+                <w:rFonts w:ascii="Apple SD Gothic Neo" w:hAnsi="Apple SD Gothic Neo" w:eastAsia="Apple SD Gothic Neo" w:cs="Apple SD Gothic Neo" w:hint="eastAsia"/>
+                <w:b/>
+                <w:color w:val="58C9F2"/>
+                <w:sz w:val="16"/>
+                <w:lang w:val="en-US" w:eastAsia="ko-KR"/>
+              </w:rPr>
+              <w:t>revision</w:t>
+            </w:r>
+          </w:p>
+        </w:tc>
+        <w:tc>
+          <w:tcPr>
+            <w:tcW w:type="dxa" w:w="3400"/>
+            <w:vAlign w:val="center"/>
+            <w:tcMar>
+              <w:top w:w="28" w:type="dxa"/>
+              <w:start w:w="90" w:type="dxa"/>
+              <w:bottom w:w="28" w:type="dxa"/>
+              <w:end w:w="90" w:type="dxa"/>
+            </w:tcMar>
+          </w:tcPr>
+          <w:p>
+            <w:pPr>
+              <w:spacing w:before="0" w:after="0" w:line="259" w:lineRule="auto"/>
+              <w:jc w:val="left"/>
+            </w:pPr>
+            <w:r>
+              <w:rPr>
+                <w:rFonts w:ascii="Apple SD Gothic Neo" w:hAnsi="Apple SD Gothic Neo" w:eastAsia="Apple SD Gothic Neo" w:cs="Apple SD Gothic Neo" w:hint="eastAsia"/>
+                <w:b w:val="0"/>
+                <w:color w:val="000000"/>
+                <w:sz w:val="16"/>
+                <w:lang w:val="en-US" w:eastAsia="ko-KR"/>
+              </w:rPr>
+              <w:t>사용할 플러그인의 특정 버전 또는 커밋</w:t>
+            </w:r>
+          </w:p>
+        </w:tc>
+        <w:tc>
+          <w:tcPr>
+            <w:tcW w:type="dxa" w:w="1280"/>
+            <w:vAlign w:val="center"/>
+            <w:tcMar>
+              <w:top w:w="28" w:type="dxa"/>
+              <w:start w:w="90" w:type="dxa"/>
+              <w:bottom w:w="28" w:type="dxa"/>
+              <w:end w:w="90" w:type="dxa"/>
+            </w:tcMar>
+          </w:tcPr>
+          <w:p>
+            <w:pPr>
+              <w:spacing w:before="0" w:after="0" w:line="259" w:lineRule="auto"/>
+              <w:jc w:val="left"/>
+            </w:pPr>
+            <w:r>
+              <w:rPr>
+                <w:rFonts w:ascii="Apple SD Gothic Neo" w:hAnsi="Apple SD Gothic Neo" w:eastAsia="Apple SD Gothic Neo" w:cs="Apple SD Gothic Neo" w:hint="eastAsia"/>
+                <w:b/>
+                <w:color w:val="58C9F2"/>
+                <w:sz w:val="16"/>
+                <w:lang w:val="en-US" w:eastAsia="ko-KR"/>
+              </w:rPr>
+              <w:t>Scene</w:t>
+            </w:r>
+          </w:p>
+        </w:tc>
+        <w:tc>
+          <w:tcPr>
+            <w:tcW w:type="dxa" w:w="3400"/>
+            <w:vAlign w:val="center"/>
+            <w:tcMar>
+              <w:top w:w="28" w:type="dxa"/>
+              <w:start w:w="90" w:type="dxa"/>
+              <w:bottom w:w="28" w:type="dxa"/>
+              <w:end w:w="90" w:type="dxa"/>
+            </w:tcMar>
+          </w:tcPr>
+          <w:p>
+            <w:pPr>
+              <w:spacing w:before="0" w:after="0" w:line="259" w:lineRule="auto"/>
+              <w:jc w:val="left"/>
+            </w:pPr>
+            <w:r>
+              <w:rPr>
+                <w:rFonts w:ascii="Apple SD Gothic Neo" w:hAnsi="Apple SD Gothic Neo" w:eastAsia="Apple SD Gothic Neo" w:cs="Apple SD Gothic Neo" w:hint="eastAsia"/>
+                <w:b w:val="0"/>
+                <w:color w:val="000000"/>
+                <w:sz w:val="16"/>
+                <w:lang w:val="en-US" w:eastAsia="ko-KR"/>
+              </w:rPr>
+              <w:t>Unity에서 여는 하나의 화면/구성 파일</w:t>
+            </w:r>
+          </w:p>
+        </w:tc>
+      </w:tr>
+      <w:tr>
+        <w:trPr>
+          <w:cantSplit/>
+        </w:trPr>
+        <w:tc>
+          <w:tcPr>
+            <w:tcW w:type="dxa" w:w="1280"/>
+            <w:vAlign w:val="center"/>
+            <w:tcMar>
+              <w:top w:w="28" w:type="dxa"/>
+              <w:start w:w="90" w:type="dxa"/>
+              <w:bottom w:w="28" w:type="dxa"/>
+              <w:end w:w="90" w:type="dxa"/>
+            </w:tcMar>
+          </w:tcPr>
+          <w:p>
+            <w:pPr>
+              <w:spacing w:before="0" w:after="0" w:line="259" w:lineRule="auto"/>
+              <w:jc w:val="left"/>
+            </w:pPr>
+            <w:r>
+              <w:rPr>
+                <w:rFonts w:ascii="Apple SD Gothic Neo" w:hAnsi="Apple SD Gothic Neo" w:eastAsia="Apple SD Gothic Neo" w:cs="Apple SD Gothic Neo" w:hint="eastAsia"/>
+                <w:b/>
+                <w:color w:val="58C9F2"/>
+                <w:sz w:val="16"/>
+                <w:lang w:val="en-US" w:eastAsia="ko-KR"/>
+              </w:rPr>
+              <w:t>Main Scene</w:t>
+            </w:r>
+          </w:p>
+        </w:tc>
+        <w:tc>
+          <w:tcPr>
+            <w:tcW w:type="dxa" w:w="3400"/>
+            <w:vAlign w:val="center"/>
+            <w:tcMar>
+              <w:top w:w="28" w:type="dxa"/>
+              <w:start w:w="90" w:type="dxa"/>
+              <w:bottom w:w="28" w:type="dxa"/>
+              <w:end w:w="90" w:type="dxa"/>
+            </w:tcMar>
+          </w:tcPr>
+          <w:p>
+            <w:pPr>
+              <w:spacing w:before="0" w:after="0" w:line="259" w:lineRule="auto"/>
+              <w:jc w:val="left"/>
+            </w:pPr>
+            <w:r>
+              <w:rPr>
+                <w:rFonts w:ascii="Apple SD Gothic Neo" w:hAnsi="Apple SD Gothic Neo" w:eastAsia="Apple SD Gothic Neo" w:cs="Apple SD Gothic Neo" w:hint="eastAsia"/>
+                <w:b w:val="0"/>
+                <w:color w:val="000000"/>
+                <w:sz w:val="16"/>
+                <w:lang w:val="en-US" w:eastAsia="ko-KR"/>
+              </w:rPr>
+              <w:t>모든 기능이 연결되는 최종 게임 화면</w:t>
+            </w:r>
+          </w:p>
+        </w:tc>
+        <w:tc>
+          <w:tcPr>
+            <w:tcW w:type="dxa" w:w="1280"/>
+            <w:vAlign w:val="center"/>
+            <w:tcMar>
+              <w:top w:w="28" w:type="dxa"/>
+              <w:start w:w="90" w:type="dxa"/>
+              <w:bottom w:w="28" w:type="dxa"/>
+              <w:end w:w="90" w:type="dxa"/>
+            </w:tcMar>
+          </w:tcPr>
+          <w:p>
+            <w:pPr>
+              <w:spacing w:before="0" w:after="0" w:line="259" w:lineRule="auto"/>
+              <w:jc w:val="left"/>
+            </w:pPr>
+            <w:r>
+              <w:rPr>
+                <w:rFonts w:ascii="Apple SD Gothic Neo" w:hAnsi="Apple SD Gothic Neo" w:eastAsia="Apple SD Gothic Neo" w:cs="Apple SD Gothic Neo" w:hint="eastAsia"/>
+                <w:b/>
+                <w:color w:val="58C9F2"/>
+                <w:sz w:val="16"/>
+                <w:lang w:val="en-US" w:eastAsia="ko-KR"/>
+              </w:rPr>
+              <w:t>Sandbox Scene</w:t>
+            </w:r>
+          </w:p>
+        </w:tc>
+        <w:tc>
+          <w:tcPr>
+            <w:tcW w:type="dxa" w:w="3400"/>
+            <w:vAlign w:val="center"/>
+            <w:tcMar>
+              <w:top w:w="28" w:type="dxa"/>
+              <w:start w:w="90" w:type="dxa"/>
+              <w:bottom w:w="28" w:type="dxa"/>
+              <w:end w:w="90" w:type="dxa"/>
+            </w:tcMar>
+          </w:tcPr>
+          <w:p>
+            <w:pPr>
+              <w:spacing w:before="0" w:after="0" w:line="259" w:lineRule="auto"/>
+              <w:jc w:val="left"/>
+            </w:pPr>
+            <w:r>
+              <w:rPr>
+                <w:rFonts w:ascii="Apple SD Gothic Neo" w:hAnsi="Apple SD Gothic Neo" w:eastAsia="Apple SD Gothic Neo" w:cs="Apple SD Gothic Neo" w:hint="eastAsia"/>
+                <w:b w:val="0"/>
+                <w:color w:val="000000"/>
+                <w:sz w:val="16"/>
+                <w:lang w:val="en-US" w:eastAsia="ko-KR"/>
+              </w:rPr>
+              <w:t>다른 기능 없이 자기 기능만 시험하는 화면</w:t>
+            </w:r>
+          </w:p>
+        </w:tc>
+      </w:tr>
+      <w:tr>
+        <w:trPr>
+          <w:cantSplit/>
+        </w:trPr>
+        <w:tc>
+          <w:tcPr>
+            <w:tcW w:type="dxa" w:w="1280"/>
+            <w:vAlign w:val="center"/>
+            <w:tcMar>
+              <w:top w:w="28" w:type="dxa"/>
+              <w:start w:w="90" w:type="dxa"/>
+              <w:bottom w:w="28" w:type="dxa"/>
+              <w:end w:w="90" w:type="dxa"/>
+            </w:tcMar>
+          </w:tcPr>
+          <w:p>
+            <w:pPr>
+              <w:spacing w:before="0" w:after="0" w:line="259" w:lineRule="auto"/>
+              <w:jc w:val="left"/>
+            </w:pPr>
+            <w:r>
+              <w:rPr>
+                <w:rFonts w:ascii="Apple SD Gothic Neo" w:hAnsi="Apple SD Gothic Neo" w:eastAsia="Apple SD Gothic Neo" w:cs="Apple SD Gothic Neo" w:hint="eastAsia"/>
+                <w:b/>
+                <w:color w:val="58C9F2"/>
+                <w:sz w:val="16"/>
+                <w:lang w:val="en-US" w:eastAsia="ko-KR"/>
+              </w:rPr>
+              <w:t>Prefab</w:t>
+            </w:r>
+          </w:p>
+        </w:tc>
+        <w:tc>
+          <w:tcPr>
+            <w:tcW w:type="dxa" w:w="3400"/>
+            <w:vAlign w:val="center"/>
+            <w:tcMar>
+              <w:top w:w="28" w:type="dxa"/>
+              <w:start w:w="90" w:type="dxa"/>
+              <w:bottom w:w="28" w:type="dxa"/>
+              <w:end w:w="90" w:type="dxa"/>
+            </w:tcMar>
+          </w:tcPr>
+          <w:p>
+            <w:pPr>
+              <w:spacing w:before="0" w:after="0" w:line="259" w:lineRule="auto"/>
+              <w:jc w:val="left"/>
+            </w:pPr>
+            <w:r>
+              <w:rPr>
+                <w:rFonts w:ascii="Apple SD Gothic Neo" w:hAnsi="Apple SD Gothic Neo" w:eastAsia="Apple SD Gothic Neo" w:cs="Apple SD Gothic Neo" w:hint="eastAsia"/>
+                <w:b w:val="0"/>
+                <w:color w:val="000000"/>
+                <w:sz w:val="16"/>
+                <w:lang w:val="en-US" w:eastAsia="ko-KR"/>
+              </w:rPr>
+              <w:t>여러 Scene에서 재사용하는 Unity 오브젝트 묶음</w:t>
+            </w:r>
+          </w:p>
+        </w:tc>
+        <w:tc>
+          <w:tcPr>
+            <w:tcW w:type="dxa" w:w="1280"/>
+            <w:vAlign w:val="center"/>
+            <w:tcMar>
+              <w:top w:w="28" w:type="dxa"/>
+              <w:start w:w="90" w:type="dxa"/>
+              <w:bottom w:w="28" w:type="dxa"/>
+              <w:end w:w="90" w:type="dxa"/>
+            </w:tcMar>
+          </w:tcPr>
+          <w:p>
+            <w:pPr>
+              <w:spacing w:before="0" w:after="0" w:line="259" w:lineRule="auto"/>
+              <w:jc w:val="left"/>
+            </w:pPr>
+            <w:r>
+              <w:rPr>
+                <w:rFonts w:ascii="Apple SD Gothic Neo" w:hAnsi="Apple SD Gothic Neo" w:eastAsia="Apple SD Gothic Neo" w:cs="Apple SD Gothic Neo" w:hint="eastAsia"/>
+                <w:b/>
+                <w:color w:val="58C9F2"/>
+                <w:sz w:val="16"/>
+                <w:lang w:val="en-US" w:eastAsia="ko-KR"/>
+              </w:rPr>
+              <w:t>View</w:t>
+            </w:r>
+          </w:p>
+        </w:tc>
+        <w:tc>
+          <w:tcPr>
+            <w:tcW w:type="dxa" w:w="3400"/>
+            <w:vAlign w:val="center"/>
+            <w:tcMar>
+              <w:top w:w="28" w:type="dxa"/>
+              <w:start w:w="90" w:type="dxa"/>
+              <w:bottom w:w="28" w:type="dxa"/>
+              <w:end w:w="90" w:type="dxa"/>
+            </w:tcMar>
+          </w:tcPr>
+          <w:p>
+            <w:pPr>
+              <w:spacing w:before="0" w:after="0" w:line="259" w:lineRule="auto"/>
+              <w:jc w:val="left"/>
+            </w:pPr>
+            <w:r>
+              <w:rPr>
+                <w:rFonts w:ascii="Apple SD Gothic Neo" w:hAnsi="Apple SD Gothic Neo" w:eastAsia="Apple SD Gothic Neo" w:cs="Apple SD Gothic Neo" w:hint="eastAsia"/>
+                <w:b w:val="0"/>
+                <w:color w:val="000000"/>
+                <w:sz w:val="16"/>
+                <w:lang w:val="en-US" w:eastAsia="ko-KR"/>
+              </w:rPr>
+              <w:t>받은 상태를 화면에 표시하는 UI 부분</w:t>
+            </w:r>
+          </w:p>
+        </w:tc>
+      </w:tr>
+      <w:tr>
+        <w:trPr>
+          <w:cantSplit/>
+        </w:trPr>
+        <w:tc>
+          <w:tcPr>
+            <w:tcW w:type="dxa" w:w="1280"/>
+            <w:vAlign w:val="center"/>
+            <w:tcMar>
+              <w:top w:w="28" w:type="dxa"/>
+              <w:start w:w="90" w:type="dxa"/>
+              <w:bottom w:w="28" w:type="dxa"/>
+              <w:end w:w="90" w:type="dxa"/>
+            </w:tcMar>
+          </w:tcPr>
+          <w:p>
+            <w:pPr>
+              <w:spacing w:before="0" w:after="0" w:line="259" w:lineRule="auto"/>
+              <w:jc w:val="left"/>
+            </w:pPr>
+            <w:r>
+              <w:rPr>
+                <w:rFonts w:ascii="Apple SD Gothic Neo" w:hAnsi="Apple SD Gothic Neo" w:eastAsia="Apple SD Gothic Neo" w:cs="Apple SD Gothic Neo" w:hint="eastAsia"/>
+                <w:b/>
+                <w:color w:val="58C9F2"/>
+                <w:sz w:val="16"/>
+                <w:lang w:val="en-US" w:eastAsia="ko-KR"/>
+              </w:rPr>
+              <w:t>Canvas</w:t>
+            </w:r>
+          </w:p>
+        </w:tc>
+        <w:tc>
+          <w:tcPr>
+            <w:tcW w:type="dxa" w:w="3400"/>
+            <w:vAlign w:val="center"/>
+            <w:tcMar>
+              <w:top w:w="28" w:type="dxa"/>
+              <w:start w:w="90" w:type="dxa"/>
+              <w:bottom w:w="28" w:type="dxa"/>
+              <w:end w:w="90" w:type="dxa"/>
+            </w:tcMar>
+          </w:tcPr>
+          <w:p>
+            <w:pPr>
+              <w:spacing w:before="0" w:after="0" w:line="259" w:lineRule="auto"/>
+              <w:jc w:val="left"/>
+            </w:pPr>
+            <w:r>
+              <w:rPr>
+                <w:rFonts w:ascii="Apple SD Gothic Neo" w:hAnsi="Apple SD Gothic Neo" w:eastAsia="Apple SD Gothic Neo" w:cs="Apple SD Gothic Neo" w:hint="eastAsia"/>
+                <w:b w:val="0"/>
+                <w:color w:val="000000"/>
+                <w:sz w:val="16"/>
+                <w:lang w:val="en-US" w:eastAsia="ko-KR"/>
+              </w:rPr>
+              <w:t>Unity에서 UI를 올려놓는 배치 영역</w:t>
+            </w:r>
+          </w:p>
+        </w:tc>
+        <w:tc>
+          <w:tcPr>
+            <w:tcW w:type="dxa" w:w="1280"/>
+            <w:vAlign w:val="center"/>
+            <w:tcMar>
+              <w:top w:w="28" w:type="dxa"/>
+              <w:start w:w="90" w:type="dxa"/>
+              <w:bottom w:w="28" w:type="dxa"/>
+              <w:end w:w="90" w:type="dxa"/>
+            </w:tcMar>
+          </w:tcPr>
+          <w:p>
+            <w:pPr>
+              <w:spacing w:before="0" w:after="0" w:line="259" w:lineRule="auto"/>
+              <w:jc w:val="left"/>
+            </w:pPr>
+            <w:r>
+              <w:rPr>
+                <w:rFonts w:ascii="Apple SD Gothic Neo" w:hAnsi="Apple SD Gothic Neo" w:eastAsia="Apple SD Gothic Neo" w:cs="Apple SD Gothic Neo" w:hint="eastAsia"/>
+                <w:b/>
+                <w:color w:val="58C9F2"/>
+                <w:sz w:val="16"/>
+                <w:lang w:val="en-US" w:eastAsia="ko-KR"/>
+              </w:rPr>
+              <w:t>HUD</w:t>
+            </w:r>
+          </w:p>
+        </w:tc>
+        <w:tc>
+          <w:tcPr>
+            <w:tcW w:type="dxa" w:w="3400"/>
+            <w:vAlign w:val="center"/>
+            <w:tcMar>
+              <w:top w:w="28" w:type="dxa"/>
+              <w:start w:w="90" w:type="dxa"/>
+              <w:bottom w:w="28" w:type="dxa"/>
+              <w:end w:w="90" w:type="dxa"/>
+            </w:tcMar>
+          </w:tcPr>
+          <w:p>
+            <w:pPr>
+              <w:spacing w:before="0" w:after="0" w:line="259" w:lineRule="auto"/>
+              <w:jc w:val="left"/>
+            </w:pPr>
+            <w:r>
+              <w:rPr>
+                <w:rFonts w:ascii="Apple SD Gothic Neo" w:hAnsi="Apple SD Gothic Neo" w:eastAsia="Apple SD Gothic Neo" w:cs="Apple SD Gothic Neo" w:hint="eastAsia"/>
+                <w:b w:val="0"/>
+                <w:color w:val="000000"/>
+                <w:sz w:val="16"/>
+                <w:lang w:val="en-US" w:eastAsia="ko-KR"/>
+              </w:rPr>
+              <w:t>플레이 중 화면 위에 뜨는 자금·시간 표시</w:t>
+            </w:r>
+          </w:p>
+        </w:tc>
+      </w:tr>
+      <w:tr>
+        <w:trPr>
+          <w:cantSplit/>
+        </w:trPr>
+        <w:tc>
+          <w:tcPr>
+            <w:tcW w:type="dxa" w:w="1280"/>
+            <w:vAlign w:val="center"/>
+            <w:tcMar>
+              <w:top w:w="28" w:type="dxa"/>
+              <w:start w:w="90" w:type="dxa"/>
+              <w:bottom w:w="28" w:type="dxa"/>
+              <w:end w:w="90" w:type="dxa"/>
+            </w:tcMar>
+          </w:tcPr>
+          <w:p>
+            <w:pPr>
+              <w:spacing w:before="0" w:after="0" w:line="259" w:lineRule="auto"/>
+              <w:jc w:val="left"/>
+            </w:pPr>
+            <w:r>
+              <w:rPr>
+                <w:rFonts w:ascii="Apple SD Gothic Neo" w:hAnsi="Apple SD Gothic Neo" w:eastAsia="Apple SD Gothic Neo" w:cs="Apple SD Gothic Neo" w:hint="eastAsia"/>
+                <w:b/>
+                <w:color w:val="58C9F2"/>
+                <w:sz w:val="16"/>
+                <w:lang w:val="en-US" w:eastAsia="ko-KR"/>
+              </w:rPr>
+              <w:t>Smoke Test</w:t>
+            </w:r>
+          </w:p>
+        </w:tc>
+        <w:tc>
+          <w:tcPr>
+            <w:tcW w:type="dxa" w:w="3400"/>
+            <w:vAlign w:val="center"/>
+            <w:tcMar>
+              <w:top w:w="28" w:type="dxa"/>
+              <w:start w:w="90" w:type="dxa"/>
+              <w:bottom w:w="28" w:type="dxa"/>
+              <w:end w:w="90" w:type="dxa"/>
+            </w:tcMar>
+          </w:tcPr>
+          <w:p>
+            <w:pPr>
+              <w:spacing w:before="0" w:after="0" w:line="259" w:lineRule="auto"/>
+              <w:jc w:val="left"/>
+            </w:pPr>
+            <w:r>
+              <w:rPr>
+                <w:rFonts w:ascii="Apple SD Gothic Neo" w:hAnsi="Apple SD Gothic Neo" w:eastAsia="Apple SD Gothic Neo" w:cs="Apple SD Gothic Neo" w:hint="eastAsia"/>
+                <w:b w:val="0"/>
+                <w:color w:val="000000"/>
+                <w:sz w:val="16"/>
+                <w:lang w:val="en-US" w:eastAsia="ko-KR"/>
+              </w:rPr>
+              <w:t>핵심 흐름만 빠르게 한 번 확인하는 테스트</w:t>
+            </w:r>
+          </w:p>
+        </w:tc>
+        <w:tc>
+          <w:tcPr>
+            <w:tcW w:type="dxa" w:w="1280"/>
+            <w:vAlign w:val="center"/>
+            <w:tcMar>
+              <w:top w:w="28" w:type="dxa"/>
+              <w:start w:w="90" w:type="dxa"/>
+              <w:bottom w:w="28" w:type="dxa"/>
+              <w:end w:w="90" w:type="dxa"/>
+            </w:tcMar>
+          </w:tcPr>
+          <w:p>
+            <w:pPr>
+              <w:spacing w:before="0" w:after="0" w:line="259" w:lineRule="auto"/>
+              <w:jc w:val="left"/>
+            </w:pPr>
+            <w:r>
+              <w:rPr>
+                <w:rFonts w:ascii="Apple SD Gothic Neo" w:hAnsi="Apple SD Gothic Neo" w:eastAsia="Apple SD Gothic Neo" w:cs="Apple SD Gothic Neo" w:hint="eastAsia"/>
+                <w:b/>
+                <w:color w:val="58C9F2"/>
+                <w:sz w:val="16"/>
+                <w:lang w:val="en-US" w:eastAsia="ko-KR"/>
+              </w:rPr>
+              <w:t>회귀 확인</w:t>
+            </w:r>
+          </w:p>
+        </w:tc>
+        <w:tc>
+          <w:tcPr>
+            <w:tcW w:type="dxa" w:w="3400"/>
+            <w:vAlign w:val="center"/>
+            <w:tcMar>
+              <w:top w:w="28" w:type="dxa"/>
+              <w:start w:w="90" w:type="dxa"/>
+              <w:bottom w:w="28" w:type="dxa"/>
+              <w:end w:w="90" w:type="dxa"/>
+            </w:tcMar>
+          </w:tcPr>
+          <w:p>
+            <w:pPr>
+              <w:spacing w:before="0" w:after="0" w:line="259" w:lineRule="auto"/>
+              <w:jc w:val="left"/>
+            </w:pPr>
+            <w:r>
+              <w:rPr>
+                <w:rFonts w:ascii="Apple SD Gothic Neo" w:hAnsi="Apple SD Gothic Neo" w:eastAsia="Apple SD Gothic Neo" w:cs="Apple SD Gothic Neo" w:hint="eastAsia"/>
+                <w:b w:val="0"/>
+                <w:color w:val="000000"/>
+                <w:sz w:val="16"/>
+                <w:lang w:val="en-US" w:eastAsia="ko-KR"/>
+              </w:rPr>
+              <w:t>수정 뒤에도 전에 되던 기능이 계속 되는지 재확인</w:t>
+            </w:r>
+          </w:p>
+        </w:tc>
+      </w:tr>
+      <w:tr>
+        <w:trPr>
+          <w:cantSplit/>
+        </w:trPr>
+        <w:tc>
+          <w:tcPr>
+            <w:tcW w:type="dxa" w:w="1280"/>
+            <w:vAlign w:val="center"/>
+            <w:tcMar>
+              <w:top w:w="28" w:type="dxa"/>
+              <w:start w:w="90" w:type="dxa"/>
+              <w:bottom w:w="28" w:type="dxa"/>
+              <w:end w:w="90" w:type="dxa"/>
+            </w:tcMar>
+          </w:tcPr>
+          <w:p>
+            <w:pPr>
+              <w:spacing w:before="0" w:after="0" w:line="259" w:lineRule="auto"/>
+              <w:jc w:val="left"/>
+            </w:pPr>
+            <w:r>
+              <w:rPr>
+                <w:rFonts w:ascii="Apple SD Gothic Neo" w:hAnsi="Apple SD Gothic Neo" w:eastAsia="Apple SD Gothic Neo" w:cs="Apple SD Gothic Neo" w:hint="eastAsia"/>
+                <w:b/>
+                <w:color w:val="58C9F2"/>
+                <w:sz w:val="16"/>
+                <w:lang w:val="en-US" w:eastAsia="ko-KR"/>
+              </w:rPr>
+              <w:t>blocker</w:t>
+            </w:r>
+          </w:p>
+        </w:tc>
+        <w:tc>
+          <w:tcPr>
+            <w:tcW w:type="dxa" w:w="3400"/>
+            <w:vAlign w:val="center"/>
+            <w:tcMar>
+              <w:top w:w="28" w:type="dxa"/>
+              <w:start w:w="90" w:type="dxa"/>
+              <w:bottom w:w="28" w:type="dxa"/>
+              <w:end w:w="90" w:type="dxa"/>
+            </w:tcMar>
+          </w:tcPr>
+          <w:p>
+            <w:pPr>
+              <w:spacing w:before="0" w:after="0" w:line="259" w:lineRule="auto"/>
+              <w:jc w:val="left"/>
+            </w:pPr>
+            <w:r>
+              <w:rPr>
+                <w:rFonts w:ascii="Apple SD Gothic Neo" w:hAnsi="Apple SD Gothic Neo" w:eastAsia="Apple SD Gothic Neo" w:cs="Apple SD Gothic Neo" w:hint="eastAsia"/>
+                <w:b w:val="0"/>
+                <w:color w:val="000000"/>
+                <w:sz w:val="16"/>
+                <w:lang w:val="en-US" w:eastAsia="ko-KR"/>
+              </w:rPr>
+              <w:t>진행이나 릴리스를 막는 오류</w:t>
+            </w:r>
+          </w:p>
+        </w:tc>
+        <w:tc>
+          <w:tcPr>
+            <w:tcW w:type="dxa" w:w="1280"/>
+            <w:vAlign w:val="center"/>
+            <w:tcMar>
+              <w:top w:w="28" w:type="dxa"/>
+              <w:start w:w="90" w:type="dxa"/>
+              <w:bottom w:w="28" w:type="dxa"/>
+              <w:end w:w="90" w:type="dxa"/>
+            </w:tcMar>
+          </w:tcPr>
+          <w:p>
+            <w:pPr>
+              <w:spacing w:before="0" w:after="0" w:line="259" w:lineRule="auto"/>
+              <w:jc w:val="left"/>
+            </w:pPr>
+            <w:r>
+              <w:rPr>
+                <w:rFonts w:ascii="Apple SD Gothic Neo" w:hAnsi="Apple SD Gothic Neo" w:eastAsia="Apple SD Gothic Neo" w:cs="Apple SD Gothic Neo" w:hint="eastAsia"/>
+                <w:b/>
+                <w:color w:val="58C9F2"/>
+                <w:sz w:val="16"/>
+                <w:lang w:val="en-US" w:eastAsia="ko-KR"/>
+              </w:rPr>
+              <w:t>fallback</w:t>
+            </w:r>
+          </w:p>
+        </w:tc>
+        <w:tc>
+          <w:tcPr>
+            <w:tcW w:type="dxa" w:w="3400"/>
+            <w:vAlign w:val="center"/>
+            <w:tcMar>
+              <w:top w:w="28" w:type="dxa"/>
+              <w:start w:w="90" w:type="dxa"/>
+              <w:bottom w:w="28" w:type="dxa"/>
+              <w:end w:w="90" w:type="dxa"/>
+            </w:tcMar>
+          </w:tcPr>
+          <w:p>
+            <w:pPr>
+              <w:spacing w:before="0" w:after="0" w:line="259" w:lineRule="auto"/>
+              <w:jc w:val="left"/>
+            </w:pPr>
+            <w:r>
+              <w:rPr>
+                <w:rFonts w:ascii="Apple SD Gothic Neo" w:hAnsi="Apple SD Gothic Neo" w:eastAsia="Apple SD Gothic Neo" w:cs="Apple SD Gothic Neo" w:hint="eastAsia"/>
+                <w:b w:val="0"/>
+                <w:color w:val="000000"/>
+                <w:sz w:val="16"/>
+                <w:lang w:val="en-US" w:eastAsia="ko-KR"/>
+              </w:rPr>
+              <w:t>원래 방식이 실패했을 때 사용할 안전한 대체 동작</w:t>
+            </w:r>
+          </w:p>
+        </w:tc>
+      </w:tr>
+      <w:tr>
+        <w:trPr>
+          <w:cantSplit/>
+        </w:trPr>
+        <w:tc>
+          <w:tcPr>
+            <w:tcW w:type="dxa" w:w="1280"/>
+            <w:vAlign w:val="center"/>
+            <w:tcMar>
+              <w:top w:w="28" w:type="dxa"/>
+              <w:start w:w="90" w:type="dxa"/>
+              <w:bottom w:w="28" w:type="dxa"/>
+              <w:end w:w="90" w:type="dxa"/>
+            </w:tcMar>
+          </w:tcPr>
+          <w:p>
+            <w:pPr>
+              <w:spacing w:before="0" w:after="0" w:line="259" w:lineRule="auto"/>
+              <w:jc w:val="left"/>
+            </w:pPr>
+            <w:r>
+              <w:rPr>
+                <w:rFonts w:ascii="Apple SD Gothic Neo" w:hAnsi="Apple SD Gothic Neo" w:eastAsia="Apple SD Gothic Neo" w:cs="Apple SD Gothic Neo" w:hint="eastAsia"/>
+                <w:b/>
+                <w:color w:val="58C9F2"/>
+                <w:sz w:val="16"/>
+                <w:lang w:val="en-US" w:eastAsia="ko-KR"/>
+              </w:rPr>
+              <w:t>Spike</w:t>
+            </w:r>
+          </w:p>
+        </w:tc>
+        <w:tc>
+          <w:tcPr>
+            <w:tcW w:type="dxa" w:w="3400"/>
+            <w:vAlign w:val="center"/>
+            <w:tcMar>
+              <w:top w:w="28" w:type="dxa"/>
+              <w:start w:w="90" w:type="dxa"/>
+              <w:bottom w:w="28" w:type="dxa"/>
+              <w:end w:w="90" w:type="dxa"/>
+            </w:tcMar>
+          </w:tcPr>
+          <w:p>
+            <w:pPr>
+              <w:spacing w:before="0" w:after="0" w:line="259" w:lineRule="auto"/>
+              <w:jc w:val="left"/>
+            </w:pPr>
+            <w:r>
+              <w:rPr>
+                <w:rFonts w:ascii="Apple SD Gothic Neo" w:hAnsi="Apple SD Gothic Neo" w:eastAsia="Apple SD Gothic Neo" w:cs="Apple SD Gothic Neo" w:hint="eastAsia"/>
+                <w:b w:val="0"/>
+                <w:color w:val="000000"/>
+                <w:sz w:val="16"/>
+                <w:lang w:val="en-US" w:eastAsia="ko-KR"/>
+              </w:rPr>
+              <w:t>짧은 시간 안에 기술 사용 가능 여부만 확인하는 작업</w:t>
+            </w:r>
+          </w:p>
+        </w:tc>
+        <w:tc>
+          <w:tcPr>
+            <w:tcW w:type="dxa" w:w="1280"/>
+            <w:vAlign w:val="center"/>
+            <w:tcMar>
+              <w:top w:w="28" w:type="dxa"/>
+              <w:start w:w="90" w:type="dxa"/>
+              <w:bottom w:w="28" w:type="dxa"/>
+              <w:end w:w="90" w:type="dxa"/>
+            </w:tcMar>
+          </w:tcPr>
+          <w:p>
+            <w:pPr>
+              <w:spacing w:before="0" w:after="0" w:line="259" w:lineRule="auto"/>
+              <w:jc w:val="left"/>
+            </w:pPr>
+            <w:r>
+              <w:rPr>
+                <w:rFonts w:ascii="Apple SD Gothic Neo" w:hAnsi="Apple SD Gothic Neo" w:eastAsia="Apple SD Gothic Neo" w:cs="Apple SD Gothic Neo" w:hint="eastAsia"/>
+                <w:b/>
+                <w:color w:val="58C9F2"/>
+                <w:sz w:val="16"/>
+                <w:lang w:val="en-US" w:eastAsia="ko-KR"/>
+              </w:rPr>
+              <w:t>snapshot</w:t>
+            </w:r>
+          </w:p>
+        </w:tc>
+        <w:tc>
+          <w:tcPr>
+            <w:tcW w:type="dxa" w:w="3400"/>
+            <w:vAlign w:val="center"/>
+            <w:tcMar>
+              <w:top w:w="28" w:type="dxa"/>
+              <w:start w:w="90" w:type="dxa"/>
+              <w:bottom w:w="28" w:type="dxa"/>
+              <w:end w:w="90" w:type="dxa"/>
+            </w:tcMar>
+          </w:tcPr>
+          <w:p>
+            <w:pPr>
+              <w:spacing w:before="0" w:after="0" w:line="259" w:lineRule="auto"/>
+              <w:jc w:val="left"/>
+            </w:pPr>
+            <w:r>
+              <w:rPr>
+                <w:rFonts w:ascii="Apple SD Gothic Neo" w:hAnsi="Apple SD Gothic Neo" w:eastAsia="Apple SD Gothic Neo" w:cs="Apple SD Gothic Neo" w:hint="eastAsia"/>
+                <w:b w:val="0"/>
+                <w:color w:val="000000"/>
+                <w:sz w:val="16"/>
+                <w:lang w:val="en-US" w:eastAsia="ko-KR"/>
+              </w:rPr>
+              <w:t>전투 시작 시점의 설정값을 고정해 복사한 것</w:t>
+            </w:r>
+          </w:p>
+        </w:tc>
+      </w:tr>
+      <w:tr>
+        <w:trPr>
+          <w:cantSplit/>
+        </w:trPr>
+        <w:tc>
+          <w:tcPr>
+            <w:tcW w:type="dxa" w:w="1280"/>
+            <w:vAlign w:val="center"/>
+            <w:tcMar>
+              <w:top w:w="28" w:type="dxa"/>
+              <w:start w:w="90" w:type="dxa"/>
+              <w:bottom w:w="28" w:type="dxa"/>
+              <w:end w:w="90" w:type="dxa"/>
+            </w:tcMar>
+          </w:tcPr>
+          <w:p>
+            <w:pPr>
+              <w:spacing w:before="0" w:after="0" w:line="259" w:lineRule="auto"/>
+              <w:jc w:val="left"/>
+            </w:pPr>
+            <w:r>
+              <w:rPr>
+                <w:rFonts w:ascii="Apple SD Gothic Neo" w:hAnsi="Apple SD Gothic Neo" w:eastAsia="Apple SD Gothic Neo" w:cs="Apple SD Gothic Neo" w:hint="eastAsia"/>
+                <w:b/>
+                <w:color w:val="58C9F2"/>
+                <w:sz w:val="16"/>
+                <w:lang w:val="en-US" w:eastAsia="ko-KR"/>
+              </w:rPr>
+              <w:t>BFS</w:t>
+            </w:r>
+          </w:p>
+        </w:tc>
+        <w:tc>
+          <w:tcPr>
+            <w:tcW w:type="dxa" w:w="3400"/>
+            <w:vAlign w:val="center"/>
+            <w:tcMar>
+              <w:top w:w="28" w:type="dxa"/>
+              <w:start w:w="90" w:type="dxa"/>
+              <w:bottom w:w="28" w:type="dxa"/>
+              <w:end w:w="90" w:type="dxa"/>
+            </w:tcMar>
+          </w:tcPr>
+          <w:p>
+            <w:pPr>
+              <w:spacing w:before="0" w:after="0" w:line="259" w:lineRule="auto"/>
+              <w:jc w:val="left"/>
+            </w:pPr>
+            <w:r>
+              <w:rPr>
+                <w:rFonts w:ascii="Apple SD Gothic Neo" w:hAnsi="Apple SD Gothic Neo" w:eastAsia="Apple SD Gothic Neo" w:cs="Apple SD Gothic Neo" w:hint="eastAsia"/>
+                <w:b w:val="0"/>
+                <w:color w:val="000000"/>
+                <w:sz w:val="16"/>
+                <w:lang w:val="en-US" w:eastAsia="ko-KR"/>
+              </w:rPr>
+              <w:t>가까운 연결 대상부터 단계별로 찾는 방식</w:t>
+            </w:r>
+          </w:p>
+        </w:tc>
+        <w:tc>
+          <w:tcPr>
+            <w:tcW w:type="dxa" w:w="1280"/>
+            <w:vAlign w:val="center"/>
+            <w:tcMar>
+              <w:top w:w="28" w:type="dxa"/>
+              <w:start w:w="90" w:type="dxa"/>
+              <w:bottom w:w="28" w:type="dxa"/>
+              <w:end w:w="90" w:type="dxa"/>
+            </w:tcMar>
+          </w:tcPr>
+          <w:p>
+            <w:pPr>
+              <w:spacing w:before="0" w:after="0" w:line="259" w:lineRule="auto"/>
+              <w:jc w:val="left"/>
+            </w:pPr>
+            <w:r>
+              <w:rPr>
+                <w:rFonts w:ascii="Apple SD Gothic Neo" w:hAnsi="Apple SD Gothic Neo" w:eastAsia="Apple SD Gothic Neo" w:cs="Apple SD Gothic Neo" w:hint="eastAsia"/>
+                <w:b/>
+                <w:color w:val="58C9F2"/>
+                <w:sz w:val="16"/>
+                <w:lang w:val="en-US" w:eastAsia="ko-KR"/>
+              </w:rPr>
+              <w:t>Missing Reference</w:t>
+            </w:r>
+          </w:p>
+        </w:tc>
+        <w:tc>
+          <w:tcPr>
+            <w:tcW w:type="dxa" w:w="3400"/>
+            <w:vAlign w:val="center"/>
+            <w:tcMar>
+              <w:top w:w="28" w:type="dxa"/>
+              <w:start w:w="90" w:type="dxa"/>
+              <w:bottom w:w="28" w:type="dxa"/>
+              <w:end w:w="90" w:type="dxa"/>
+            </w:tcMar>
+          </w:tcPr>
+          <w:p>
+            <w:pPr>
+              <w:spacing w:before="0" w:after="0" w:line="259" w:lineRule="auto"/>
+              <w:jc w:val="left"/>
+            </w:pPr>
+            <w:r>
+              <w:rPr>
+                <w:rFonts w:ascii="Apple SD Gothic Neo" w:hAnsi="Apple SD Gothic Neo" w:eastAsia="Apple SD Gothic Neo" w:cs="Apple SD Gothic Neo" w:hint="eastAsia"/>
+                <w:b w:val="0"/>
+                <w:color w:val="000000"/>
+                <w:sz w:val="16"/>
+                <w:lang w:val="en-US" w:eastAsia="ko-KR"/>
+              </w:rPr>
+              <w:t>Unity Inspector에서 연결이 끊어진 참조</w:t>
+            </w:r>
+          </w:p>
+        </w:tc>
+      </w:tr>
+      <w:tr>
+        <w:trPr>
+          <w:cantSplit/>
+        </w:trPr>
+        <w:tc>
+          <w:tcPr>
+            <w:tcW w:type="dxa" w:w="1280"/>
+            <w:vAlign w:val="center"/>
+            <w:tcMar>
+              <w:top w:w="28" w:type="dxa"/>
+              <w:start w:w="90" w:type="dxa"/>
+              <w:bottom w:w="28" w:type="dxa"/>
+              <w:end w:w="90" w:type="dxa"/>
+            </w:tcMar>
+          </w:tcPr>
+          <w:p>
+            <w:pPr>
+              <w:spacing w:before="0" w:after="0" w:line="259" w:lineRule="auto"/>
+              <w:jc w:val="left"/>
+            </w:pPr>
+            <w:r>
+              <w:rPr>
+                <w:rFonts w:ascii="Apple SD Gothic Neo" w:hAnsi="Apple SD Gothic Neo" w:eastAsia="Apple SD Gothic Neo" w:cs="Apple SD Gothic Neo" w:hint="eastAsia"/>
+                <w:b/>
+                <w:color w:val="58C9F2"/>
+                <w:sz w:val="16"/>
+                <w:lang w:val="en-US" w:eastAsia="ko-KR"/>
+              </w:rPr>
+              <w:t>입력·출력 계약</w:t>
+            </w:r>
+          </w:p>
+        </w:tc>
+        <w:tc>
+          <w:tcPr>
+            <w:tcW w:type="dxa" w:w="3400"/>
+            <w:vAlign w:val="center"/>
+            <w:tcMar>
+              <w:top w:w="28" w:type="dxa"/>
+              <w:start w:w="90" w:type="dxa"/>
+              <w:bottom w:w="28" w:type="dxa"/>
+              <w:end w:w="90" w:type="dxa"/>
+            </w:tcMar>
+          </w:tcPr>
+          <w:p>
+            <w:pPr>
+              <w:spacing w:before="0" w:after="0" w:line="259" w:lineRule="auto"/>
+              <w:jc w:val="left"/>
+            </w:pPr>
+            <w:r>
+              <w:rPr>
+                <w:rFonts w:ascii="Apple SD Gothic Neo" w:hAnsi="Apple SD Gothic Neo" w:eastAsia="Apple SD Gothic Neo" w:cs="Apple SD Gothic Neo" w:hint="eastAsia"/>
+                <w:b w:val="0"/>
+                <w:color w:val="000000"/>
+                <w:sz w:val="16"/>
+                <w:lang w:val="en-US" w:eastAsia="ko-KR"/>
+              </w:rPr>
+              <w:t>다른 담당자와 주고받을 데이터·이벤트 형식</w:t>
+            </w:r>
+          </w:p>
+        </w:tc>
+        <w:tc>
+          <w:tcPr>
+            <w:tcW w:type="dxa" w:w="1280"/>
+            <w:vAlign w:val="center"/>
+            <w:tcMar>
+              <w:top w:w="28" w:type="dxa"/>
+              <w:start w:w="90" w:type="dxa"/>
+              <w:bottom w:w="28" w:type="dxa"/>
+              <w:end w:w="90" w:type="dxa"/>
+            </w:tcMar>
+          </w:tcPr>
+          <w:p>
+            <w:pPr>
+              <w:spacing w:before="0" w:after="0" w:line="259" w:lineRule="auto"/>
+              <w:jc w:val="left"/>
+            </w:pPr>
+            <w:r>
+              <w:rPr>
+                <w:rFonts w:ascii="Apple SD Gothic Neo" w:hAnsi="Apple SD Gothic Neo" w:eastAsia="Apple SD Gothic Neo" w:cs="Apple SD Gothic Neo" w:hint="eastAsia"/>
+                <w:b/>
+                <w:color w:val="58C9F2"/>
+                <w:sz w:val="16"/>
+                <w:lang w:val="en-US" w:eastAsia="ko-KR"/>
+              </w:rPr>
+              <w:t>D3D11</w:t>
+            </w:r>
+          </w:p>
+        </w:tc>
+        <w:tc>
+          <w:tcPr>
+            <w:tcW w:type="dxa" w:w="3400"/>
+            <w:vAlign w:val="center"/>
+            <w:tcMar>
+              <w:top w:w="28" w:type="dxa"/>
+              <w:start w:w="90" w:type="dxa"/>
+              <w:bottom w:w="28" w:type="dxa"/>
+              <w:end w:w="90" w:type="dxa"/>
+            </w:tcMar>
+          </w:tcPr>
+          <w:p>
+            <w:pPr>
+              <w:spacing w:before="0" w:after="0" w:line="259" w:lineRule="auto"/>
+              <w:jc w:val="left"/>
+            </w:pPr>
+            <w:r>
+              <w:rPr>
+                <w:rFonts w:ascii="Apple SD Gothic Neo" w:hAnsi="Apple SD Gothic Neo" w:eastAsia="Apple SD Gothic Neo" w:cs="Apple SD Gothic Neo" w:hint="eastAsia"/>
+                <w:b w:val="0"/>
+                <w:color w:val="000000"/>
+                <w:sz w:val="16"/>
+                <w:lang w:val="en-US" w:eastAsia="ko-KR"/>
+              </w:rPr>
+              <w:t>Windows 빌드 확인에 사용할 기본 그래픽 모드</w:t>
+            </w:r>
+          </w:p>
+        </w:tc>
+      </w:tr>
+      <w:tr>
+        <w:trPr>
+          <w:cantSplit/>
+        </w:trPr>
+        <w:tc>
+          <w:tcPr>
+            <w:tcW w:type="dxa" w:w="1280"/>
+            <w:vAlign w:val="center"/>
+            <w:tcMar>
+              <w:top w:w="28" w:type="dxa"/>
+              <w:start w:w="90" w:type="dxa"/>
+              <w:bottom w:w="28" w:type="dxa"/>
+              <w:end w:w="90" w:type="dxa"/>
+            </w:tcMar>
+          </w:tcPr>
+          <w:p>
+            <w:pPr>
+              <w:spacing w:before="0" w:after="0" w:line="259" w:lineRule="auto"/>
+              <w:jc w:val="left"/>
+            </w:pPr>
+            <w:r>
+              <w:rPr>
+                <w:rFonts w:ascii="Apple SD Gothic Neo" w:hAnsi="Apple SD Gothic Neo" w:eastAsia="Apple SD Gothic Neo" w:cs="Apple SD Gothic Neo" w:hint="eastAsia"/>
+                <w:b/>
+                <w:color w:val="58C9F2"/>
+                <w:sz w:val="16"/>
+                <w:lang w:val="en-US" w:eastAsia="ko-KR"/>
+              </w:rPr>
+              <w:t>.meta</w:t>
+            </w:r>
+          </w:p>
+        </w:tc>
+        <w:tc>
+          <w:tcPr>
+            <w:tcW w:type="dxa" w:w="3400"/>
+            <w:vAlign w:val="center"/>
+            <w:tcMar>
+              <w:top w:w="28" w:type="dxa"/>
+              <w:start w:w="90" w:type="dxa"/>
+              <w:bottom w:w="28" w:type="dxa"/>
+              <w:end w:w="90" w:type="dxa"/>
+            </w:tcMar>
+          </w:tcPr>
+          <w:p>
+            <w:pPr>
+              <w:spacing w:before="0" w:after="0" w:line="259" w:lineRule="auto"/>
+              <w:jc w:val="left"/>
+            </w:pPr>
+            <w:r>
+              <w:rPr>
+                <w:rFonts w:ascii="Apple SD Gothic Neo" w:hAnsi="Apple SD Gothic Neo" w:eastAsia="Apple SD Gothic Neo" w:cs="Apple SD Gothic Neo" w:hint="eastAsia"/>
+                <w:b w:val="0"/>
+                <w:color w:val="000000"/>
+                <w:sz w:val="16"/>
+                <w:lang w:val="en-US" w:eastAsia="ko-KR"/>
+              </w:rPr>
+              <w:t>Unity 에셋의 ID와 연결 정보를 저장하는 짝 파일</w:t>
+            </w:r>
+          </w:p>
+        </w:tc>
+        <w:tc>
+          <w:tcPr>
+            <w:tcW w:type="dxa" w:w="1280"/>
+            <w:vAlign w:val="center"/>
+            <w:tcMar>
+              <w:top w:w="28" w:type="dxa"/>
+              <w:start w:w="90" w:type="dxa"/>
+              <w:bottom w:w="28" w:type="dxa"/>
+              <w:end w:w="90" w:type="dxa"/>
+            </w:tcMar>
+          </w:tcPr>
+          <w:p>
+            <w:pPr>
+              <w:spacing w:before="0" w:after="0" w:line="259" w:lineRule="auto"/>
+              <w:jc w:val="left"/>
+            </w:pPr>
+            <w:r>
+              <w:rPr>
+                <w:rFonts w:ascii="Apple SD Gothic Neo" w:hAnsi="Apple SD Gothic Neo" w:eastAsia="Apple SD Gothic Neo" w:cs="Apple SD Gothic Neo" w:hint="eastAsia"/>
+                <w:b/>
+                <w:color w:val="58C9F2"/>
+                <w:sz w:val="16"/>
+                <w:lang w:val="en-US" w:eastAsia="ko-KR"/>
+              </w:rPr>
+            </w:r>
+          </w:p>
+        </w:tc>
+        <w:tc>
+          <w:tcPr>
+            <w:tcW w:type="dxa" w:w="3400"/>
+            <w:vAlign w:val="center"/>
+            <w:tcMar>
+              <w:top w:w="28" w:type="dxa"/>
+              <w:start w:w="90" w:type="dxa"/>
+              <w:bottom w:w="28" w:type="dxa"/>
+              <w:end w:w="90" w:type="dxa"/>
+            </w:tcMar>
+          </w:tcPr>
+          <w:p>
+            <w:pPr>
+              <w:spacing w:before="0" w:after="0" w:line="259" w:lineRule="auto"/>
+              <w:jc w:val="left"/>
+            </w:pPr>
+            <w:r>
+              <w:rPr>
+                <w:rFonts w:ascii="Apple SD Gothic Neo" w:hAnsi="Apple SD Gothic Neo" w:eastAsia="Apple SD Gothic Neo" w:cs="Apple SD Gothic Neo" w:hint="eastAsia"/>
+                <w:b w:val="0"/>
+                <w:color w:val="000000"/>
+                <w:sz w:val="16"/>
+                <w:lang w:val="en-US" w:eastAsia="ko-KR"/>
+              </w:rPr>
+            </w:r>
+          </w:p>
+        </w:tc>
+      </w:tr>
+    </w:tbl>
     <w:p>
       <w:pPr>
         <w:pStyle w:val="Heading1"/>
@@ -1087,7 +2816,7 @@
                 <w:sz w:val="21"/>
                 <w:lang w:val="en-US" w:eastAsia="ko-KR"/>
               </w:rPr>
-              <w:t>핵심 의존성</w:t>
+              <w:t>핵심 작업 순서</w:t>
               <w:br/>
             </w:r>
             <w:r>
@@ -1129,7 +2858,7 @@
           <w:sz w:val="22"/>
           <w:lang w:val="en-US" w:eastAsia="ko-KR"/>
         </w:rPr>
-        <w:t>LEAD만 자금·목적지·정비·저장 상태와 Main Scene·공용 계약을 최종 변경합니다.</w:t>
+        <w:t>LEAD만 자금·목적지·정비·저장 상태와 최종 게임 Scene·공용 계약을 최종 변경합니다.</w:t>
       </w:r>
     </w:p>
     <w:p>
@@ -1174,7 +2903,7 @@
           <w:sz w:val="22"/>
           <w:lang w:val="en-US" w:eastAsia="ko-KR"/>
         </w:rPr>
-        <w:t>GAMEPLAY와 UIQA는 각자의 Sandbox Scene·Prefab을 사용하고 Main Scene 연결은 LEAD가 합니다.</w:t>
+        <w:t>GAMEPLAY와 UIQA는 각자의 시험용 Scene·Prefab을 사용하고 최종 게임 Scene 연결은 LEAD가 합니다.</w:t>
       </w:r>
     </w:p>
     <w:p>
@@ -1349,7 +3078,7 @@
                 <w:sz w:val="16"/>
                 <w:lang w:val="en-US" w:eastAsia="ko-KR"/>
               </w:rPr>
-              <w:t>T1 파괴 → 이벤트 → 자금 +10 → HUD</w:t>
+              <w:t>T1 파괴 → 이벤트 → 자금 +10 → 플레이 중 자금 표시</w:t>
             </w:r>
           </w:p>
         </w:tc>
@@ -1644,7 +3373,7 @@
                 <w:sz w:val="16"/>
                 <w:lang w:val="en-US" w:eastAsia="ko-KR"/>
               </w:rPr>
-              <w:t>수요일은 blocker 수정만</w:t>
+              <w:t>수요일은 진행 차단 오류 수정만</w:t>
             </w:r>
           </w:p>
         </w:tc>
@@ -1800,7 +3529,7 @@
                 <w:sz w:val="23"/>
                 <w:lang w:val="en-US" w:eastAsia="ko-KR"/>
               </w:rPr>
-              <w:t>당일 게이트: T1 클릭 파괴 → IceDestroyedEvent → 정비 자금 +10 → HUD 표시가 Main Scene에서 동작합니다.</w:t>
+              <w:t>당일 게이트: T1 클릭 파괴 → IceDestroyedEvent → 정비 자금 +10 → 플레이 중 자금 표시가 최종 게임 Scene에서 동작합니다.</w:t>
             </w:r>
           </w:p>
         </w:tc>
@@ -1940,7 +3669,7 @@
                 <w:sz w:val="16"/>
                 <w:lang w:val="en-US" w:eastAsia="ko-KR"/>
               </w:rPr>
-              <w:t>선행 · 예상</w:t>
+              <w:t>먼저 끝날 일 · 예상</w:t>
             </w:r>
           </w:p>
         </w:tc>
@@ -2420,7 +4149,7 @@
                 <w:sz w:val="14"/>
                 <w:lang w:val="en-US" w:eastAsia="ko-KR"/>
               </w:rPr>
-              <w:t>창 플러그인 고정 revision과 fallback Spike</w:t>
+              <w:t>창 플러그인 버전 고정과 실패 시 일반 창으로 여는 동작 확인</w:t>
             </w:r>
           </w:p>
         </w:tc>
@@ -2870,7 +4599,7 @@
                 <w:sz w:val="14"/>
                 <w:lang w:val="en-US" w:eastAsia="ko-KR"/>
               </w:rPr>
-              <w:t>UI Sandbox·가짜 상태·공통 Canvas</w:t>
+              <w:t>UI 시험용 Scene·가짜 상태·공통 UI 배치 영역</w:t>
             </w:r>
           </w:p>
         </w:tc>
@@ -2898,7 +4627,7 @@
                 <w:sz w:val="14"/>
                 <w:lang w:val="en-US" w:eastAsia="ko-KR"/>
               </w:rPr>
-              <w:t>게임 로직 없이 HUD·보상 표시를 독립 실행</w:t>
+              <w:t>게임 로직 없이 자금·시간·보상 표시를 독립 실행</w:t>
             </w:r>
           </w:p>
         </w:tc>
@@ -3020,7 +4749,7 @@
                 <w:sz w:val="14"/>
                 <w:lang w:val="en-US" w:eastAsia="ko-KR"/>
               </w:rPr>
-              <w:t>800×72 런처와 쇄빙 HUD View</w:t>
+              <w:t>800×72 런처와 쇄빙 중 자금/시간 표시 Prefab</w:t>
             </w:r>
           </w:p>
         </w:tc>
@@ -3170,7 +4899,7 @@
                 <w:sz w:val="14"/>
                 <w:lang w:val="en-US" w:eastAsia="ko-KR"/>
               </w:rPr>
-              <w:t>T1 파괴→진행→HUD 첫 수직 통합</w:t>
+              <w:t>T1 파괴→진행→자금 표시 첫 통합</w:t>
             </w:r>
           </w:p>
         </w:tc>
@@ -3198,7 +4927,7 @@
                 <w:sz w:val="14"/>
                 <w:lang w:val="en-US" w:eastAsia="ko-KR"/>
               </w:rPr>
-              <w:t>Main Scene에서 파괴·보상·목적지·숫자 표시가 각 1회</w:t>
+              <w:t>최종 게임 Scene에서 파괴·보상·목적지·숫자 표시가 각 1회</w:t>
             </w:r>
           </w:p>
         </w:tc>
@@ -3405,7 +5134,7 @@
                 <w:sz w:val="16"/>
                 <w:lang w:val="en-US" w:eastAsia="ko-KR"/>
               </w:rPr>
-              <w:t>선행 · 예상</w:t>
+              <w:t>먼저 끝날 일 · 예상</w:t>
             </w:r>
           </w:p>
         </w:tc>
@@ -4335,7 +6064,7 @@
                 <w:sz w:val="14"/>
                 <w:lang w:val="en-US" w:eastAsia="ko-KR"/>
               </w:rPr>
-              <w:t>중복 파괴와 timer 0 전투 경계</w:t>
+              <w:t>중복 파괴와 남은 시간 0초 이후 전투 경계</w:t>
             </w:r>
           </w:p>
         </w:tc>
@@ -4485,7 +6214,7 @@
                 <w:sz w:val="14"/>
                 <w:lang w:val="en-US" w:eastAsia="ko-KR"/>
               </w:rPr>
-              <w:t>카운트다운·전투 HUD·설정 상태 View</w:t>
+              <w:t>카운트다운·전투 자금/시간·설정 상태 화면</w:t>
             </w:r>
           </w:p>
         </w:tc>
@@ -4935,7 +6664,7 @@
                 <w:sz w:val="14"/>
                 <w:lang w:val="en-US" w:eastAsia="ko-KR"/>
               </w:rPr>
-              <w:t>전체 반복 Smoke Test와 수치 대조</w:t>
+              <w:t>전체 반복 핵심 흐름 빠른 확인과 수치 대조</w:t>
             </w:r>
           </w:p>
         </w:tc>
@@ -5170,7 +6899,7 @@
                 <w:sz w:val="16"/>
                 <w:lang w:val="en-US" w:eastAsia="ko-KR"/>
               </w:rPr>
-              <w:t>선행 · 예상</w:t>
+              <w:t>먼저 끝날 일 · 예상</w:t>
             </w:r>
           </w:p>
         </w:tc>
@@ -5350,7 +7079,7 @@
                 <w:sz w:val="14"/>
                 <w:lang w:val="en-US" w:eastAsia="ko-KR"/>
               </w:rPr>
-              <w:t>정비 13개·구매·저장·전투 snapshot</w:t>
+              <w:t>정비 13개·구매·저장·전투 시작 시 설정값 복사</w:t>
             </w:r>
           </w:p>
         </w:tc>
@@ -5378,7 +7107,7 @@
                 <w:sz w:val="14"/>
                 <w:lang w:val="en-US" w:eastAsia="ko-KR"/>
               </w:rPr>
-              <w:t>비용·단계·선행 일치, 음수 자금 없음, 재실행 유지</w:t>
+              <w:t>비용·단계·앞 단계 조건 일치, 음수 자금 없음, 재실행 유지</w:t>
             </w:r>
           </w:p>
         </w:tc>
@@ -5650,7 +7379,7 @@
                 <w:sz w:val="14"/>
                 <w:lang w:val="en-US" w:eastAsia="ko-KR"/>
               </w:rPr>
-              <w:t>800×72/960×540·taskbar 위·fallback</w:t>
+              <w:t>800×72/960×540·taskbar 위·실패 시 일반 창 사용</w:t>
             </w:r>
           </w:p>
         </w:tc>
@@ -5678,7 +7407,7 @@
                 <w:sz w:val="14"/>
                 <w:lang w:val="en-US" w:eastAsia="ko-KR"/>
               </w:rPr>
-              <w:t>Windows 100/125%에서 위치·포커스·fallback 확인</w:t>
+              <w:t>Windows 100/125%에서 위치·포커스·실패 시 일반 창 확인</w:t>
             </w:r>
           </w:p>
         </w:tc>
@@ -5950,7 +7679,7 @@
                 <w:sz w:val="14"/>
                 <w:lang w:val="en-US" w:eastAsia="ko-KR"/>
               </w:rPr>
-              <w:t>D03·H01~H03 연쇄와 BFS</w:t>
+              <w:t>D03·H01~H03 연쇄와 가까운 얼음부터 단계별 탐색</w:t>
             </w:r>
           </w:p>
         </w:tc>
@@ -5978,7 +7707,7 @@
                 <w:sz w:val="14"/>
                 <w:lang w:val="en-US" w:eastAsia="ko-KR"/>
               </w:rPr>
-              <w:t>depth≤3, H03 1회, 배율·중복 보상 규칙 일치</w:t>
+              <w:t>최대 3단계, H03 1회, 배율·중복 보상 규칙 일치</w:t>
             </w:r>
           </w:p>
         </w:tc>
@@ -6100,7 +7829,7 @@
                 <w:sz w:val="14"/>
                 <w:lang w:val="en-US" w:eastAsia="ko-KR"/>
               </w:rPr>
-              <w:t>20개 얼음·연쇄 성능·풀 누수 회귀</w:t>
+              <w:t>20개 얼음·연쇄 성능·풀 누수와 기존 기능 재확인</w:t>
             </w:r>
           </w:p>
         </w:tc>
@@ -6128,7 +7857,7 @@
                 <w:sz w:val="14"/>
                 <w:lang w:val="en-US" w:eastAsia="ko-KR"/>
               </w:rPr>
-              <w:t>진행 불가 프레임 저하 없음, 전투 회귀 12종 통과</w:t>
+              <w:t>진행 불가 프레임 저하 없음, 전투 기능 12종 재확인 통과</w:t>
             </w:r>
           </w:p>
         </w:tc>
@@ -6550,7 +8279,7 @@
                 <w:sz w:val="14"/>
                 <w:lang w:val="en-US" w:eastAsia="ko-KR"/>
               </w:rPr>
-              <w:t>전체 P0와 Main Scene 최종 연결</w:t>
+              <w:t>전체 필수 범위(P0)와 최종 게임 Scene 연결</w:t>
             </w:r>
           </w:p>
         </w:tc>
@@ -6578,7 +8307,7 @@
                 <w:sz w:val="14"/>
                 <w:lang w:val="en-US" w:eastAsia="ko-KR"/>
               </w:rPr>
-              <w:t>컴파일·참조 정상, 시연 데이터 북쪽 기지 완주</w:t>
+              <w:t>컴파일·Inspector 참조 정상, 시연 데이터 북쪽 기지 완주</w:t>
             </w:r>
           </w:p>
         </w:tc>
@@ -6935,7 +8664,7 @@
                 <w:sz w:val="16"/>
                 <w:lang w:val="en-US" w:eastAsia="ko-KR"/>
               </w:rPr>
-              <w:t>선행 · 예상</w:t>
+              <w:t>먼저 끝날 일 · 예상</w:t>
             </w:r>
           </w:p>
         </w:tc>
@@ -7143,7 +8872,7 @@
                 <w:sz w:val="14"/>
                 <w:lang w:val="en-US" w:eastAsia="ko-KR"/>
               </w:rPr>
-              <w:t>두 프로필 분리, 새 PC D3D11·fallback·한국어 확인</w:t>
+              <w:t>두 프로필 분리, 새 PC 기본 그래픽 모드(D3D11)·일반 창·한국어 확인</w:t>
             </w:r>
           </w:p>
         </w:tc>
@@ -7265,7 +8994,7 @@
                 <w:sz w:val="14"/>
                 <w:lang w:val="en-US" w:eastAsia="ko-KR"/>
               </w:rPr>
-              <w:t>전투 진행 차단·중복 보상·timer 0 수정</w:t>
+              <w:t>전투 진행 차단·중복 보상·남은 시간 0초 이후 오류 수정</w:t>
             </w:r>
           </w:p>
         </w:tc>
@@ -7293,7 +9022,7 @@
                 <w:sz w:val="14"/>
                 <w:lang w:val="en-US" w:eastAsia="ko-KR"/>
               </w:rPr>
-              <w:t>등록된 gameplay blocker 재현 실패·회귀 통과</w:t>
+              <w:t>등록된 게임플레이 진행 차단 오류 재현 실패·관련 기능 재확인 통과</w:t>
             </w:r>
           </w:p>
         </w:tc>
@@ -7415,7 +9144,7 @@
                 <w:sz w:val="14"/>
                 <w:lang w:val="en-US" w:eastAsia="ko-KR"/>
               </w:rPr>
-              <w:t>새 저장·재실행·창·정산 릴리스 회귀</w:t>
+              <w:t>새 저장·재실행·창·정산과 이전 기능 다시 확인</w:t>
             </w:r>
           </w:p>
         </w:tc>
@@ -7565,7 +9294,7 @@
                 <w:sz w:val="14"/>
                 <w:lang w:val="en-US" w:eastAsia="ko-KR"/>
               </w:rPr>
-              <w:t>진행·저장·창·Main Scene 차단 수정</w:t>
+              <w:t>진행·저장·창·최종 게임 Scene 차단 수정</w:t>
             </w:r>
           </w:p>
         </w:tc>
@@ -7593,7 +9322,7 @@
                 <w:sz w:val="14"/>
                 <w:lang w:val="en-US" w:eastAsia="ko-KR"/>
               </w:rPr>
-              <w:t>진행 불가·데이터 손상·참조·창 이탈 오류 없음</w:t>
+              <w:t>진행 불가·데이터 손상·Inspector 참조·창 이탈 오류 없음</w:t>
             </w:r>
           </w:p>
         </w:tc>
@@ -7743,7 +9472,7 @@
                 <w:sz w:val="14"/>
                 <w:lang w:val="en-US" w:eastAsia="ko-KR"/>
               </w:rPr>
-              <w:t>다른 PC Smoke Test 빌드와 커밋·프로필 대응</w:t>
+              <w:t>다른 PC 핵심 흐름 확인 빌드와 커밋·프로필 대응</w:t>
             </w:r>
           </w:p>
         </w:tc>
@@ -7810,7 +9539,7 @@
                 <w:sz w:val="23"/>
                 <w:lang w:val="en-US" w:eastAsia="ko-KR"/>
               </w:rPr>
-              <w:t>Task ID · 목표 · 기준 브랜치 · 선행 Task/커밋 · 필독 문서 · 수정 허용/금지 경로 · 입력/출력 계약 · 완료 조건 · Unity 검증 절차 · 비범위</w:t>
+              <w:t>Task ID · 목표 · 기준 브랜치 · 먼저 끝나야 할 Task/커밋 · 필독 문서 · 수정 허용/금지 경로 · 주고받을 데이터/이벤트 형식 · 완료 조건 · Unity 검증 절차 · 이번 Task에서 하지 않을 일</w:t>
             </w:r>
           </w:p>
         </w:tc>
@@ -7909,7 +9638,7 @@
           <w:sz w:val="22"/>
           <w:lang w:val="en-US" w:eastAsia="ko-KR"/>
         </w:rPr>
-        <w:t>□ 선행 Task가 dev에 병합됨</w:t>
+        <w:t>□ 먼저 끝나야 할 Task가 dev에 병합됨</w:t>
       </w:r>
     </w:p>
     <w:p>
@@ -7939,7 +9668,7 @@
           <w:sz w:val="22"/>
           <w:lang w:val="en-US" w:eastAsia="ko-KR"/>
         </w:rPr>
-        <w:t>□ 허용·금지 경로와 입력·출력 계약 지정</w:t>
+        <w:t>□ 허용·금지 경로와 주고받을 데이터·이벤트 형식 지정</w:t>
       </w:r>
     </w:p>
     <w:p>
@@ -7992,7 +9721,7 @@
           <w:sz w:val="22"/>
           <w:lang w:val="en-US" w:eastAsia="ko-KR"/>
         </w:rPr>
-        <w:t>□ .meta 누락·Missing Reference·컴파일 오류 없음</w:t>
+        <w:t>□ .meta 누락·Unity Inspector의 끊어진 참조·컴파일 오류 없음</w:t>
       </w:r>
     </w:p>
     <w:p>
